--- a/Doc-emilly-pedro/Atividade_BD_Pedro_Emilly.docx
+++ b/Doc-emilly-pedro/Atividade_BD_Pedro_Emilly.docx
@@ -1,6 +1,6 @@
 
 <file path=word/document.xml><?xml version="1.0" encoding="utf-8"?>
-<w:document xmlns:wpc="http://schemas.microsoft.com/office/word/2010/wordprocessingCanvas" xmlns:cx="http://schemas.microsoft.com/office/drawing/2014/chartex" xmlns:cx1="http://schemas.microsoft.com/office/drawing/2015/9/8/chartex" xmlns:cx2="http://schemas.microsoft.com/office/drawing/2015/10/21/chartex" xmlns:cx3="http://schemas.microsoft.com/office/drawing/2016/5/9/chartex" xmlns:cx4="http://schemas.microsoft.com/office/drawing/2016/5/10/chartex" xmlns:cx5="http://schemas.microsoft.com/office/drawing/2016/5/11/chartex" xmlns:cx6="http://schemas.microsoft.com/office/drawing/2016/5/12/chartex" xmlns:cx7="http://schemas.microsoft.com/office/drawing/2016/5/13/chartex" xmlns:cx8="http://schemas.microsoft.com/office/drawing/2016/5/14/chartex" xmlns:mc="http://schemas.openxmlformats.org/markup-compatibility/2006" xmlns:aink="http://schemas.microsoft.com/office/drawing/2016/ink" xmlns:am3d="http://schemas.microsoft.com/office/drawing/2017/model3d" xmlns:o="urn:schemas-microsoft-com:office:office" xmlns:oel="http://schemas.microsoft.com/office/2019/extlst" xmlns:r="http://schemas.openxmlformats.org/officeDocument/2006/relationships" xmlns:m="http://schemas.openxmlformats.org/officeDocument/2006/math" xmlns:v="urn:schemas-microsoft-com:vml" xmlns:wp14="http://schemas.microsoft.com/office/word/2010/wordprocessingDrawing" xmlns:wp="http://schemas.openxmlformats.org/drawingml/2006/wordprocessingDrawing" xmlns:w10="urn:schemas-microsoft-com:office:word" xmlns:w="http://schemas.openxmlformats.org/wordprocessingml/2006/main" xmlns:w14="http://schemas.microsoft.com/office/word/2010/wordml" xmlns:w15="http://schemas.microsoft.com/office/word/2012/wordml" xmlns:w16cex="http://schemas.microsoft.com/office/word/2018/wordml/cex" xmlns:w16cid="http://schemas.microsoft.com/office/word/2016/wordml/cid" xmlns:w16="http://schemas.microsoft.com/office/word/2018/wordml" xmlns:w16du="http://schemas.microsoft.com/office/word/2023/wordml/word16du" xmlns:w16sdtdh="http://schemas.microsoft.com/office/word/2020/wordml/sdtdatahash" xmlns:w16sdtfl="http://schemas.microsoft.com/office/word/2024/wordml/sdtformatlock" xmlns:w16se="http://schemas.microsoft.com/office/word/2015/wordml/symex" xmlns:wpg="http://schemas.microsoft.com/office/word/2010/wordprocessingGroup" xmlns:wpi="http://schemas.microsoft.com/office/word/2010/wordprocessingInk" xmlns:wne="http://schemas.microsoft.com/office/word/2006/wordml" xmlns:wps="http://schemas.microsoft.com/office/word/2010/wordprocessingShape" xmlns:a="http://schemas.openxmlformats.org/drawingml/2006/main" xmlns:pic="http://schemas.openxmlformats.org/drawingml/2006/picture" xmlns:a14="http://schemas.microsoft.com/office/drawing/2010/main" mc:Ignorable="w14 w15 w16se w16cid w16 w16cex w16sdtdh w16sdtfl w16du wp14">
+<w:document xmlns:wpc="http://schemas.microsoft.com/office/word/2010/wordprocessingCanvas" xmlns:cx="http://schemas.microsoft.com/office/drawing/2014/chartex" xmlns:cx1="http://schemas.microsoft.com/office/drawing/2015/9/8/chartex" xmlns:cx2="http://schemas.microsoft.com/office/drawing/2015/10/21/chartex" xmlns:cx3="http://schemas.microsoft.com/office/drawing/2016/5/9/chartex" xmlns:cx4="http://schemas.microsoft.com/office/drawing/2016/5/10/chartex" xmlns:cx5="http://schemas.microsoft.com/office/drawing/2016/5/11/chartex" xmlns:cx6="http://schemas.microsoft.com/office/drawing/2016/5/12/chartex" xmlns:cx7="http://schemas.microsoft.com/office/drawing/2016/5/13/chartex" xmlns:cx8="http://schemas.microsoft.com/office/drawing/2016/5/14/chartex" xmlns:mc="http://schemas.openxmlformats.org/markup-compatibility/2006" xmlns:aink="http://schemas.microsoft.com/office/drawing/2016/ink" xmlns:am3d="http://schemas.microsoft.com/office/drawing/2017/model3d" xmlns:o="urn:schemas-microsoft-com:office:office" xmlns:oel="http://schemas.microsoft.com/office/2019/extlst" xmlns:r="http://schemas.openxmlformats.org/officeDocument/2006/relationships" xmlns:m="http://schemas.openxmlformats.org/officeDocument/2006/math" xmlns:v="urn:schemas-microsoft-com:vml" xmlns:wp14="http://schemas.microsoft.com/office/word/2010/wordprocessingDrawing" xmlns:wp="http://schemas.openxmlformats.org/drawingml/2006/wordprocessingDrawing" xmlns:w10="urn:schemas-microsoft-com:office:word" xmlns:w="http://schemas.openxmlformats.org/wordprocessingml/2006/main" xmlns:w14="http://schemas.microsoft.com/office/word/2010/wordml" xmlns:w15="http://schemas.microsoft.com/office/word/2012/wordml" xmlns:w16cex="http://schemas.microsoft.com/office/word/2018/wordml/cex" xmlns:w16cid="http://schemas.microsoft.com/office/word/2016/wordml/cid" xmlns:w16="http://schemas.microsoft.com/office/word/2018/wordml" xmlns:w16sdtdh="http://schemas.microsoft.com/office/word/2020/wordml/sdtdatahash" xmlns:w16se="http://schemas.microsoft.com/office/word/2015/wordml/symex" xmlns:wpg="http://schemas.microsoft.com/office/word/2010/wordprocessingGroup" xmlns:wpi="http://schemas.microsoft.com/office/word/2010/wordprocessingInk" xmlns:wne="http://schemas.microsoft.com/office/word/2006/wordml" xmlns:wps="http://schemas.microsoft.com/office/word/2010/wordprocessingShape" mc:Ignorable="w14 w15 w16se w16cid w16 w16cex w16sdtdh wp14">
   <w:body>
     <w:p>
       <w:pPr>
@@ -194,7 +194,7 @@
       <w:pPr>
         <w:jc w:val="center"/>
         <w:rPr>
-          <w:rFonts w:ascii="Century Gothic" w:hAnsi="Century Gothic" w:eastAsia="Century Gothic" w:cs="Century Gothic"/>
+          <w:rFonts w:ascii="Century Gothic" w:eastAsia="Century Gothic" w:hAnsi="Century Gothic" w:cs="Century Gothic"/>
           <w:b/>
           <w:bCs/>
           <w:color w:val="3C60A7"/>
@@ -205,7 +205,7 @@
       <w:proofErr w:type="spellStart"/>
       <w:r>
         <w:rPr>
-          <w:rFonts w:ascii="Century Gothic" w:hAnsi="Century Gothic" w:eastAsia="Century Gothic" w:cs="Century Gothic"/>
+          <w:rFonts w:ascii="Century Gothic" w:eastAsia="Century Gothic" w:hAnsi="Century Gothic" w:cs="Century Gothic"/>
           <w:b/>
           <w:bCs/>
           <w:color w:val="3C60A7"/>
@@ -217,7 +217,7 @@
       <w:proofErr w:type="spellEnd"/>
       <w:r>
         <w:rPr>
-          <w:rFonts w:ascii="Century Gothic" w:hAnsi="Century Gothic" w:eastAsia="Century Gothic" w:cs="Century Gothic"/>
+          <w:rFonts w:ascii="Century Gothic" w:eastAsia="Century Gothic" w:hAnsi="Century Gothic" w:cs="Century Gothic"/>
           <w:b/>
           <w:bCs/>
           <w:color w:val="3C60A7"/>
@@ -228,7 +228,7 @@
       </w:r>
       <w:r>
         <w:rPr>
-          <w:rFonts w:ascii="Century Gothic" w:hAnsi="Century Gothic" w:eastAsia="Century Gothic" w:cs="Century Gothic"/>
+          <w:rFonts w:ascii="Century Gothic" w:eastAsia="Century Gothic" w:hAnsi="Century Gothic" w:cs="Century Gothic"/>
           <w:b/>
           <w:bCs/>
           <w:color w:val="3C60A7"/>
@@ -240,7 +240,7 @@
       <w:proofErr w:type="spellStart"/>
       <w:r>
         <w:rPr>
-          <w:rFonts w:ascii="Century Gothic" w:hAnsi="Century Gothic" w:eastAsia="Century Gothic" w:cs="Century Gothic"/>
+          <w:rFonts w:ascii="Century Gothic" w:eastAsia="Century Gothic" w:hAnsi="Century Gothic" w:cs="Century Gothic"/>
           <w:b/>
           <w:bCs/>
           <w:color w:val="3C60A7"/>
@@ -257,7 +257,7 @@
     <w:p>
       <w:pPr>
         <w:rPr>
-          <w:rFonts w:ascii="Century Gothic" w:hAnsi="Century Gothic" w:eastAsia="Century Gothic" w:cs="Century Gothic"/>
+          <w:rFonts w:ascii="Century Gothic" w:eastAsia="Century Gothic" w:hAnsi="Century Gothic" w:cs="Century Gothic"/>
           <w:b/>
           <w:bCs/>
           <w:color w:val="3C60A7"/>
@@ -270,7 +270,7 @@
       <w:pPr>
         <w:jc w:val="center"/>
         <w:rPr>
-          <w:rFonts w:ascii="Century Gothic" w:hAnsi="Century Gothic" w:eastAsia="Century Gothic" w:cs="Century Gothic"/>
+          <w:rFonts w:ascii="Century Gothic" w:eastAsia="Century Gothic" w:hAnsi="Century Gothic" w:cs="Century Gothic"/>
           <w:b/>
           <w:bCs/>
           <w:color w:val="3C60A7"/>
@@ -280,7 +280,7 @@
       </w:pPr>
       <w:r>
         <w:rPr>
-          <w:rFonts w:ascii="Century Gothic" w:hAnsi="Century Gothic" w:eastAsia="Century Gothic" w:cs="Century Gothic"/>
+          <w:rFonts w:ascii="Century Gothic" w:eastAsia="Century Gothic" w:hAnsi="Century Gothic" w:cs="Century Gothic"/>
           <w:b/>
           <w:bCs/>
           <w:color w:val="3C60A7"/>
@@ -291,7 +291,7 @@
       </w:r>
       <w:r>
         <w:rPr>
-          <w:rFonts w:ascii="Century Gothic" w:hAnsi="Century Gothic" w:eastAsia="Century Gothic" w:cs="Century Gothic"/>
+          <w:rFonts w:ascii="Century Gothic" w:eastAsia="Century Gothic" w:hAnsi="Century Gothic" w:cs="Century Gothic"/>
           <w:b/>
           <w:bCs/>
           <w:color w:val="3C60A7"/>
@@ -302,7 +302,7 @@
       </w:r>
       <w:r>
         <w:rPr>
-          <w:rFonts w:ascii="Century Gothic" w:hAnsi="Century Gothic" w:eastAsia="Century Gothic" w:cs="Century Gothic"/>
+          <w:rFonts w:ascii="Century Gothic" w:eastAsia="Century Gothic" w:hAnsi="Century Gothic" w:cs="Century Gothic"/>
           <w:b/>
           <w:bCs/>
           <w:color w:val="3C60A7"/>
@@ -314,7 +314,7 @@
       <w:proofErr w:type="spellStart"/>
       <w:r>
         <w:rPr>
-          <w:rFonts w:ascii="Century Gothic" w:hAnsi="Century Gothic" w:eastAsia="Century Gothic" w:cs="Century Gothic"/>
+          <w:rFonts w:ascii="Century Gothic" w:eastAsia="Century Gothic" w:hAnsi="Century Gothic" w:cs="Century Gothic"/>
           <w:b/>
           <w:bCs/>
           <w:color w:val="3C60A7"/>
@@ -326,7 +326,7 @@
       <w:proofErr w:type="spellEnd"/>
       <w:r>
         <w:rPr>
-          <w:rFonts w:ascii="Century Gothic" w:hAnsi="Century Gothic" w:eastAsia="Century Gothic" w:cs="Century Gothic"/>
+          <w:rFonts w:ascii="Century Gothic" w:eastAsia="Century Gothic" w:hAnsi="Century Gothic" w:cs="Century Gothic"/>
           <w:b/>
           <w:bCs/>
           <w:color w:val="3C60A7"/>
@@ -337,7 +337,7 @@
       </w:r>
       <w:r>
         <w:rPr>
-          <w:rFonts w:ascii="Century Gothic" w:hAnsi="Century Gothic" w:eastAsia="Century Gothic" w:cs="Century Gothic"/>
+          <w:rFonts w:ascii="Century Gothic" w:eastAsia="Century Gothic" w:hAnsi="Century Gothic" w:cs="Century Gothic"/>
           <w:b/>
           <w:bCs/>
           <w:color w:val="3C60A7"/>
@@ -383,13 +383,12 @@
           <w:docPartUnique/>
         </w:docPartObj>
       </w:sdtPr>
-      <w:sdtEndPr/>
       <w:sdtContent>
         <w:p>
           <w:pPr>
             <w:pStyle w:val="Sumrio1"/>
             <w:tabs>
-              <w:tab w:val="left" w:leader="none" w:pos="435"/>
+              <w:tab w:val="left" w:pos="435"/>
               <w:tab w:val="right" w:leader="dot" w:pos="9045"/>
             </w:tabs>
           </w:pPr>
@@ -397,7 +396,7 @@
             <w:fldChar w:fldCharType="begin"/>
           </w:r>
           <w:r>
-            <w:instrText xml:space="preserve">TOC \o "1-9" \z \u \h</w:instrText>
+            <w:instrText>TOC \o "1-9" \z \u \h</w:instrText>
           </w:r>
           <w:r>
             <w:fldChar w:fldCharType="separate"/>
@@ -425,7 +424,7 @@
               <w:fldChar w:fldCharType="begin"/>
             </w:r>
             <w:r>
-              <w:instrText xml:space="preserve">PAGEREF _Toc2138480276 \h</w:instrText>
+              <w:instrText>PAGEREF _Toc2138480276 \h</w:instrText>
             </w:r>
             <w:r>
               <w:fldChar w:fldCharType="separate"/>
@@ -445,7 +444,7 @@
           <w:pPr>
             <w:pStyle w:val="Sumrio1"/>
             <w:tabs>
-              <w:tab w:val="left" w:leader="none" w:pos="435"/>
+              <w:tab w:val="left" w:pos="435"/>
               <w:tab w:val="right" w:leader="dot" w:pos="9045"/>
             </w:tabs>
           </w:pPr>
@@ -472,7 +471,7 @@
               <w:fldChar w:fldCharType="begin"/>
             </w:r>
             <w:r>
-              <w:instrText xml:space="preserve">PAGEREF _Toc1285073189 \h</w:instrText>
+              <w:instrText>PAGEREF _Toc1285073189 \h</w:instrText>
             </w:r>
             <w:r>
               <w:fldChar w:fldCharType="separate"/>
@@ -492,7 +491,7 @@
           <w:pPr>
             <w:pStyle w:val="Sumrio1"/>
             <w:tabs>
-              <w:tab w:val="left" w:leader="none" w:pos="435"/>
+              <w:tab w:val="left" w:pos="435"/>
               <w:tab w:val="right" w:leader="dot" w:pos="9045"/>
             </w:tabs>
           </w:pPr>
@@ -519,7 +518,7 @@
               <w:fldChar w:fldCharType="begin"/>
             </w:r>
             <w:r>
-              <w:instrText xml:space="preserve">PAGEREF _Toc983456880 \h</w:instrText>
+              <w:instrText>PAGEREF _Toc983456880 \h</w:instrText>
             </w:r>
             <w:r>
               <w:fldChar w:fldCharType="separate"/>
@@ -539,7 +538,7 @@
           <w:pPr>
             <w:pStyle w:val="Sumrio1"/>
             <w:tabs>
-              <w:tab w:val="left" w:leader="none" w:pos="435"/>
+              <w:tab w:val="left" w:pos="435"/>
               <w:tab w:val="right" w:leader="dot" w:pos="9045"/>
             </w:tabs>
           </w:pPr>
@@ -566,7 +565,7 @@
               <w:fldChar w:fldCharType="begin"/>
             </w:r>
             <w:r>
-              <w:instrText xml:space="preserve">PAGEREF _Toc1202226832 \h</w:instrText>
+              <w:instrText>PAGEREF _Toc1202226832 \h</w:instrText>
             </w:r>
             <w:r>
               <w:fldChar w:fldCharType="separate"/>
@@ -586,7 +585,7 @@
           <w:pPr>
             <w:pStyle w:val="Sumrio1"/>
             <w:tabs>
-              <w:tab w:val="left" w:leader="none" w:pos="435"/>
+              <w:tab w:val="left" w:pos="435"/>
               <w:tab w:val="right" w:leader="dot" w:pos="9045"/>
             </w:tabs>
           </w:pPr>
@@ -613,7 +612,7 @@
               <w:fldChar w:fldCharType="begin"/>
             </w:r>
             <w:r>
-              <w:instrText xml:space="preserve">PAGEREF _Toc2029140569 \h</w:instrText>
+              <w:instrText>PAGEREF _Toc2029140569 \h</w:instrText>
             </w:r>
             <w:r>
               <w:fldChar w:fldCharType="separate"/>
@@ -633,7 +632,7 @@
           <w:pPr>
             <w:pStyle w:val="Sumrio1"/>
             <w:tabs>
-              <w:tab w:val="left" w:leader="none" w:pos="435"/>
+              <w:tab w:val="left" w:pos="435"/>
               <w:tab w:val="right" w:leader="dot" w:pos="9045"/>
             </w:tabs>
           </w:pPr>
@@ -660,7 +659,7 @@
               <w:fldChar w:fldCharType="begin"/>
             </w:r>
             <w:r>
-              <w:instrText xml:space="preserve">PAGEREF _Toc1814946939 \h</w:instrText>
+              <w:instrText>PAGEREF _Toc1814946939 \h</w:instrText>
             </w:r>
             <w:r>
               <w:fldChar w:fldCharType="separate"/>
@@ -744,14 +743,12 @@
         </w:numPr>
         <w:spacing w:before="240" w:after="240"/>
         <w:ind w:left="0"/>
-        <w:rPr/>
-      </w:pPr>
-      <w:bookmarkStart w:name="_Toc2138480276" w:id="298470356"/>
-      <w:r>
-        <w:rPr/>
+      </w:pPr>
+      <w:bookmarkStart w:id="0" w:name="_Toc2138480276"/>
+      <w:r>
         <w:t>Bloco 1</w:t>
       </w:r>
-      <w:bookmarkEnd w:id="298470356"/>
+      <w:bookmarkEnd w:id="0"/>
     </w:p>
     <w:p>
       <w:pPr>
@@ -1511,6 +1508,7 @@
         <w:rPr>
           <w:noProof/>
         </w:rPr>
+        <w:lastRenderedPageBreak/>
         <w:drawing>
           <wp:inline distT="0" distB="0" distL="0" distR="0" wp14:anchorId="1268DF3B" wp14:editId="3F5A90C8">
             <wp:extent cx="5748020" cy="4193540"/>
@@ -1782,6 +1780,7 @@
           <w:sz w:val="24"/>
           <w:szCs w:val="24"/>
         </w:rPr>
+        <w:lastRenderedPageBreak/>
         <w:t xml:space="preserve">Execute um SELECT * com LIMIT 10 em cada uma das quatro tabelas (clientes, produtos, pedidos, </w:t>
       </w:r>
       <w:proofErr w:type="spellStart"/>
@@ -1811,64 +1810,29 @@
       </w:pPr>
       <w:r>
         <w:rPr>
-          <w:b w:val="1"/>
-          <w:bCs w:val="1"/>
-          <w:sz w:val="24"/>
-          <w:szCs w:val="24"/>
-        </w:rPr>
-        <w:t>Resultado:</w:t>
-      </w:r>
-      <w:r>
-        <w:rPr>
-          <w:b w:val="1"/>
-          <w:bCs w:val="1"/>
-          <w:sz w:val="24"/>
-          <w:szCs w:val="24"/>
-        </w:rPr>
-        <w:t xml:space="preserve"> </w:t>
-      </w:r>
-      <w:r>
-        <w:rPr/>
+          <w:b/>
+          <w:bCs/>
+          <w:sz w:val="24"/>
+          <w:szCs w:val="24"/>
+        </w:rPr>
+        <w:t xml:space="preserve">Resultado: </w:t>
+      </w:r>
+      <w:r>
         <w:t xml:space="preserve">Exibe todos os atributos presentes na tabela de clientes, produtos, pedidos e </w:t>
       </w:r>
       <w:r>
-        <w:rPr/>
         <w:t>avaliações,</w:t>
       </w:r>
       <w:r>
-        <w:rPr/>
         <w:t xml:space="preserve"> com um </w:t>
       </w:r>
       <w:r>
-        <w:rPr/>
         <w:t>Limit</w:t>
       </w:r>
       <w:r>
-        <w:rPr/>
-        <w:t xml:space="preserve"> </w:t>
-      </w:r>
-      <w:r>
-        <w:rPr/>
-        <w:t xml:space="preserve">10 que é utilizado para criar uma paginação no </w:t>
-      </w:r>
-      <w:r>
-        <w:rPr/>
-        <w:t>s</w:t>
-      </w:r>
-      <w:r>
-        <w:rPr/>
-        <w:t>elect</w:t>
-      </w:r>
-      <w:r>
-        <w:rPr/>
-        <w:t xml:space="preserve"> </w:t>
-      </w:r>
-      <w:r>
-        <w:rPr/>
-        <w:t>e exibir apenas os 10 primeiros valores</w:t>
-      </w:r>
-      <w:r>
-        <w:rPr/>
+        <w:t xml:space="preserve"> 10 que é utilizado para criar uma paginação no select e exibir apenas os 10 primeiros valores</w:t>
+      </w:r>
+      <w:r>
         <w:t>.</w:t>
       </w:r>
     </w:p>
@@ -2218,6 +2182,7 @@
         <w:rPr>
           <w:noProof/>
         </w:rPr>
+        <w:lastRenderedPageBreak/>
         <w:drawing>
           <wp:inline distT="0" distB="0" distL="0" distR="0" wp14:anchorId="1EDB4AB9" wp14:editId="132C8413">
             <wp:extent cx="5748020" cy="3314700"/>
@@ -2392,7 +2357,23 @@
           <w:sz w:val="24"/>
           <w:szCs w:val="24"/>
         </w:rPr>
-        <w:t xml:space="preserve"> utilizado para exibir os produtos de maneira simplificada, salvando preço em uma tabela chamada valor($).</w:t>
+        <w:t xml:space="preserve"> utilizado para exibir os produtos de maneira simplificada, salvando preço em uma tabela chamada </w:t>
+      </w:r>
+      <w:proofErr w:type="gramStart"/>
+      <w:r>
+        <w:rPr>
+          <w:sz w:val="24"/>
+          <w:szCs w:val="24"/>
+        </w:rPr>
+        <w:t>valor(</w:t>
+      </w:r>
+      <w:proofErr w:type="gramEnd"/>
+      <w:r>
+        <w:rPr>
+          <w:sz w:val="24"/>
+          <w:szCs w:val="24"/>
+        </w:rPr>
+        <w:t>$).</w:t>
       </w:r>
     </w:p>
     <w:p>
@@ -2467,6 +2448,7 @@
         <w:rPr>
           <w:noProof/>
         </w:rPr>
+        <w:lastRenderedPageBreak/>
         <w:drawing>
           <wp:inline distT="0" distB="0" distL="0" distR="0" wp14:anchorId="7E36FD3E" wp14:editId="43E336D4">
             <wp:extent cx="5748020" cy="3792855"/>
@@ -2737,6 +2719,7 @@
         <w:rPr>
           <w:noProof/>
         </w:rPr>
+        <w:lastRenderedPageBreak/>
         <w:drawing>
           <wp:inline distT="0" distB="0" distL="0" distR="0" wp14:anchorId="101C42CC" wp14:editId="5E05EA7E">
             <wp:extent cx="5705475" cy="3067050"/>
@@ -3031,21 +3014,12 @@
       </w:pPr>
       <w:r>
         <w:rPr>
-          <w:b w:val="1"/>
-          <w:bCs w:val="1"/>
-          <w:sz w:val="24"/>
-          <w:szCs w:val="24"/>
-        </w:rPr>
-        <w:t>Resultado</w:t>
-      </w:r>
-      <w:r>
-        <w:rPr>
-          <w:b w:val="1"/>
-          <w:bCs w:val="1"/>
-          <w:sz w:val="24"/>
-          <w:szCs w:val="24"/>
-        </w:rPr>
-        <w:t xml:space="preserve">: </w:t>
+          <w:b/>
+          <w:bCs/>
+          <w:sz w:val="24"/>
+          <w:szCs w:val="24"/>
+        </w:rPr>
+        <w:t xml:space="preserve">Resultado: </w:t>
       </w:r>
       <w:r>
         <w:rPr>
@@ -3064,14 +3038,13 @@
         </w:numPr>
         <w:spacing w:before="240" w:after="240"/>
         <w:ind w:left="0"/>
-        <w:rPr/>
-      </w:pPr>
-      <w:bookmarkStart w:name="_Toc1285073189" w:id="347950531"/>
-      <w:r>
-        <w:rPr/>
+      </w:pPr>
+      <w:bookmarkStart w:id="1" w:name="_Toc1285073189"/>
+      <w:r>
+        <w:lastRenderedPageBreak/>
         <w:t>Bloco 2</w:t>
       </w:r>
-      <w:bookmarkEnd w:id="347950531"/>
+      <w:bookmarkEnd w:id="1"/>
     </w:p>
     <w:p>
       <w:pPr>
@@ -3823,6 +3796,7 @@
         <w:rPr>
           <w:noProof/>
         </w:rPr>
+        <w:lastRenderedPageBreak/>
         <w:drawing>
           <wp:inline distT="114300" distB="114300" distL="114300" distR="114300" wp14:anchorId="5A4B0759" wp14:editId="0B65D998">
             <wp:extent cx="5731200" cy="3009900"/>
@@ -4126,6 +4100,7 @@
           <w:sz w:val="24"/>
           <w:szCs w:val="24"/>
         </w:rPr>
+        <w:lastRenderedPageBreak/>
         <w:t>A diretoria quer entender o perfil de pedidos "de ticket médio" — nem os menores, nem os maiores.</w:t>
       </w:r>
       <w:r>
@@ -4493,6 +4468,7 @@
         <w:rPr>
           <w:noProof/>
         </w:rPr>
+        <w:lastRenderedPageBreak/>
         <w:drawing>
           <wp:inline distT="0" distB="0" distL="0" distR="0" wp14:anchorId="388A9AA3" wp14:editId="3BB82223">
             <wp:extent cx="5748020" cy="3593465"/>
@@ -4706,14 +4682,12 @@
         </w:numPr>
         <w:spacing w:before="240" w:after="240"/>
         <w:ind w:left="0"/>
-        <w:rPr/>
-      </w:pPr>
-      <w:bookmarkStart w:name="_Toc983456880" w:id="997390628"/>
-      <w:r>
-        <w:rPr/>
+      </w:pPr>
+      <w:bookmarkStart w:id="2" w:name="_Toc983456880"/>
+      <w:r>
         <w:t>Bloco 3</w:t>
       </w:r>
-      <w:bookmarkEnd w:id="997390628"/>
+      <w:bookmarkEnd w:id="2"/>
     </w:p>
     <w:p>
       <w:pPr>
@@ -4772,6 +4746,7 @@
         <w:rPr>
           <w:noProof/>
         </w:rPr>
+        <w:lastRenderedPageBreak/>
         <w:drawing>
           <wp:inline distT="0" distB="0" distL="0" distR="0" wp14:anchorId="3B7FB6C9" wp14:editId="30CAE277">
             <wp:extent cx="4743450" cy="2952750"/>
@@ -5118,6 +5093,7 @@
           <w:sz w:val="24"/>
           <w:szCs w:val="24"/>
         </w:rPr>
+        <w:lastRenderedPageBreak/>
         <w:t>Calcule o faturamento total (SUM) de pedidos aprovados, agrupado por forma de pagamento, do maior para o menor.</w:t>
       </w:r>
     </w:p>
@@ -5446,6 +5422,7 @@
         <w:rPr>
           <w:noProof/>
         </w:rPr>
+        <w:lastRenderedPageBreak/>
         <w:drawing>
           <wp:inline distT="0" distB="0" distL="0" distR="0" wp14:anchorId="1C347591" wp14:editId="242C6077">
             <wp:extent cx="4162425" cy="3048000"/>
@@ -5897,6 +5874,7 @@
         <w:rPr>
           <w:noProof/>
         </w:rPr>
+        <w:lastRenderedPageBreak/>
         <w:drawing>
           <wp:inline distT="0" distB="0" distL="0" distR="0" wp14:anchorId="7F35BB4C" wp14:editId="01D9FA6D">
             <wp:extent cx="5257800" cy="4752975"/>
@@ -6098,14 +6076,12 @@
         </w:numPr>
         <w:spacing w:before="240" w:after="240"/>
         <w:ind w:left="0"/>
-        <w:rPr/>
-      </w:pPr>
-      <w:bookmarkStart w:name="_Toc1202226832" w:id="1486784372"/>
-      <w:r>
-        <w:rPr/>
+      </w:pPr>
+      <w:bookmarkStart w:id="3" w:name="_Toc1202226832"/>
+      <w:r>
         <w:t>Bloco 4</w:t>
       </w:r>
-      <w:bookmarkEnd w:id="1486784372"/>
+      <w:bookmarkEnd w:id="3"/>
     </w:p>
     <w:p>
       <w:pPr>
@@ -6164,6 +6140,7 @@
         <w:rPr>
           <w:noProof/>
         </w:rPr>
+        <w:lastRenderedPageBreak/>
         <w:drawing>
           <wp:inline distT="0" distB="0" distL="0" distR="0" wp14:anchorId="64E73913" wp14:editId="629A32C1">
             <wp:extent cx="5391150" cy="4581525"/>
@@ -6373,6 +6350,7 @@
         <w:rPr>
           <w:noProof/>
         </w:rPr>
+        <w:lastRenderedPageBreak/>
         <w:drawing>
           <wp:inline distT="0" distB="0" distL="0" distR="0" wp14:anchorId="5FE62735" wp14:editId="3EA1482C">
             <wp:extent cx="5748020" cy="4131945"/>
@@ -6628,6 +6606,7 @@
         <w:rPr>
           <w:noProof/>
         </w:rPr>
+        <w:lastRenderedPageBreak/>
         <w:drawing>
           <wp:inline distT="0" distB="0" distL="0" distR="0" wp14:anchorId="0068ED31" wp14:editId="76043BDA">
             <wp:extent cx="4791075" cy="3371850"/>
@@ -6869,6 +6848,7 @@
         <w:rPr>
           <w:noProof/>
         </w:rPr>
+        <w:lastRenderedPageBreak/>
         <w:drawing>
           <wp:inline distT="0" distB="0" distL="0" distR="0" wp14:anchorId="485C6FF6" wp14:editId="05F0D183">
             <wp:extent cx="5748020" cy="4232910"/>
@@ -6995,42 +6975,19 @@
       </w:pPr>
       <w:r>
         <w:rPr>
-          <w:b w:val="1"/>
-          <w:bCs w:val="1"/>
-          <w:sz w:val="24"/>
-          <w:szCs w:val="24"/>
-        </w:rPr>
-        <w:t>Resultado:</w:t>
-      </w:r>
-      <w:r>
-        <w:rPr>
-          <w:b w:val="1"/>
-          <w:bCs w:val="1"/>
-          <w:sz w:val="24"/>
-          <w:szCs w:val="24"/>
-        </w:rPr>
-        <w:t xml:space="preserve"> </w:t>
-      </w:r>
-      <w:r>
-        <w:rPr>
-          <w:sz w:val="24"/>
-          <w:szCs w:val="24"/>
-        </w:rPr>
-        <w:t xml:space="preserve">A consulta mostra a </w:t>
-      </w:r>
-      <w:r>
-        <w:rPr>
-          <w:sz w:val="24"/>
-          <w:szCs w:val="24"/>
-        </w:rPr>
-        <w:t>Nexashop</w:t>
-      </w:r>
-      <w:r>
-        <w:rPr>
-          <w:sz w:val="24"/>
-          <w:szCs w:val="24"/>
-        </w:rPr>
-        <w:t xml:space="preserve"> que possui mais clientes fies em comparativo com clientes Novos e Veteranos.</w:t>
+          <w:b/>
+          <w:bCs/>
+          <w:sz w:val="24"/>
+          <w:szCs w:val="24"/>
+        </w:rPr>
+        <w:t xml:space="preserve">Resultado: </w:t>
+      </w:r>
+      <w:r>
+        <w:rPr>
+          <w:sz w:val="24"/>
+          <w:szCs w:val="24"/>
+        </w:rPr>
+        <w:t>A consulta mostra a Nexashop que possui mais clientes fies em comparativo com clientes Novos e Veteranos.</w:t>
       </w:r>
     </w:p>
     <w:p>
@@ -7042,14 +6999,12 @@
         </w:numPr>
         <w:spacing w:before="240" w:after="240"/>
         <w:ind w:left="0"/>
-        <w:rPr/>
-      </w:pPr>
-      <w:bookmarkStart w:name="_Toc2029140569" w:id="1516228309"/>
-      <w:r>
-        <w:rPr/>
+      </w:pPr>
+      <w:bookmarkStart w:id="4" w:name="_Toc2029140569"/>
+      <w:r>
         <w:t>Bloco 5</w:t>
       </w:r>
-      <w:bookmarkEnd w:id="1516228309"/>
+      <w:bookmarkEnd w:id="4"/>
     </w:p>
     <w:p>
       <w:pPr>
@@ -7108,6 +7063,7 @@
         <w:rPr>
           <w:noProof/>
         </w:rPr>
+        <w:lastRenderedPageBreak/>
         <w:drawing>
           <wp:inline distT="0" distB="0" distL="0" distR="0" wp14:anchorId="226B01A6" wp14:editId="37098EB7">
             <wp:extent cx="5748020" cy="3292475"/>
@@ -7257,6 +7213,7 @@
         <w:rPr>
           <w:noProof/>
         </w:rPr>
+        <w:lastRenderedPageBreak/>
         <w:drawing>
           <wp:inline distT="0" distB="0" distL="0" distR="0" wp14:anchorId="22FA4AE0" wp14:editId="3864E356">
             <wp:extent cx="5524500" cy="5334000"/>
@@ -7530,6 +7487,7 @@
         <w:rPr>
           <w:noProof/>
         </w:rPr>
+        <w:lastRenderedPageBreak/>
         <w:drawing>
           <wp:inline distT="0" distB="0" distL="0" distR="0" wp14:anchorId="70F2B5A0" wp14:editId="4C47C94E">
             <wp:extent cx="4733925" cy="3943350"/>
@@ -7696,6 +7654,7 @@
         <w:rPr>
           <w:noProof/>
         </w:rPr>
+        <w:lastRenderedPageBreak/>
         <w:drawing>
           <wp:inline distT="0" distB="0" distL="0" distR="0" wp14:anchorId="24A33F9A" wp14:editId="7A7952BD">
             <wp:extent cx="3733800" cy="4114800"/>
@@ -7930,6 +7889,7 @@
         <w:rPr>
           <w:noProof/>
         </w:rPr>
+        <w:lastRenderedPageBreak/>
         <w:drawing>
           <wp:inline distT="0" distB="0" distL="0" distR="0" wp14:anchorId="032723D3" wp14:editId="6F1E31BB">
             <wp:extent cx="5748020" cy="3524885"/>
@@ -8084,6 +8044,7 @@
         <w:rPr>
           <w:noProof/>
         </w:rPr>
+        <w:lastRenderedPageBreak/>
         <w:drawing>
           <wp:inline distT="0" distB="0" distL="0" distR="0" wp14:anchorId="160C66C9" wp14:editId="14431FD6">
             <wp:extent cx="5476875" cy="4610100"/>
@@ -8218,26 +8179,16 @@
     </w:p>
     <w:p>
       <w:pPr>
-        <w:ind/>
         <w:jc w:val="both"/>
       </w:pPr>
       <w:r>
         <w:rPr>
-          <w:b w:val="1"/>
-          <w:bCs w:val="1"/>
-          <w:sz w:val="24"/>
-          <w:szCs w:val="24"/>
-        </w:rPr>
-        <w:t>Resultado:</w:t>
-      </w:r>
-      <w:r>
-        <w:rPr>
-          <w:b w:val="1"/>
-          <w:bCs w:val="1"/>
-          <w:sz w:val="24"/>
-          <w:szCs w:val="24"/>
-        </w:rPr>
-        <w:t xml:space="preserve"> </w:t>
+          <w:b/>
+          <w:bCs/>
+          <w:sz w:val="24"/>
+          <w:szCs w:val="24"/>
+        </w:rPr>
+        <w:t xml:space="preserve">Resultado: </w:t>
       </w:r>
       <w:r>
         <w:rPr>
@@ -8251,21 +8202,7 @@
           <w:sz w:val="24"/>
           <w:szCs w:val="24"/>
         </w:rPr>
-        <w:t xml:space="preserve"> A validação foi realizada através de uma consulta que agrupa os pedidos por </w:t>
-      </w:r>
-      <w:r>
-        <w:rPr>
-          <w:sz w:val="24"/>
-          <w:szCs w:val="24"/>
-        </w:rPr>
-        <w:t>forma_pagamento</w:t>
-      </w:r>
-      <w:r>
-        <w:rPr>
-          <w:sz w:val="24"/>
-          <w:szCs w:val="24"/>
-        </w:rPr>
-        <w:t xml:space="preserve"> e calculando a taxa de cancelamento com AVG e utilizando CASE para filtrar apenas quando o status for ‘Cancelado’, permitindo comparar o percentual de pedidos cancelados em cada forma de pagamento.</w:t>
+        <w:t xml:space="preserve"> A validação foi realizada através de uma consulta que agrupa os pedidos por forma_pagamento e calculando a taxa de cancelamento com AVG e utilizando CASE para filtrar apenas quando o status for ‘Cancelado’, permitindo comparar o percentual de pedidos cancelados em cada forma de pagamento.</w:t>
       </w:r>
     </w:p>
     <w:p>
@@ -8277,40 +8214,18 @@
         </w:numPr>
         <w:spacing w:before="240" w:after="240"/>
         <w:ind w:left="0"/>
-        <w:rPr/>
-      </w:pPr>
-      <w:bookmarkStart w:name="_Toc1814946939" w:id="946865718"/>
-      <w:r>
-        <w:rPr/>
+      </w:pPr>
+      <w:bookmarkStart w:id="5" w:name="_Toc1814946939"/>
+      <w:r>
         <w:t>Bloco 6</w:t>
       </w:r>
-      <w:bookmarkEnd w:id="946865718"/>
-    </w:p>
-    <w:p>
-      <w:pPr>
-        <w:pStyle w:val="Normal"/>
-      </w:pPr>
-    </w:p>
-    <w:p>
-      <w:pPr>
-        <w:pStyle w:val="Normal"/>
-      </w:pPr>
-    </w:p>
-    <w:p>
-      <w:pPr>
-        <w:pStyle w:val="Normal"/>
-      </w:pPr>
-    </w:p>
-    <w:p>
-      <w:pPr>
-        <w:pStyle w:val="Normal"/>
-      </w:pPr>
-    </w:p>
-    <w:p>
-      <w:pPr>
-        <w:pStyle w:val="Normal"/>
-      </w:pPr>
-    </w:p>
+      <w:bookmarkEnd w:id="5"/>
+    </w:p>
+    <w:p/>
+    <w:p/>
+    <w:p/>
+    <w:p/>
+    <w:p/>
     <w:p>
       <w:pPr>
         <w:spacing w:after="240"/>
@@ -8329,6 +8244,7 @@
           <w:sz w:val="24"/>
           <w:szCs w:val="24"/>
         </w:rPr>
+        <w:lastRenderedPageBreak/>
         <w:t xml:space="preserve">FIGURA </w:t>
       </w:r>
       <w:r>
@@ -8499,25 +8415,15 @@
       <w:pPr>
         <w:spacing w:after="240"/>
         <w:ind w:firstLine="284"/>
-        <w:jc w:val="left"/>
-      </w:pPr>
-      <w:r>
-        <w:rPr>
-          <w:b w:val="1"/>
-          <w:bCs w:val="1"/>
-          <w:sz w:val="24"/>
-          <w:szCs w:val="24"/>
-        </w:rPr>
-        <w:t>Resultado:</w:t>
-      </w:r>
-      <w:r>
-        <w:rPr>
-          <w:b w:val="1"/>
-          <w:bCs w:val="1"/>
-          <w:sz w:val="24"/>
-          <w:szCs w:val="24"/>
-        </w:rPr>
-        <w:t xml:space="preserve"> </w:t>
+      </w:pPr>
+      <w:r>
+        <w:rPr>
+          <w:b/>
+          <w:bCs/>
+          <w:sz w:val="24"/>
+          <w:szCs w:val="24"/>
+        </w:rPr>
+        <w:t xml:space="preserve">Resultado: </w:t>
       </w:r>
       <w:r>
         <w:rPr>
@@ -8547,47 +8453,20 @@
         <w:ind w:firstLine="284"/>
         <w:jc w:val="center"/>
         <w:rPr>
-          <w:b w:val="1"/>
-          <w:bCs w:val="1"/>
-          <w:sz w:val="24"/>
-          <w:szCs w:val="24"/>
-        </w:rPr>
-      </w:pPr>
-      <w:r>
-        <w:rPr>
-          <w:b w:val="1"/>
-          <w:bCs w:val="1"/>
-          <w:sz w:val="24"/>
-          <w:szCs w:val="24"/>
-        </w:rPr>
-        <w:t xml:space="preserve">FIGURA </w:t>
-      </w:r>
-      <w:r>
-        <w:rPr>
-          <w:b w:val="1"/>
-          <w:bCs w:val="1"/>
-          <w:sz w:val="24"/>
-          <w:szCs w:val="24"/>
-        </w:rPr>
-        <w:t xml:space="preserve">36 </w:t>
-      </w:r>
-      <w:r>
-        <w:rPr>
-          <w:b w:val="1"/>
-          <w:bCs w:val="1"/>
-          <w:sz w:val="24"/>
-          <w:szCs w:val="24"/>
-        </w:rPr>
-        <w:t xml:space="preserve">– </w:t>
-      </w:r>
-      <w:r>
-        <w:rPr>
-          <w:b w:val="1"/>
-          <w:bCs w:val="1"/>
-          <w:sz w:val="24"/>
-          <w:szCs w:val="24"/>
-        </w:rPr>
-        <w:t>Atividade 6.2</w:t>
+          <w:b/>
+          <w:bCs/>
+          <w:sz w:val="24"/>
+          <w:szCs w:val="24"/>
+        </w:rPr>
+      </w:pPr>
+      <w:r>
+        <w:rPr>
+          <w:b/>
+          <w:bCs/>
+          <w:sz w:val="24"/>
+          <w:szCs w:val="24"/>
+        </w:rPr>
+        <w:t>FIGURA 36 – Atividade 6.2</w:t>
       </w:r>
     </w:p>
     <w:p>
@@ -8596,16 +8475,19 @@
         <w:jc w:val="center"/>
       </w:pPr>
       <w:r>
+        <w:rPr>
+          <w:noProof/>
+        </w:rPr>
         <w:drawing>
-          <wp:inline wp14:editId="464F7D6D" wp14:anchorId="51E25EF5">
+          <wp:inline distT="0" distB="0" distL="0" distR="0" wp14:anchorId="51E25EF5" wp14:editId="464F7D6D">
             <wp:extent cx="5748020" cy="3305810"/>
             <wp:effectExtent l="0" t="0" r="5080" b="8890"/>
             <wp:docPr id="811328211" name="Imagem 811328211"/>
             <wp:cNvGraphicFramePr>
-              <a:graphicFrameLocks noChangeAspect="1"/>
+              <a:graphicFrameLocks xmlns:a="http://schemas.openxmlformats.org/drawingml/2006/main" noChangeAspect="1"/>
             </wp:cNvGraphicFramePr>
-            <a:graphic>
-              <a:graphicData xmlns:a="http://schemas.openxmlformats.org/drawingml/2006/main" uri="http://schemas.openxmlformats.org/drawingml/2006/picture">
+            <a:graphic xmlns:a="http://schemas.openxmlformats.org/drawingml/2006/main">
+              <a:graphicData uri="http://schemas.openxmlformats.org/drawingml/2006/picture">
                 <pic:pic xmlns:pic="http://schemas.openxmlformats.org/drawingml/2006/picture">
                   <pic:nvPicPr>
                     <pic:cNvPr id="0" name="Picture 106"/>
@@ -8614,7 +8496,7 @@
                     </pic:cNvPicPr>
                   </pic:nvPicPr>
                   <pic:blipFill>
-                    <a:blip xmlns:r="http://schemas.openxmlformats.org/officeDocument/2006/relationships" r:embed="rId40">
+                    <a:blip r:embed="rId40">
                       <a:extLst>
                         <a:ext uri="{28A0092B-C50C-407E-A947-70E740481C1C}">
                           <a14:useLocalDpi xmlns:a14="http://schemas.microsoft.com/office/drawing/2010/main" val="0"/>
@@ -8650,69 +8532,29 @@
       </w:r>
       <w:r>
         <w:rPr>
-          <w:b w:val="1"/>
-          <w:bCs w:val="1"/>
-          <w:sz w:val="24"/>
-          <w:szCs w:val="24"/>
-        </w:rPr>
-        <w:t>(</w:t>
-      </w:r>
-      <w:r>
-        <w:rPr>
-          <w:b w:val="1"/>
-          <w:bCs w:val="1"/>
-          <w:sz w:val="24"/>
-          <w:szCs w:val="24"/>
-        </w:rPr>
-        <w:t xml:space="preserve">Pedro Henrique </w:t>
-      </w:r>
-      <w:r>
-        <w:rPr>
-          <w:b w:val="1"/>
-          <w:bCs w:val="1"/>
-          <w:sz w:val="24"/>
-          <w:szCs w:val="24"/>
-        </w:rPr>
-        <w:t>– 2026)</w:t>
+          <w:b/>
+          <w:bCs/>
+          <w:sz w:val="24"/>
+          <w:szCs w:val="24"/>
+        </w:rPr>
+        <w:t>(Pedro Henrique – 2026)</w:t>
       </w:r>
     </w:p>
     <w:p>
       <w:pPr>
         <w:spacing w:after="240"/>
         <w:ind w:firstLine="630"/>
-        <w:jc w:val="left"/>
-      </w:pPr>
-      <w:r>
-        <w:rPr>
-          <w:b w:val="0"/>
-          <w:bCs w:val="0"/>
-          <w:sz w:val="24"/>
-          <w:szCs w:val="24"/>
-        </w:rPr>
-        <w:t xml:space="preserve">A empresa </w:t>
-      </w:r>
-      <w:r>
-        <w:rPr>
-          <w:b w:val="0"/>
-          <w:bCs w:val="0"/>
-          <w:sz w:val="24"/>
-          <w:szCs w:val="24"/>
-        </w:rPr>
-        <w:t>Nexashop</w:t>
-      </w:r>
-      <w:r>
-        <w:rPr>
-          <w:b w:val="0"/>
-          <w:bCs w:val="0"/>
-          <w:sz w:val="24"/>
-          <w:szCs w:val="24"/>
-        </w:rPr>
-        <w:t xml:space="preserve"> gostaria de saber qual é o produto mais vendido dentre todos </w:t>
-      </w:r>
-      <w:r>
-        <w:rPr>
-          <w:b w:val="0"/>
-          <w:bCs w:val="0"/>
+      </w:pPr>
+      <w:r>
+        <w:rPr>
+          <w:sz w:val="24"/>
+          <w:szCs w:val="24"/>
+        </w:rPr>
+        <w:lastRenderedPageBreak/>
+        <w:t xml:space="preserve">A empresa Nexashop gostaria de saber qual é o produto mais vendido dentre todos </w:t>
+      </w:r>
+      <w:r>
+        <w:rPr>
           <w:sz w:val="24"/>
           <w:szCs w:val="24"/>
         </w:rPr>
@@ -8720,8 +8562,6 @@
       </w:r>
       <w:r>
         <w:rPr>
-          <w:b w:val="0"/>
-          <w:bCs w:val="0"/>
           <w:sz w:val="24"/>
           <w:szCs w:val="24"/>
         </w:rPr>
@@ -8729,8 +8569,6 @@
       </w:r>
       <w:r>
         <w:rPr>
-          <w:b w:val="0"/>
-          <w:bCs w:val="0"/>
           <w:sz w:val="24"/>
           <w:szCs w:val="24"/>
         </w:rPr>
@@ -8741,12 +8579,15 @@
       <w:pPr>
         <w:spacing w:after="240"/>
         <w:ind w:firstLine="630"/>
-        <w:jc w:val="left"/>
-      </w:pPr>
-      <w:r>
-        <w:rPr>
-          <w:b w:val="1"/>
-          <w:bCs w:val="1"/>
+        <w:rPr>
+          <w:sz w:val="24"/>
+          <w:szCs w:val="24"/>
+        </w:rPr>
+      </w:pPr>
+      <w:r>
+        <w:rPr>
+          <w:b/>
+          <w:bCs/>
           <w:sz w:val="24"/>
           <w:szCs w:val="24"/>
         </w:rPr>
@@ -8754,8 +8595,6 @@
       </w:r>
       <w:r>
         <w:rPr>
-          <w:b w:val="0"/>
-          <w:bCs w:val="0"/>
           <w:sz w:val="24"/>
           <w:szCs w:val="24"/>
         </w:rPr>
@@ -8763,8 +8602,6 @@
       </w:r>
       <w:r>
         <w:rPr>
-          <w:b w:val="0"/>
-          <w:bCs w:val="0"/>
           <w:sz w:val="24"/>
           <w:szCs w:val="24"/>
         </w:rPr>
@@ -8772,8 +8609,6 @@
       </w:r>
       <w:r>
         <w:rPr>
-          <w:b w:val="0"/>
-          <w:bCs w:val="0"/>
           <w:sz w:val="24"/>
           <w:szCs w:val="24"/>
         </w:rPr>
@@ -8781,8 +8616,6 @@
       </w:r>
       <w:r>
         <w:rPr>
-          <w:b w:val="0"/>
-          <w:bCs w:val="0"/>
           <w:sz w:val="24"/>
           <w:szCs w:val="24"/>
         </w:rPr>
@@ -8790,8 +8623,6 @@
       </w:r>
       <w:r>
         <w:rPr>
-          <w:b w:val="0"/>
-          <w:bCs w:val="0"/>
           <w:sz w:val="24"/>
           <w:szCs w:val="24"/>
         </w:rPr>
@@ -8799,8 +8630,6 @@
       </w:r>
       <w:r>
         <w:rPr>
-          <w:b w:val="0"/>
-          <w:bCs w:val="0"/>
           <w:sz w:val="24"/>
           <w:szCs w:val="24"/>
         </w:rPr>
@@ -8808,8 +8637,6 @@
       </w:r>
       <w:r>
         <w:rPr>
-          <w:b w:val="0"/>
-          <w:bCs w:val="0"/>
           <w:sz w:val="24"/>
           <w:szCs w:val="24"/>
         </w:rPr>
@@ -8817,8 +8644,6 @@
       </w:r>
       <w:r>
         <w:rPr>
-          <w:b w:val="0"/>
-          <w:bCs w:val="0"/>
           <w:sz w:val="24"/>
           <w:szCs w:val="24"/>
         </w:rPr>
@@ -8826,8 +8651,6 @@
       </w:r>
       <w:r>
         <w:rPr>
-          <w:b w:val="0"/>
-          <w:bCs w:val="0"/>
           <w:sz w:val="24"/>
           <w:szCs w:val="24"/>
         </w:rPr>
@@ -8835,8 +8658,6 @@
       </w:r>
       <w:r>
         <w:rPr>
-          <w:b w:val="0"/>
-          <w:bCs w:val="0"/>
           <w:sz w:val="24"/>
           <w:szCs w:val="24"/>
         </w:rPr>
@@ -8844,8 +8665,6 @@
       </w:r>
       <w:r>
         <w:rPr>
-          <w:b w:val="0"/>
-          <w:bCs w:val="0"/>
           <w:sz w:val="24"/>
           <w:szCs w:val="24"/>
         </w:rPr>
@@ -8853,8 +8672,6 @@
       </w:r>
       <w:r>
         <w:rPr>
-          <w:b w:val="0"/>
-          <w:bCs w:val="0"/>
           <w:sz w:val="24"/>
           <w:szCs w:val="24"/>
         </w:rPr>
@@ -8862,8 +8679,6 @@
       </w:r>
       <w:r>
         <w:rPr>
-          <w:b w:val="0"/>
-          <w:bCs w:val="0"/>
           <w:sz w:val="24"/>
           <w:szCs w:val="24"/>
         </w:rPr>
@@ -8871,8 +8686,6 @@
       </w:r>
       <w:r>
         <w:rPr>
-          <w:b w:val="0"/>
-          <w:bCs w:val="0"/>
           <w:sz w:val="24"/>
           <w:szCs w:val="24"/>
         </w:rPr>
@@ -8880,30 +8693,1232 @@
       </w:r>
       <w:r>
         <w:rPr>
-          <w:b w:val="0"/>
-          <w:bCs w:val="0"/>
-          <w:sz w:val="24"/>
-          <w:szCs w:val="24"/>
+          <w:sz w:val="24"/>
+          <w:szCs w:val="24"/>
+        </w:rPr>
+        <w:t>. Sem essa junção, seria necessário realizar consultas separadas e depois comparar os resultados manualmente para identificar as informações necessárias.</w:t>
+      </w:r>
+    </w:p>
+    <w:p>
+      <w:pPr>
+        <w:spacing w:after="240"/>
+        <w:ind w:firstLine="630"/>
+        <w:rPr>
+          <w:sz w:val="24"/>
+          <w:szCs w:val="24"/>
+        </w:rPr>
+      </w:pPr>
+    </w:p>
+    <w:p>
+      <w:pPr>
+        <w:spacing w:after="240"/>
+        <w:ind w:firstLine="284"/>
+        <w:jc w:val="center"/>
+        <w:rPr>
+          <w:b/>
+          <w:bCs/>
+          <w:sz w:val="24"/>
+          <w:szCs w:val="24"/>
+        </w:rPr>
+      </w:pPr>
+      <w:r>
+        <w:rPr>
+          <w:b/>
+          <w:bCs/>
+          <w:sz w:val="24"/>
+          <w:szCs w:val="24"/>
+        </w:rPr>
+        <w:t>FIGURA 3</w:t>
+      </w:r>
+      <w:r>
+        <w:rPr>
+          <w:b/>
+          <w:bCs/>
+          <w:sz w:val="24"/>
+          <w:szCs w:val="24"/>
+        </w:rPr>
+        <w:t>7</w:t>
+      </w:r>
+      <w:r>
+        <w:rPr>
+          <w:b/>
+          <w:bCs/>
+          <w:sz w:val="24"/>
+          <w:szCs w:val="24"/>
+        </w:rPr>
+        <w:t xml:space="preserve"> – </w:t>
+      </w:r>
+      <w:r>
+        <w:rPr>
+          <w:b/>
+          <w:bCs/>
+          <w:sz w:val="24"/>
+          <w:szCs w:val="24"/>
+        </w:rPr>
+        <w:t>Tabela Pedido</w:t>
+      </w:r>
+    </w:p>
+    <w:p>
+      <w:pPr>
+        <w:spacing w:after="240"/>
+        <w:jc w:val="center"/>
+        <w:rPr>
+          <w:sz w:val="24"/>
+          <w:szCs w:val="24"/>
+        </w:rPr>
+      </w:pPr>
+      <w:r>
+        <w:rPr>
+          <w:sz w:val="24"/>
+          <w:szCs w:val="24"/>
+        </w:rPr>
+        <w:drawing>
+          <wp:inline distT="0" distB="0" distL="0" distR="0" wp14:anchorId="26FD4331" wp14:editId="3EDC852E">
+            <wp:extent cx="5748020" cy="1843405"/>
+            <wp:effectExtent l="0" t="0" r="5080" b="4445"/>
+            <wp:docPr id="1" name="Imagem 1"/>
+            <wp:cNvGraphicFramePr>
+              <a:graphicFrameLocks xmlns:a="http://schemas.openxmlformats.org/drawingml/2006/main" noChangeAspect="1"/>
+            </wp:cNvGraphicFramePr>
+            <a:graphic xmlns:a="http://schemas.openxmlformats.org/drawingml/2006/main">
+              <a:graphicData uri="http://schemas.openxmlformats.org/drawingml/2006/picture">
+                <pic:pic xmlns:pic="http://schemas.openxmlformats.org/drawingml/2006/picture">
+                  <pic:nvPicPr>
+                    <pic:cNvPr id="1" name=""/>
+                    <pic:cNvPicPr/>
+                  </pic:nvPicPr>
+                  <pic:blipFill>
+                    <a:blip r:embed="rId41"/>
+                    <a:stretch>
+                      <a:fillRect/>
+                    </a:stretch>
+                  </pic:blipFill>
+                  <pic:spPr>
+                    <a:xfrm>
+                      <a:off x="0" y="0"/>
+                      <a:ext cx="5748020" cy="1843405"/>
+                    </a:xfrm>
+                    <a:prstGeom prst="rect">
+                      <a:avLst/>
+                    </a:prstGeom>
+                  </pic:spPr>
+                </pic:pic>
+              </a:graphicData>
+            </a:graphic>
+          </wp:inline>
+        </w:drawing>
+      </w:r>
+    </w:p>
+    <w:p>
+      <w:pPr>
+        <w:spacing w:after="240"/>
+        <w:ind w:firstLine="630"/>
+        <w:jc w:val="center"/>
+        <w:rPr>
+          <w:b/>
+          <w:bCs/>
+          <w:sz w:val="24"/>
+          <w:szCs w:val="24"/>
+        </w:rPr>
+      </w:pPr>
+      <w:r>
+        <w:rPr>
+          <w:b/>
+          <w:bCs/>
+          <w:sz w:val="24"/>
+          <w:szCs w:val="24"/>
+        </w:rPr>
+        <w:t>(Autores - 2026)</w:t>
+      </w:r>
+    </w:p>
+    <w:p>
+      <w:pPr>
+        <w:spacing w:after="240"/>
+        <w:jc w:val="center"/>
+        <w:rPr>
+          <w:b/>
+          <w:bCs/>
+          <w:sz w:val="24"/>
+          <w:szCs w:val="24"/>
+        </w:rPr>
+      </w:pPr>
+      <w:r>
+        <w:rPr>
+          <w:b/>
+          <w:bCs/>
+          <w:sz w:val="24"/>
+          <w:szCs w:val="24"/>
+        </w:rPr>
+        <w:t>Figura 36 – Tabela Produto</w:t>
+      </w:r>
+      <w:r>
+        <w:rPr>
+          <w:b/>
+          <w:bCs/>
+          <w:sz w:val="24"/>
+          <w:szCs w:val="24"/>
+        </w:rPr>
+        <w:br/>
+      </w:r>
+      <w:r>
+        <w:rPr>
+          <w:b/>
+          <w:bCs/>
+          <w:sz w:val="24"/>
+          <w:szCs w:val="24"/>
+        </w:rPr>
+        <w:drawing>
+          <wp:inline distT="0" distB="0" distL="0" distR="0" wp14:anchorId="4CDAE142" wp14:editId="04006ED5">
+            <wp:extent cx="5220429" cy="2438740"/>
+            <wp:effectExtent l="0" t="0" r="0" b="0"/>
+            <wp:docPr id="24" name="Imagem 24"/>
+            <wp:cNvGraphicFramePr>
+              <a:graphicFrameLocks xmlns:a="http://schemas.openxmlformats.org/drawingml/2006/main" noChangeAspect="1"/>
+            </wp:cNvGraphicFramePr>
+            <a:graphic xmlns:a="http://schemas.openxmlformats.org/drawingml/2006/main">
+              <a:graphicData uri="http://schemas.openxmlformats.org/drawingml/2006/picture">
+                <pic:pic xmlns:pic="http://schemas.openxmlformats.org/drawingml/2006/picture">
+                  <pic:nvPicPr>
+                    <pic:cNvPr id="1" name=""/>
+                    <pic:cNvPicPr/>
+                  </pic:nvPicPr>
+                  <pic:blipFill>
+                    <a:blip r:embed="rId42"/>
+                    <a:stretch>
+                      <a:fillRect/>
+                    </a:stretch>
+                  </pic:blipFill>
+                  <pic:spPr>
+                    <a:xfrm>
+                      <a:off x="0" y="0"/>
+                      <a:ext cx="5220429" cy="2438740"/>
+                    </a:xfrm>
+                    <a:prstGeom prst="rect">
+                      <a:avLst/>
+                    </a:prstGeom>
+                  </pic:spPr>
+                </pic:pic>
+              </a:graphicData>
+            </a:graphic>
+          </wp:inline>
+        </w:drawing>
+      </w:r>
+    </w:p>
+    <w:p>
+      <w:pPr>
+        <w:spacing w:after="240"/>
+        <w:jc w:val="center"/>
+        <w:rPr>
+          <w:b/>
+          <w:bCs/>
+          <w:sz w:val="24"/>
+          <w:szCs w:val="24"/>
+        </w:rPr>
+      </w:pPr>
+      <w:r>
+        <w:rPr>
+          <w:b/>
+          <w:bCs/>
+          <w:sz w:val="24"/>
+          <w:szCs w:val="24"/>
+        </w:rPr>
+        <w:t>(Autores - 2026)</w:t>
+      </w:r>
+    </w:p>
+    <w:p>
+      <w:pPr>
+        <w:spacing w:after="240"/>
+        <w:ind w:firstLine="630"/>
+        <w:jc w:val="center"/>
+        <w:rPr>
+          <w:b/>
+          <w:bCs/>
+        </w:rPr>
+      </w:pPr>
+      <w:r>
+        <w:rPr>
+          <w:b/>
+          <w:bCs/>
+          <w:sz w:val="24"/>
+          <w:szCs w:val="24"/>
+        </w:rPr>
+        <w:lastRenderedPageBreak/>
+        <w:br/>
+      </w:r>
+      <w:r>
+        <w:rPr>
+          <w:b/>
+          <w:bCs/>
+          <w:sz w:val="24"/>
+          <w:szCs w:val="24"/>
+        </w:rPr>
+        <w:br/>
+      </w:r>
+    </w:p>
+    <w:p>
+      <w:pPr>
+        <w:pStyle w:val="Ttulo1"/>
+        <w:numPr>
+          <w:ilvl w:val="0"/>
+          <w:numId w:val="13"/>
+        </w:numPr>
+        <w:spacing w:before="240" w:after="240"/>
+        <w:ind w:left="0"/>
+        <w:rPr>
+          <w:rFonts w:ascii="Times New Roman" w:hAnsi="Times New Roman" w:cs="Times New Roman"/>
+        </w:rPr>
+      </w:pPr>
+      <w:r>
+        <w:t>Conclusão</w:t>
+      </w:r>
+    </w:p>
+    <w:p>
+      <w:pPr>
+        <w:pStyle w:val="NormalWeb"/>
+        <w:shd w:val="clear" w:color="auto" w:fill="FFFFFF"/>
+        <w:spacing w:before="0" w:beforeAutospacing="0" w:after="0" w:afterAutospacing="0"/>
+        <w:ind w:firstLine="284"/>
+        <w:rPr>
+          <w:rFonts w:ascii="Arial" w:hAnsi="Arial" w:cs="Arial"/>
+          <w:b/>
+          <w:bCs/>
+          <w:color w:val="000000"/>
+        </w:rPr>
+      </w:pPr>
+      <w:r>
+        <w:rPr>
+          <w:color w:val="000000"/>
+          <w:sz w:val="22"/>
+          <w:szCs w:val="22"/>
+        </w:rPr>
+        <w:t xml:space="preserve">  </w:t>
+      </w:r>
+      <w:r>
+        <w:rPr>
+          <w:rFonts w:ascii="Arial" w:hAnsi="Arial" w:cs="Arial"/>
+          <w:color w:val="000000" w:themeColor="text1"/>
+        </w:rPr>
+        <w:t xml:space="preserve">Os 3 principais insights encontrados e 1 recomendação de negócio para a </w:t>
+      </w:r>
+      <w:proofErr w:type="spellStart"/>
+      <w:r>
+        <w:rPr>
+          <w:rFonts w:ascii="Arial" w:hAnsi="Arial" w:cs="Arial"/>
+          <w:color w:val="000000" w:themeColor="text1"/>
+        </w:rPr>
+        <w:t>NexaShop</w:t>
+      </w:r>
+      <w:proofErr w:type="spellEnd"/>
+      <w:r>
+        <w:rPr>
+          <w:rFonts w:ascii="Arial" w:hAnsi="Arial" w:cs="Arial"/>
+          <w:color w:val="000000" w:themeColor="text1"/>
         </w:rPr>
         <w:t xml:space="preserve">. </w:t>
       </w:r>
       <w:r>
         <w:rPr>
-          <w:rFonts w:ascii="Arial" w:hAnsi="Arial" w:eastAsia="Arial" w:cs="Arial"/>
-          <w:noProof w:val="0"/>
-          <w:sz w:val="24"/>
-          <w:szCs w:val="24"/>
-          <w:lang w:val="pt-BR"/>
-        </w:rPr>
-        <w:t>Sem essa junção, seria necessário realizar consultas separadas e depois comparar os resultados manualmente para identificar as informações necessárias.</w:t>
-      </w:r>
+          <w:rFonts w:ascii="Arial" w:hAnsi="Arial" w:cs="Arial"/>
+          <w:color w:val="000000"/>
+        </w:rPr>
+        <w:br/>
+      </w:r>
+      <w:r>
+        <w:rPr>
+          <w:rFonts w:ascii="Arial" w:hAnsi="Arial" w:cs="Arial"/>
+          <w:b/>
+          <w:bCs/>
+          <w:color w:val="000000"/>
+        </w:rPr>
+        <w:br/>
+        <w:t>1. Boleto cancela mais</w:t>
+      </w:r>
+    </w:p>
+    <w:p>
+      <w:pPr>
+        <w:pStyle w:val="NormalWeb"/>
+        <w:shd w:val="clear" w:color="auto" w:fill="FFFFFF"/>
+        <w:spacing w:before="0" w:beforeAutospacing="0" w:after="0" w:afterAutospacing="0"/>
+        <w:rPr>
+          <w:rFonts w:ascii="Arial" w:hAnsi="Arial" w:cs="Arial"/>
+          <w:color w:val="222222"/>
+        </w:rPr>
+      </w:pPr>
+    </w:p>
+    <w:p>
+      <w:pPr>
+        <w:pStyle w:val="NormalWeb"/>
+        <w:shd w:val="clear" w:color="auto" w:fill="FFFFFF"/>
+        <w:spacing w:before="0" w:beforeAutospacing="0" w:after="0" w:afterAutospacing="0"/>
+        <w:ind w:firstLine="720"/>
+        <w:rPr>
+          <w:rFonts w:ascii="Arial" w:hAnsi="Arial" w:cs="Arial"/>
+          <w:color w:val="000000"/>
+        </w:rPr>
+      </w:pPr>
+      <w:r>
+        <w:rPr>
+          <w:rFonts w:ascii="Arial" w:hAnsi="Arial" w:cs="Arial"/>
+          <w:color w:val="000000"/>
+        </w:rPr>
+        <w:t>esse resultado pode indicar uma maior desistência dos clientes que escolhem pagar por boleto, já que a geração do boleto não significa necessariamente que o pagamento será realizado. Isso pode representar vendas iniciadas que não chegam a ser concluídas.</w:t>
+      </w:r>
+      <w:r>
+        <w:rPr>
+          <w:rFonts w:ascii="Arial" w:hAnsi="Arial" w:cs="Arial"/>
+          <w:color w:val="000000"/>
+        </w:rPr>
+        <w:t xml:space="preserve"> </w:t>
+      </w:r>
+    </w:p>
+    <w:p>
+      <w:pPr>
+        <w:pStyle w:val="NormalWeb"/>
+        <w:shd w:val="clear" w:color="auto" w:fill="FFFFFF"/>
+        <w:spacing w:before="0" w:beforeAutospacing="0" w:after="0" w:afterAutospacing="0"/>
+        <w:ind w:firstLine="720"/>
+        <w:rPr>
+          <w:rFonts w:ascii="Arial" w:hAnsi="Arial" w:cs="Arial"/>
+          <w:color w:val="000000"/>
+        </w:rPr>
+      </w:pPr>
+    </w:p>
+    <w:p>
+      <w:pPr>
+        <w:spacing w:after="240"/>
+        <w:ind w:firstLine="284"/>
+        <w:jc w:val="center"/>
+        <w:rPr>
+          <w:b/>
+          <w:bCs/>
+          <w:sz w:val="24"/>
+          <w:szCs w:val="24"/>
+        </w:rPr>
+      </w:pPr>
+      <w:r>
+        <w:rPr>
+          <w:b/>
+          <w:bCs/>
+          <w:sz w:val="24"/>
+          <w:szCs w:val="24"/>
+        </w:rPr>
+        <w:t>FIGURA 3</w:t>
+      </w:r>
+      <w:r>
+        <w:rPr>
+          <w:b/>
+          <w:bCs/>
+          <w:sz w:val="24"/>
+          <w:szCs w:val="24"/>
+        </w:rPr>
+        <w:t>9</w:t>
+      </w:r>
+      <w:r>
+        <w:rPr>
+          <w:b/>
+          <w:bCs/>
+          <w:sz w:val="24"/>
+          <w:szCs w:val="24"/>
+        </w:rPr>
+        <w:t xml:space="preserve"> – </w:t>
+      </w:r>
+      <w:r>
+        <w:rPr>
+          <w:b/>
+          <w:bCs/>
+          <w:sz w:val="24"/>
+          <w:szCs w:val="24"/>
+        </w:rPr>
+        <w:t>Boletos cancelados</w:t>
+      </w:r>
+    </w:p>
+    <w:p>
+      <w:pPr>
+        <w:pStyle w:val="NormalWeb"/>
+        <w:shd w:val="clear" w:color="auto" w:fill="FFFFFF"/>
+        <w:spacing w:before="0" w:beforeAutospacing="0" w:after="0" w:afterAutospacing="0"/>
+        <w:ind w:firstLine="720"/>
+        <w:rPr>
+          <w:rFonts w:ascii="Arial" w:hAnsi="Arial" w:cs="Arial"/>
+          <w:color w:val="000000"/>
+        </w:rPr>
+      </w:pPr>
+      <w:r>
+        <w:rPr>
+          <w:noProof/>
+        </w:rPr>
+        <w:drawing>
+          <wp:inline distT="0" distB="0" distL="0" distR="0" wp14:anchorId="59F5B38C" wp14:editId="16A296E6">
+            <wp:extent cx="5748020" cy="3522345"/>
+            <wp:effectExtent l="0" t="0" r="5080" b="1905"/>
+            <wp:docPr id="19" name="Imagem 19"/>
+            <wp:cNvGraphicFramePr>
+              <a:graphicFrameLocks xmlns:a="http://schemas.openxmlformats.org/drawingml/2006/main" noChangeAspect="1"/>
+            </wp:cNvGraphicFramePr>
+            <a:graphic xmlns:a="http://schemas.openxmlformats.org/drawingml/2006/main">
+              <a:graphicData uri="http://schemas.openxmlformats.org/drawingml/2006/picture">
+                <pic:pic xmlns:pic="http://schemas.openxmlformats.org/drawingml/2006/picture">
+                  <pic:nvPicPr>
+                    <pic:cNvPr id="0" name="Picture 41"/>
+                    <pic:cNvPicPr>
+                      <a:picLocks noChangeAspect="1" noChangeArrowheads="1"/>
+                    </pic:cNvPicPr>
+                  </pic:nvPicPr>
+                  <pic:blipFill>
+                    <a:blip r:embed="rId37">
+                      <a:extLst>
+                        <a:ext uri="{28A0092B-C50C-407E-A947-70E740481C1C}">
+                          <a14:useLocalDpi xmlns:a14="http://schemas.microsoft.com/office/drawing/2010/main" val="0"/>
+                        </a:ext>
+                      </a:extLst>
+                    </a:blip>
+                    <a:srcRect/>
+                    <a:stretch>
+                      <a:fillRect/>
+                    </a:stretch>
+                  </pic:blipFill>
+                  <pic:spPr bwMode="auto">
+                    <a:xfrm>
+                      <a:off x="0" y="0"/>
+                      <a:ext cx="5748020" cy="3522345"/>
+                    </a:xfrm>
+                    <a:prstGeom prst="rect">
+                      <a:avLst/>
+                    </a:prstGeom>
+                    <a:noFill/>
+                    <a:ln>
+                      <a:noFill/>
+                    </a:ln>
+                  </pic:spPr>
+                </pic:pic>
+              </a:graphicData>
+            </a:graphic>
+          </wp:inline>
+        </w:drawing>
+      </w:r>
+    </w:p>
+    <w:p>
+      <w:pPr>
+        <w:pStyle w:val="NormalWeb"/>
+        <w:shd w:val="clear" w:color="auto" w:fill="FFFFFF"/>
+        <w:spacing w:before="0" w:beforeAutospacing="0" w:after="0" w:afterAutospacing="0"/>
+        <w:ind w:firstLine="720"/>
+        <w:jc w:val="center"/>
+        <w:rPr>
+          <w:rFonts w:ascii="Arial" w:hAnsi="Arial" w:cs="Arial"/>
+          <w:b/>
+          <w:bCs/>
+          <w:color w:val="000000"/>
+        </w:rPr>
+      </w:pPr>
+      <w:r>
+        <w:rPr>
+          <w:rFonts w:ascii="Arial" w:hAnsi="Arial" w:cs="Arial"/>
+          <w:b/>
+          <w:bCs/>
+          <w:color w:val="000000"/>
+        </w:rPr>
+        <w:t>(</w:t>
+      </w:r>
+      <w:proofErr w:type="spellStart"/>
+      <w:r>
+        <w:rPr>
+          <w:rFonts w:ascii="Arial" w:hAnsi="Arial" w:cs="Arial"/>
+          <w:b/>
+          <w:bCs/>
+          <w:color w:val="000000"/>
+        </w:rPr>
+        <w:t>Emilly</w:t>
+      </w:r>
+      <w:proofErr w:type="spellEnd"/>
+      <w:r>
+        <w:rPr>
+          <w:rFonts w:ascii="Arial" w:hAnsi="Arial" w:cs="Arial"/>
+          <w:b/>
+          <w:bCs/>
+          <w:color w:val="000000"/>
+        </w:rPr>
+        <w:t xml:space="preserve"> da Silva da Luz</w:t>
+      </w:r>
+      <w:r>
+        <w:rPr>
+          <w:rFonts w:ascii="Arial" w:hAnsi="Arial" w:cs="Arial"/>
+          <w:b/>
+          <w:bCs/>
+          <w:color w:val="000000"/>
+        </w:rPr>
+        <w:t>)</w:t>
+      </w:r>
+    </w:p>
+    <w:p>
+      <w:pPr>
+        <w:pStyle w:val="NormalWeb"/>
+        <w:shd w:val="clear" w:color="auto" w:fill="FFFFFF"/>
+        <w:spacing w:before="0" w:beforeAutospacing="0" w:after="0" w:afterAutospacing="0"/>
+        <w:ind w:firstLine="720"/>
+        <w:rPr>
+          <w:rFonts w:ascii="Arial" w:hAnsi="Arial" w:cs="Arial"/>
+          <w:color w:val="000000"/>
+        </w:rPr>
+      </w:pPr>
+    </w:p>
+    <w:p>
+      <w:pPr>
+        <w:pStyle w:val="NormalWeb"/>
+        <w:shd w:val="clear" w:color="auto" w:fill="FFFFFF"/>
+        <w:spacing w:before="0" w:beforeAutospacing="0" w:after="0" w:afterAutospacing="0"/>
+        <w:rPr>
+          <w:rFonts w:ascii="Arial" w:hAnsi="Arial" w:cs="Arial"/>
+          <w:color w:val="222222"/>
+        </w:rPr>
+      </w:pPr>
+      <w:r>
+        <w:rPr>
+          <w:rFonts w:ascii="Arial" w:hAnsi="Arial" w:cs="Arial"/>
+          <w:b/>
+          <w:bCs/>
+          <w:color w:val="000000"/>
+        </w:rPr>
+        <w:t>2</w:t>
+      </w:r>
+      <w:r>
+        <w:rPr>
+          <w:rFonts w:ascii="Arial" w:hAnsi="Arial" w:cs="Arial"/>
+          <w:b/>
+          <w:bCs/>
+          <w:color w:val="000000"/>
+        </w:rPr>
+        <w:t xml:space="preserve">. </w:t>
+      </w:r>
+      <w:r>
+        <w:rPr>
+          <w:rFonts w:ascii="Arial" w:hAnsi="Arial" w:cs="Arial"/>
+          <w:b/>
+          <w:bCs/>
+          <w:color w:val="000000"/>
+        </w:rPr>
+        <w:t>Apenas 70% dos pedidos são aprovados</w:t>
+      </w:r>
+    </w:p>
+    <w:p>
+      <w:pPr>
+        <w:rPr>
+          <w:sz w:val="24"/>
+          <w:szCs w:val="24"/>
+        </w:rPr>
+      </w:pPr>
+    </w:p>
+    <w:p>
+      <w:pPr>
+        <w:pStyle w:val="NormalWeb"/>
+        <w:shd w:val="clear" w:color="auto" w:fill="FFFFFF"/>
+        <w:spacing w:before="0" w:beforeAutospacing="0" w:after="0" w:afterAutospacing="0"/>
+        <w:ind w:firstLine="720"/>
+        <w:rPr>
+          <w:rFonts w:ascii="Arial" w:hAnsi="Arial" w:cs="Arial"/>
+          <w:noProof/>
+          <w:color w:val="000000"/>
+        </w:rPr>
+      </w:pPr>
+      <w:r>
+        <w:rPr>
+          <w:rFonts w:ascii="Arial" w:hAnsi="Arial" w:cs="Arial"/>
+          <w:color w:val="000000"/>
+        </w:rPr>
+        <w:t>Dos 500 pedidos registrados, 350 foram aprovados, representando uma taxa de aprovação de 70%. Isso significa que aproximadamente 30% dos pedidos não chegam à aprovação, ficando entre cancelados, pendentes ou reembolsados.</w:t>
+      </w:r>
+      <w:r>
+        <w:rPr>
+          <w:rFonts w:ascii="Arial" w:hAnsi="Arial" w:cs="Arial"/>
+          <w:color w:val="000000"/>
+        </w:rPr>
+        <w:t xml:space="preserve"> </w:t>
+      </w:r>
+      <w:r>
+        <w:rPr>
+          <w:rFonts w:ascii="Arial" w:hAnsi="Arial" w:cs="Arial"/>
+          <w:color w:val="000000"/>
+        </w:rPr>
+        <w:t>o pagamento, e nesse tempo o cliente muda de ideia</w:t>
+      </w:r>
+      <w:r>
+        <w:rPr>
+          <w:rFonts w:ascii="Arial" w:hAnsi="Arial" w:cs="Arial"/>
+          <w:noProof/>
+          <w:color w:val="000000"/>
+        </w:rPr>
+        <w:t>.</w:t>
+      </w:r>
+    </w:p>
+    <w:p>
+      <w:pPr>
+        <w:pStyle w:val="NormalWeb"/>
+        <w:shd w:val="clear" w:color="auto" w:fill="FFFFFF"/>
+        <w:spacing w:before="0" w:beforeAutospacing="0" w:after="0" w:afterAutospacing="0"/>
+        <w:ind w:firstLine="720"/>
+        <w:jc w:val="center"/>
+        <w:rPr>
+          <w:rFonts w:ascii="Arial" w:hAnsi="Arial" w:cs="Arial"/>
+          <w:b/>
+          <w:bCs/>
+          <w:color w:val="000000"/>
+        </w:rPr>
+      </w:pPr>
+    </w:p>
+    <w:p>
+      <w:pPr>
+        <w:pStyle w:val="NormalWeb"/>
+        <w:shd w:val="clear" w:color="auto" w:fill="FFFFFF"/>
+        <w:spacing w:before="0" w:beforeAutospacing="0" w:after="0" w:afterAutospacing="0"/>
+        <w:ind w:firstLine="720"/>
+        <w:jc w:val="center"/>
+        <w:rPr>
+          <w:rFonts w:ascii="Arial" w:hAnsi="Arial" w:cs="Arial"/>
+          <w:noProof/>
+          <w:color w:val="000000"/>
+        </w:rPr>
+      </w:pPr>
+      <w:r>
+        <w:rPr>
+          <w:rFonts w:ascii="Arial" w:hAnsi="Arial" w:cs="Arial"/>
+          <w:b/>
+          <w:bCs/>
+          <w:color w:val="000000"/>
+        </w:rPr>
+        <w:t xml:space="preserve">Figura </w:t>
+      </w:r>
+      <w:r>
+        <w:rPr>
+          <w:rFonts w:ascii="Arial" w:hAnsi="Arial" w:cs="Arial"/>
+          <w:b/>
+          <w:bCs/>
+          <w:color w:val="000000"/>
+        </w:rPr>
+        <w:t>40</w:t>
+      </w:r>
+      <w:r>
+        <w:rPr>
+          <w:rFonts w:ascii="Arial" w:hAnsi="Arial" w:cs="Arial"/>
+          <w:b/>
+          <w:bCs/>
+          <w:color w:val="000000"/>
+        </w:rPr>
+        <w:t xml:space="preserve"> – Maiores canais de venda</w:t>
+      </w:r>
+    </w:p>
+    <w:p>
+      <w:pPr>
+        <w:pStyle w:val="NormalWeb"/>
+        <w:shd w:val="clear" w:color="auto" w:fill="FFFFFF"/>
+        <w:spacing w:before="0" w:beforeAutospacing="0" w:after="0" w:afterAutospacing="0"/>
+        <w:ind w:firstLine="720"/>
+        <w:jc w:val="center"/>
+        <w:rPr>
+          <w:rFonts w:ascii="Arial" w:hAnsi="Arial" w:cs="Arial"/>
+          <w:noProof/>
+          <w:color w:val="000000"/>
+        </w:rPr>
+      </w:pPr>
+      <w:r>
+        <w:rPr>
+          <w:rFonts w:ascii="Arial" w:hAnsi="Arial" w:cs="Arial"/>
+          <w:noProof/>
+          <w:color w:val="000000"/>
+        </w:rPr>
+        <w:lastRenderedPageBreak/>
+        <w:br/>
+      </w:r>
+      <w:r>
+        <w:rPr>
+          <w:rFonts w:ascii="Arial" w:hAnsi="Arial" w:cs="Arial"/>
+          <w:noProof/>
+          <w:color w:val="000000"/>
+        </w:rPr>
+        <w:br/>
+      </w:r>
+      <w:r>
+        <w:rPr>
+          <w:noProof/>
+        </w:rPr>
+        <w:drawing>
+          <wp:inline distT="0" distB="0" distL="0" distR="0" wp14:anchorId="458A7CCD" wp14:editId="0350DE74">
+            <wp:extent cx="4795520" cy="3370580"/>
+            <wp:effectExtent l="0" t="0" r="5080" b="1270"/>
+            <wp:docPr id="17" name="Imagem 17"/>
+            <wp:cNvGraphicFramePr>
+              <a:graphicFrameLocks xmlns:a="http://schemas.openxmlformats.org/drawingml/2006/main" noChangeAspect="1"/>
+            </wp:cNvGraphicFramePr>
+            <a:graphic xmlns:a="http://schemas.openxmlformats.org/drawingml/2006/main">
+              <a:graphicData uri="http://schemas.openxmlformats.org/drawingml/2006/picture">
+                <pic:pic xmlns:pic="http://schemas.openxmlformats.org/drawingml/2006/picture">
+                  <pic:nvPicPr>
+                    <pic:cNvPr id="0" name="Picture 39"/>
+                    <pic:cNvPicPr>
+                      <a:picLocks noChangeAspect="1" noChangeArrowheads="1"/>
+                    </pic:cNvPicPr>
+                  </pic:nvPicPr>
+                  <pic:blipFill>
+                    <a:blip r:embed="rId31">
+                      <a:extLst>
+                        <a:ext uri="{28A0092B-C50C-407E-A947-70E740481C1C}">
+                          <a14:useLocalDpi xmlns:a14="http://schemas.microsoft.com/office/drawing/2010/main" val="0"/>
+                        </a:ext>
+                      </a:extLst>
+                    </a:blip>
+                    <a:srcRect/>
+                    <a:stretch>
+                      <a:fillRect/>
+                    </a:stretch>
+                  </pic:blipFill>
+                  <pic:spPr bwMode="auto">
+                    <a:xfrm>
+                      <a:off x="0" y="0"/>
+                      <a:ext cx="4795520" cy="3370580"/>
+                    </a:xfrm>
+                    <a:prstGeom prst="rect">
+                      <a:avLst/>
+                    </a:prstGeom>
+                    <a:noFill/>
+                    <a:ln>
+                      <a:noFill/>
+                    </a:ln>
+                  </pic:spPr>
+                </pic:pic>
+              </a:graphicData>
+            </a:graphic>
+          </wp:inline>
+        </w:drawing>
+      </w:r>
+    </w:p>
+    <w:p>
+      <w:pPr>
+        <w:pStyle w:val="NormalWeb"/>
+        <w:shd w:val="clear" w:color="auto" w:fill="FFFFFF"/>
+        <w:spacing w:before="0" w:beforeAutospacing="0" w:after="0" w:afterAutospacing="0"/>
+        <w:ind w:firstLine="720"/>
+        <w:jc w:val="center"/>
+        <w:rPr>
+          <w:rFonts w:ascii="Arial" w:hAnsi="Arial" w:cs="Arial"/>
+          <w:b/>
+          <w:bCs/>
+          <w:noProof/>
+          <w:color w:val="000000"/>
+        </w:rPr>
+      </w:pPr>
+      <w:r>
+        <w:rPr>
+          <w:rFonts w:ascii="Arial" w:hAnsi="Arial" w:cs="Arial"/>
+          <w:b/>
+          <w:bCs/>
+          <w:noProof/>
+          <w:color w:val="000000"/>
+        </w:rPr>
+        <w:t>(</w:t>
+      </w:r>
+      <w:r>
+        <w:rPr>
+          <w:rFonts w:ascii="Arial" w:hAnsi="Arial" w:cs="Arial"/>
+          <w:b/>
+          <w:bCs/>
+          <w:noProof/>
+          <w:color w:val="000000"/>
+        </w:rPr>
+        <w:t>Emilly da Silva da Luz - 2026</w:t>
+      </w:r>
+      <w:r>
+        <w:rPr>
+          <w:rFonts w:ascii="Arial" w:hAnsi="Arial" w:cs="Arial"/>
+          <w:b/>
+          <w:bCs/>
+          <w:noProof/>
+          <w:color w:val="000000"/>
+        </w:rPr>
+        <w:t>)</w:t>
+      </w:r>
+    </w:p>
+    <w:p>
+      <w:pPr>
+        <w:rPr>
+          <w:sz w:val="24"/>
+          <w:szCs w:val="24"/>
+        </w:rPr>
+      </w:pPr>
+      <w:r>
+        <w:rPr>
+          <w:color w:val="222222"/>
+          <w:sz w:val="24"/>
+          <w:szCs w:val="24"/>
+        </w:rPr>
+        <w:br/>
+      </w:r>
+    </w:p>
+    <w:p>
+      <w:pPr>
+        <w:pStyle w:val="NormalWeb"/>
+        <w:shd w:val="clear" w:color="auto" w:fill="FFFFFF"/>
+        <w:spacing w:before="0" w:beforeAutospacing="0" w:after="0" w:afterAutospacing="0"/>
+        <w:rPr>
+          <w:rFonts w:ascii="Arial" w:hAnsi="Arial" w:cs="Arial"/>
+        </w:rPr>
+      </w:pPr>
+      <w:r>
+        <w:rPr>
+          <w:rFonts w:ascii="Arial" w:hAnsi="Arial" w:cs="Arial"/>
+          <w:b/>
+          <w:bCs/>
+          <w:color w:val="000000"/>
+        </w:rPr>
+        <w:t xml:space="preserve">3. </w:t>
+      </w:r>
+      <w:r>
+        <w:rPr>
+          <w:rFonts w:ascii="Arial" w:hAnsi="Arial" w:cs="Arial"/>
+          <w:b/>
+          <w:bCs/>
+          <w:color w:val="000000"/>
+        </w:rPr>
+        <w:t xml:space="preserve">Site e App </w:t>
+      </w:r>
+      <w:r>
+        <w:rPr>
+          <w:rFonts w:ascii="Arial" w:hAnsi="Arial" w:cs="Arial"/>
+          <w:b/>
+          <w:bCs/>
+          <w:color w:val="000000"/>
+        </w:rPr>
+        <w:t>são os principais meio de faturamento</w:t>
+      </w:r>
+      <w:r>
+        <w:rPr>
+          <w:rFonts w:ascii="Arial" w:hAnsi="Arial" w:cs="Arial"/>
+          <w:color w:val="222222"/>
+        </w:rPr>
+        <w:br/>
+      </w:r>
+    </w:p>
+    <w:p>
+      <w:pPr>
+        <w:ind w:firstLine="284"/>
+        <w:rPr>
+          <w:rFonts w:eastAsia="Times New Roman"/>
+          <w:color w:val="000000"/>
+          <w:sz w:val="24"/>
+          <w:szCs w:val="24"/>
+          <w:lang w:eastAsia="pt-BR"/>
+        </w:rPr>
+      </w:pPr>
+      <w:r>
+        <w:rPr>
+          <w:rFonts w:eastAsia="Times New Roman"/>
+          <w:color w:val="000000"/>
+          <w:sz w:val="24"/>
+          <w:szCs w:val="24"/>
+          <w:lang w:eastAsia="pt-BR"/>
+        </w:rPr>
+        <w:t>Entre os pedidos aprovados, o Site foi o canal com maior faturamento</w:t>
+      </w:r>
+      <w:r>
+        <w:rPr>
+          <w:rFonts w:eastAsia="Times New Roman"/>
+          <w:color w:val="000000"/>
+          <w:sz w:val="24"/>
+          <w:szCs w:val="24"/>
+          <w:lang w:eastAsia="pt-BR"/>
+        </w:rPr>
+        <w:t xml:space="preserve"> e </w:t>
+      </w:r>
+      <w:r>
+        <w:rPr>
+          <w:rFonts w:eastAsia="Times New Roman"/>
+          <w:color w:val="000000"/>
+          <w:sz w:val="24"/>
+          <w:szCs w:val="24"/>
+          <w:lang w:eastAsia="pt-BR"/>
+        </w:rPr>
+        <w:t>seguido pelo App</w:t>
+      </w:r>
+      <w:r>
+        <w:rPr>
+          <w:rFonts w:eastAsia="Times New Roman"/>
+          <w:color w:val="000000"/>
+          <w:sz w:val="24"/>
+          <w:szCs w:val="24"/>
+          <w:lang w:eastAsia="pt-BR"/>
+        </w:rPr>
+        <w:t>.</w:t>
+      </w:r>
+      <w:r>
+        <w:rPr>
+          <w:rFonts w:eastAsia="Times New Roman"/>
+          <w:color w:val="000000"/>
+          <w:sz w:val="24"/>
+          <w:szCs w:val="24"/>
+          <w:lang w:eastAsia="pt-BR"/>
+        </w:rPr>
+        <w:br/>
+      </w:r>
+    </w:p>
+    <w:p>
+      <w:pPr>
+        <w:ind w:firstLine="284"/>
+        <w:jc w:val="center"/>
+        <w:rPr>
+          <w:rFonts w:eastAsia="Times New Roman"/>
+          <w:b/>
+          <w:bCs/>
+          <w:color w:val="000000"/>
+          <w:sz w:val="24"/>
+          <w:szCs w:val="24"/>
+          <w:lang w:eastAsia="pt-BR"/>
+        </w:rPr>
+      </w:pPr>
+      <w:r>
+        <w:rPr>
+          <w:rFonts w:eastAsia="Times New Roman"/>
+          <w:b/>
+          <w:bCs/>
+          <w:color w:val="000000"/>
+          <w:sz w:val="24"/>
+          <w:szCs w:val="24"/>
+          <w:lang w:eastAsia="pt-BR"/>
+        </w:rPr>
+        <w:lastRenderedPageBreak/>
+        <w:t xml:space="preserve">Figura </w:t>
+      </w:r>
+      <w:r>
+        <w:rPr>
+          <w:rFonts w:eastAsia="Times New Roman"/>
+          <w:b/>
+          <w:bCs/>
+          <w:color w:val="000000"/>
+          <w:sz w:val="24"/>
+          <w:szCs w:val="24"/>
+          <w:lang w:eastAsia="pt-BR"/>
+        </w:rPr>
+        <w:t>41</w:t>
+      </w:r>
+      <w:r>
+        <w:rPr>
+          <w:rFonts w:eastAsia="Times New Roman"/>
+          <w:b/>
+          <w:bCs/>
+          <w:color w:val="000000"/>
+          <w:sz w:val="24"/>
+          <w:szCs w:val="24"/>
+          <w:lang w:eastAsia="pt-BR"/>
+        </w:rPr>
+        <w:t xml:space="preserve"> – Maiores canais de venda</w:t>
+      </w:r>
+      <w:r>
+        <w:rPr>
+          <w:rFonts w:eastAsia="Times New Roman"/>
+          <w:color w:val="000000"/>
+          <w:sz w:val="24"/>
+          <w:szCs w:val="24"/>
+          <w:lang w:eastAsia="pt-BR"/>
+        </w:rPr>
+        <w:br/>
+      </w:r>
+      <w:r>
+        <w:rPr>
+          <w:noProof/>
+        </w:rPr>
+        <w:drawing>
+          <wp:inline distT="0" distB="0" distL="0" distR="0" wp14:anchorId="6C6200FD" wp14:editId="76DDC864">
+            <wp:extent cx="5524500" cy="5334000"/>
+            <wp:effectExtent l="0" t="0" r="0" b="0"/>
+            <wp:docPr id="16" name="Imagem 16"/>
+            <wp:cNvGraphicFramePr>
+              <a:graphicFrameLocks xmlns:a="http://schemas.openxmlformats.org/drawingml/2006/main" noChangeAspect="1"/>
+            </wp:cNvGraphicFramePr>
+            <a:graphic xmlns:a="http://schemas.openxmlformats.org/drawingml/2006/main">
+              <a:graphicData uri="http://schemas.openxmlformats.org/drawingml/2006/picture">
+                <pic:pic xmlns:pic="http://schemas.openxmlformats.org/drawingml/2006/picture">
+                  <pic:nvPicPr>
+                    <pic:cNvPr id="0" name="Picture 37"/>
+                    <pic:cNvPicPr>
+                      <a:picLocks noChangeAspect="1" noChangeArrowheads="1"/>
+                    </pic:cNvPicPr>
+                  </pic:nvPicPr>
+                  <pic:blipFill>
+                    <a:blip r:embed="rId34">
+                      <a:extLst>
+                        <a:ext uri="{28A0092B-C50C-407E-A947-70E740481C1C}">
+                          <a14:useLocalDpi xmlns:a14="http://schemas.microsoft.com/office/drawing/2010/main" val="0"/>
+                        </a:ext>
+                      </a:extLst>
+                    </a:blip>
+                    <a:srcRect/>
+                    <a:stretch>
+                      <a:fillRect/>
+                    </a:stretch>
+                  </pic:blipFill>
+                  <pic:spPr bwMode="auto">
+                    <a:xfrm>
+                      <a:off x="0" y="0"/>
+                      <a:ext cx="5524500" cy="5334000"/>
+                    </a:xfrm>
+                    <a:prstGeom prst="rect">
+                      <a:avLst/>
+                    </a:prstGeom>
+                    <a:noFill/>
+                    <a:ln>
+                      <a:noFill/>
+                    </a:ln>
+                  </pic:spPr>
+                </pic:pic>
+              </a:graphicData>
+            </a:graphic>
+          </wp:inline>
+        </w:drawing>
+      </w:r>
+    </w:p>
+    <w:p>
+      <w:pPr>
+        <w:ind w:firstLine="284"/>
+        <w:jc w:val="center"/>
+        <w:rPr>
+          <w:rFonts w:eastAsia="Times New Roman"/>
+          <w:color w:val="000000"/>
+          <w:sz w:val="24"/>
+          <w:szCs w:val="24"/>
+          <w:lang w:eastAsia="pt-BR"/>
+        </w:rPr>
+      </w:pPr>
+      <w:r>
+        <w:rPr>
+          <w:rFonts w:eastAsia="Times New Roman"/>
+          <w:b/>
+          <w:bCs/>
+          <w:color w:val="000000"/>
+          <w:sz w:val="24"/>
+          <w:szCs w:val="24"/>
+          <w:lang w:eastAsia="pt-BR"/>
+        </w:rPr>
+        <w:t>(</w:t>
+      </w:r>
+      <w:proofErr w:type="spellStart"/>
+      <w:r>
+        <w:rPr>
+          <w:rFonts w:eastAsia="Times New Roman"/>
+          <w:b/>
+          <w:bCs/>
+          <w:color w:val="000000"/>
+          <w:sz w:val="24"/>
+          <w:szCs w:val="24"/>
+          <w:lang w:eastAsia="pt-BR"/>
+        </w:rPr>
+        <w:t>Emilly</w:t>
+      </w:r>
+      <w:proofErr w:type="spellEnd"/>
+      <w:r>
+        <w:rPr>
+          <w:rFonts w:eastAsia="Times New Roman"/>
+          <w:b/>
+          <w:bCs/>
+          <w:color w:val="000000"/>
+          <w:sz w:val="24"/>
+          <w:szCs w:val="24"/>
+          <w:lang w:eastAsia="pt-BR"/>
+        </w:rPr>
+        <w:t xml:space="preserve"> da Silva da Luz - 2026)</w:t>
+      </w:r>
+      <w:r>
+        <w:rPr>
+          <w:color w:val="222222"/>
+        </w:rPr>
+        <w:br/>
+      </w:r>
+    </w:p>
+    <w:p>
+      <w:pPr>
+        <w:ind w:firstLine="284"/>
+        <w:rPr>
+          <w:rFonts w:eastAsia="Times New Roman"/>
+          <w:b/>
+          <w:bCs/>
+          <w:color w:val="000000"/>
+          <w:sz w:val="24"/>
+          <w:szCs w:val="24"/>
+          <w:lang w:eastAsia="pt-BR"/>
+        </w:rPr>
+      </w:pPr>
+      <w:r>
+        <w:rPr>
+          <w:rFonts w:eastAsia="Times New Roman"/>
+          <w:b/>
+          <w:bCs/>
+          <w:color w:val="000000"/>
+          <w:sz w:val="24"/>
+          <w:szCs w:val="24"/>
+          <w:lang w:eastAsia="pt-BR"/>
+        </w:rPr>
+        <w:t>Recomendação de Negócio:</w:t>
+      </w:r>
+    </w:p>
+    <w:p>
+      <w:pPr>
+        <w:ind w:firstLine="284"/>
+        <w:rPr>
+          <w:rFonts w:eastAsia="Times New Roman"/>
+          <w:color w:val="000000"/>
+          <w:sz w:val="24"/>
+          <w:szCs w:val="24"/>
+          <w:lang w:eastAsia="pt-BR"/>
+        </w:rPr>
+      </w:pPr>
+    </w:p>
+    <w:p>
+      <w:pPr>
+        <w:ind w:firstLine="284"/>
+        <w:rPr>
+          <w:rFonts w:ascii="Times New Roman" w:hAnsi="Times New Roman" w:cs="Times New Roman"/>
+        </w:rPr>
+      </w:pPr>
+      <w:r>
+        <w:rPr>
+          <w:rFonts w:eastAsia="Times New Roman"/>
+          <w:color w:val="000000"/>
+          <w:sz w:val="24"/>
+          <w:szCs w:val="24"/>
+          <w:lang w:eastAsia="pt-BR"/>
+        </w:rPr>
+        <w:t xml:space="preserve">Foi identificado que existem clientes cadastrados sem número de telefone, apresentando valores nulos nesse campo. Recomenda-se que a </w:t>
+      </w:r>
+      <w:proofErr w:type="spellStart"/>
+      <w:r>
+        <w:rPr>
+          <w:rFonts w:eastAsia="Times New Roman"/>
+          <w:color w:val="000000"/>
+          <w:sz w:val="24"/>
+          <w:szCs w:val="24"/>
+          <w:lang w:eastAsia="pt-BR"/>
+        </w:rPr>
+        <w:t>NexaShop</w:t>
+      </w:r>
+      <w:proofErr w:type="spellEnd"/>
+      <w:r>
+        <w:rPr>
+          <w:rFonts w:eastAsia="Times New Roman"/>
+          <w:color w:val="000000"/>
+          <w:sz w:val="24"/>
+          <w:szCs w:val="24"/>
+          <w:lang w:eastAsia="pt-BR"/>
+        </w:rPr>
+        <w:t xml:space="preserve"> incentive a atualização desses dados e implemente validações no momento do cadastro para reduzir a quantidade de informações ausentes.</w:t>
+      </w:r>
+    </w:p>
+    <w:p>
+      <w:pPr>
+        <w:spacing w:after="240"/>
+      </w:pPr>
     </w:p>
     <w:sectPr>
-      <w:headerReference w:type="default" r:id="rId54"/>
-      <w:footerReference w:type="default" r:id="rId55"/>
-      <w:headerReference w:type="first" r:id="rId56"/>
-      <w:footerReference w:type="first" r:id="rId57"/>
-      <w:pgSz w:w="11909" w:h="16834" w:orient="portrait"/>
+      <w:headerReference w:type="default" r:id="rId43"/>
+      <w:footerReference w:type="default" r:id="rId44"/>
+      <w:headerReference w:type="first" r:id="rId45"/>
+      <w:footerReference w:type="first" r:id="rId46"/>
+      <w:pgSz w:w="11909" w:h="16834"/>
       <w:pgMar w:top="1440" w:right="1440" w:bottom="1440" w:left="1417" w:header="720" w:footer="720" w:gutter="0"/>
       <w:pgNumType w:start="1"/>
       <w:cols w:space="720"/>
@@ -8914,7 +9929,7 @@
 </file>
 
 <file path=word/endnotes.xml><?xml version="1.0" encoding="utf-8"?>
-<w:endnotes xmlns:wpc="http://schemas.microsoft.com/office/word/2010/wordprocessingCanvas" xmlns:cx="http://schemas.microsoft.com/office/drawing/2014/chartex" xmlns:cx1="http://schemas.microsoft.com/office/drawing/2015/9/8/chartex" xmlns:cx2="http://schemas.microsoft.com/office/drawing/2015/10/21/chartex" xmlns:cx3="http://schemas.microsoft.com/office/drawing/2016/5/9/chartex" xmlns:cx4="http://schemas.microsoft.com/office/drawing/2016/5/10/chartex" xmlns:cx5="http://schemas.microsoft.com/office/drawing/2016/5/11/chartex" xmlns:cx6="http://schemas.microsoft.com/office/drawing/2016/5/12/chartex" xmlns:cx7="http://schemas.microsoft.com/office/drawing/2016/5/13/chartex" xmlns:cx8="http://schemas.microsoft.com/office/drawing/2016/5/14/chartex" xmlns:mc="http://schemas.openxmlformats.org/markup-compatibility/2006" xmlns:aink="http://schemas.microsoft.com/office/drawing/2016/ink" xmlns:am3d="http://schemas.microsoft.com/office/drawing/2017/model3d" xmlns:o="urn:schemas-microsoft-com:office:office" xmlns:oel="http://schemas.microsoft.com/office/2019/extlst" xmlns:r="http://schemas.openxmlformats.org/officeDocument/2006/relationships" xmlns:m="http://schemas.openxmlformats.org/officeDocument/2006/math" xmlns:v="urn:schemas-microsoft-com:vml" xmlns:wp14="http://schemas.microsoft.com/office/word/2010/wordprocessingDrawing" xmlns:wp="http://schemas.openxmlformats.org/drawingml/2006/wordprocessingDrawing" xmlns:w10="urn:schemas-microsoft-com:office:word" xmlns:w="http://schemas.openxmlformats.org/wordprocessingml/2006/main" xmlns:w14="http://schemas.microsoft.com/office/word/2010/wordml" xmlns:w15="http://schemas.microsoft.com/office/word/2012/wordml" xmlns:w16cex="http://schemas.microsoft.com/office/word/2018/wordml/cex" xmlns:w16cid="http://schemas.microsoft.com/office/word/2016/wordml/cid" xmlns:w16="http://schemas.microsoft.com/office/word/2018/wordml" xmlns:w16du="http://schemas.microsoft.com/office/word/2023/wordml/word16du" xmlns:w16sdtdh="http://schemas.microsoft.com/office/word/2020/wordml/sdtdatahash" xmlns:w16sdtfl="http://schemas.microsoft.com/office/word/2024/wordml/sdtformatlock" xmlns:w16se="http://schemas.microsoft.com/office/word/2015/wordml/symex" xmlns:wpg="http://schemas.microsoft.com/office/word/2010/wordprocessingGroup" xmlns:wpi="http://schemas.microsoft.com/office/word/2010/wordprocessingInk" xmlns:wne="http://schemas.microsoft.com/office/word/2006/wordml" xmlns:wps="http://schemas.microsoft.com/office/word/2010/wordprocessingShape" mc:Ignorable="w14 w15 w16se w16cid w16 w16cex w16sdtdh w16sdtfl w16du wp14">
+<w:endnotes xmlns:wpc="http://schemas.microsoft.com/office/word/2010/wordprocessingCanvas" xmlns:cx="http://schemas.microsoft.com/office/drawing/2014/chartex" xmlns:cx1="http://schemas.microsoft.com/office/drawing/2015/9/8/chartex" xmlns:cx2="http://schemas.microsoft.com/office/drawing/2015/10/21/chartex" xmlns:cx3="http://schemas.microsoft.com/office/drawing/2016/5/9/chartex" xmlns:cx4="http://schemas.microsoft.com/office/drawing/2016/5/10/chartex" xmlns:cx5="http://schemas.microsoft.com/office/drawing/2016/5/11/chartex" xmlns:cx6="http://schemas.microsoft.com/office/drawing/2016/5/12/chartex" xmlns:cx7="http://schemas.microsoft.com/office/drawing/2016/5/13/chartex" xmlns:cx8="http://schemas.microsoft.com/office/drawing/2016/5/14/chartex" xmlns:mc="http://schemas.openxmlformats.org/markup-compatibility/2006" xmlns:aink="http://schemas.microsoft.com/office/drawing/2016/ink" xmlns:am3d="http://schemas.microsoft.com/office/drawing/2017/model3d" xmlns:o="urn:schemas-microsoft-com:office:office" xmlns:oel="http://schemas.microsoft.com/office/2019/extlst" xmlns:r="http://schemas.openxmlformats.org/officeDocument/2006/relationships" xmlns:m="http://schemas.openxmlformats.org/officeDocument/2006/math" xmlns:v="urn:schemas-microsoft-com:vml" xmlns:wp14="http://schemas.microsoft.com/office/word/2010/wordprocessingDrawing" xmlns:wp="http://schemas.openxmlformats.org/drawingml/2006/wordprocessingDrawing" xmlns:w10="urn:schemas-microsoft-com:office:word" xmlns:w="http://schemas.openxmlformats.org/wordprocessingml/2006/main" xmlns:w14="http://schemas.microsoft.com/office/word/2010/wordml" xmlns:w15="http://schemas.microsoft.com/office/word/2012/wordml" xmlns:w16cex="http://schemas.microsoft.com/office/word/2018/wordml/cex" xmlns:w16cid="http://schemas.microsoft.com/office/word/2016/wordml/cid" xmlns:w16="http://schemas.microsoft.com/office/word/2018/wordml" xmlns:w16sdtdh="http://schemas.microsoft.com/office/word/2020/wordml/sdtdatahash" xmlns:w16se="http://schemas.microsoft.com/office/word/2015/wordml/symex" xmlns:wpg="http://schemas.microsoft.com/office/word/2010/wordprocessingGroup" xmlns:wpi="http://schemas.microsoft.com/office/word/2010/wordprocessingInk" xmlns:wne="http://schemas.microsoft.com/office/word/2006/wordml" xmlns:wps="http://schemas.microsoft.com/office/word/2010/wordprocessingShape" mc:Ignorable="w14 w15 w16se w16cid w16 w16cex w16sdtdh wp14">
   <w:endnote w:type="separator" w:id="-1">
     <w:p>
       <w:pPr>
@@ -8939,7 +9954,7 @@
 </file>
 
 <file path=word/footer1.xml><?xml version="1.0" encoding="utf-8"?>
-<w:ftr xmlns:wpc="http://schemas.microsoft.com/office/word/2010/wordprocessingCanvas" xmlns:cx="http://schemas.microsoft.com/office/drawing/2014/chartex" xmlns:cx1="http://schemas.microsoft.com/office/drawing/2015/9/8/chartex" xmlns:cx2="http://schemas.microsoft.com/office/drawing/2015/10/21/chartex" xmlns:cx3="http://schemas.microsoft.com/office/drawing/2016/5/9/chartex" xmlns:cx4="http://schemas.microsoft.com/office/drawing/2016/5/10/chartex" xmlns:cx5="http://schemas.microsoft.com/office/drawing/2016/5/11/chartex" xmlns:cx6="http://schemas.microsoft.com/office/drawing/2016/5/12/chartex" xmlns:cx7="http://schemas.microsoft.com/office/drawing/2016/5/13/chartex" xmlns:cx8="http://schemas.microsoft.com/office/drawing/2016/5/14/chartex" xmlns:mc="http://schemas.openxmlformats.org/markup-compatibility/2006" xmlns:aink="http://schemas.microsoft.com/office/drawing/2016/ink" xmlns:am3d="http://schemas.microsoft.com/office/drawing/2017/model3d" xmlns:o="urn:schemas-microsoft-com:office:office" xmlns:oel="http://schemas.microsoft.com/office/2019/extlst" xmlns:r="http://schemas.openxmlformats.org/officeDocument/2006/relationships" xmlns:m="http://schemas.openxmlformats.org/officeDocument/2006/math" xmlns:v="urn:schemas-microsoft-com:vml" xmlns:wp14="http://schemas.microsoft.com/office/word/2010/wordprocessingDrawing" xmlns:wp="http://schemas.openxmlformats.org/drawingml/2006/wordprocessingDrawing" xmlns:w10="urn:schemas-microsoft-com:office:word" xmlns:w="http://schemas.openxmlformats.org/wordprocessingml/2006/main" xmlns:w14="http://schemas.microsoft.com/office/word/2010/wordml" xmlns:w15="http://schemas.microsoft.com/office/word/2012/wordml" xmlns:w16cex="http://schemas.microsoft.com/office/word/2018/wordml/cex" xmlns:w16cid="http://schemas.microsoft.com/office/word/2016/wordml/cid" xmlns:w16="http://schemas.microsoft.com/office/word/2018/wordml" xmlns:w16du="http://schemas.microsoft.com/office/word/2023/wordml/word16du" xmlns:w16sdtdh="http://schemas.microsoft.com/office/word/2020/wordml/sdtdatahash" xmlns:w16sdtfl="http://schemas.microsoft.com/office/word/2024/wordml/sdtformatlock" xmlns:w16se="http://schemas.microsoft.com/office/word/2015/wordml/symex" xmlns:wpg="http://schemas.microsoft.com/office/word/2010/wordprocessingGroup" xmlns:wpi="http://schemas.microsoft.com/office/word/2010/wordprocessingInk" xmlns:wne="http://schemas.microsoft.com/office/word/2006/wordml" xmlns:wps="http://schemas.microsoft.com/office/word/2010/wordprocessingShape" mc:Ignorable="w14 w15 w16se w16cid w16 w16cex w16sdtdh w16sdtfl w16du wp14">
+<w:ftr xmlns:wpc="http://schemas.microsoft.com/office/word/2010/wordprocessingCanvas" xmlns:cx="http://schemas.microsoft.com/office/drawing/2014/chartex" xmlns:cx1="http://schemas.microsoft.com/office/drawing/2015/9/8/chartex" xmlns:cx2="http://schemas.microsoft.com/office/drawing/2015/10/21/chartex" xmlns:cx3="http://schemas.microsoft.com/office/drawing/2016/5/9/chartex" xmlns:cx4="http://schemas.microsoft.com/office/drawing/2016/5/10/chartex" xmlns:cx5="http://schemas.microsoft.com/office/drawing/2016/5/11/chartex" xmlns:cx6="http://schemas.microsoft.com/office/drawing/2016/5/12/chartex" xmlns:cx7="http://schemas.microsoft.com/office/drawing/2016/5/13/chartex" xmlns:cx8="http://schemas.microsoft.com/office/drawing/2016/5/14/chartex" xmlns:mc="http://schemas.openxmlformats.org/markup-compatibility/2006" xmlns:aink="http://schemas.microsoft.com/office/drawing/2016/ink" xmlns:am3d="http://schemas.microsoft.com/office/drawing/2017/model3d" xmlns:o="urn:schemas-microsoft-com:office:office" xmlns:oel="http://schemas.microsoft.com/office/2019/extlst" xmlns:r="http://schemas.openxmlformats.org/officeDocument/2006/relationships" xmlns:m="http://schemas.openxmlformats.org/officeDocument/2006/math" xmlns:v="urn:schemas-microsoft-com:vml" xmlns:wp14="http://schemas.microsoft.com/office/word/2010/wordprocessingDrawing" xmlns:wp="http://schemas.openxmlformats.org/drawingml/2006/wordprocessingDrawing" xmlns:w10="urn:schemas-microsoft-com:office:word" xmlns:w="http://schemas.openxmlformats.org/wordprocessingml/2006/main" xmlns:w14="http://schemas.microsoft.com/office/word/2010/wordml" xmlns:w15="http://schemas.microsoft.com/office/word/2012/wordml" xmlns:w16cex="http://schemas.microsoft.com/office/word/2018/wordml/cex" xmlns:w16cid="http://schemas.microsoft.com/office/word/2016/wordml/cid" xmlns:w16="http://schemas.microsoft.com/office/word/2018/wordml" xmlns:w16sdtdh="http://schemas.microsoft.com/office/word/2020/wordml/sdtdatahash" xmlns:w16se="http://schemas.microsoft.com/office/word/2015/wordml/symex" xmlns:wpg="http://schemas.microsoft.com/office/word/2010/wordprocessingGroup" xmlns:wpi="http://schemas.microsoft.com/office/word/2010/wordprocessingInk" xmlns:wne="http://schemas.microsoft.com/office/word/2006/wordml" xmlns:wps="http://schemas.microsoft.com/office/word/2010/wordprocessingShape" mc:Ignorable="w14 w15 w16se w16cid w16 w16cex w16sdtdh wp14">
   <w:tbl>
     <w:tblPr>
       <w:tblW w:w="0" w:type="auto"/>
@@ -8999,7 +10014,7 @@
 </file>
 
 <file path=word/footer2.xml><?xml version="1.0" encoding="utf-8"?>
-<w:ftr xmlns:wpc="http://schemas.microsoft.com/office/word/2010/wordprocessingCanvas" xmlns:cx="http://schemas.microsoft.com/office/drawing/2014/chartex" xmlns:cx1="http://schemas.microsoft.com/office/drawing/2015/9/8/chartex" xmlns:cx2="http://schemas.microsoft.com/office/drawing/2015/10/21/chartex" xmlns:cx3="http://schemas.microsoft.com/office/drawing/2016/5/9/chartex" xmlns:cx4="http://schemas.microsoft.com/office/drawing/2016/5/10/chartex" xmlns:cx5="http://schemas.microsoft.com/office/drawing/2016/5/11/chartex" xmlns:cx6="http://schemas.microsoft.com/office/drawing/2016/5/12/chartex" xmlns:cx7="http://schemas.microsoft.com/office/drawing/2016/5/13/chartex" xmlns:cx8="http://schemas.microsoft.com/office/drawing/2016/5/14/chartex" xmlns:mc="http://schemas.openxmlformats.org/markup-compatibility/2006" xmlns:aink="http://schemas.microsoft.com/office/drawing/2016/ink" xmlns:am3d="http://schemas.microsoft.com/office/drawing/2017/model3d" xmlns:o="urn:schemas-microsoft-com:office:office" xmlns:oel="http://schemas.microsoft.com/office/2019/extlst" xmlns:r="http://schemas.openxmlformats.org/officeDocument/2006/relationships" xmlns:m="http://schemas.openxmlformats.org/officeDocument/2006/math" xmlns:v="urn:schemas-microsoft-com:vml" xmlns:wp14="http://schemas.microsoft.com/office/word/2010/wordprocessingDrawing" xmlns:wp="http://schemas.openxmlformats.org/drawingml/2006/wordprocessingDrawing" xmlns:w10="urn:schemas-microsoft-com:office:word" xmlns:w="http://schemas.openxmlformats.org/wordprocessingml/2006/main" xmlns:w14="http://schemas.microsoft.com/office/word/2010/wordml" xmlns:w15="http://schemas.microsoft.com/office/word/2012/wordml" xmlns:w16cex="http://schemas.microsoft.com/office/word/2018/wordml/cex" xmlns:w16cid="http://schemas.microsoft.com/office/word/2016/wordml/cid" xmlns:w16="http://schemas.microsoft.com/office/word/2018/wordml" xmlns:w16du="http://schemas.microsoft.com/office/word/2023/wordml/word16du" xmlns:w16sdtdh="http://schemas.microsoft.com/office/word/2020/wordml/sdtdatahash" xmlns:w16sdtfl="http://schemas.microsoft.com/office/word/2024/wordml/sdtformatlock" xmlns:w16se="http://schemas.microsoft.com/office/word/2015/wordml/symex" xmlns:wpg="http://schemas.microsoft.com/office/word/2010/wordprocessingGroup" xmlns:wpi="http://schemas.microsoft.com/office/word/2010/wordprocessingInk" xmlns:wne="http://schemas.microsoft.com/office/word/2006/wordml" xmlns:wps="http://schemas.microsoft.com/office/word/2010/wordprocessingShape" mc:Ignorable="w14 w15 w16se w16cid w16 w16cex w16sdtdh w16sdtfl w16du wp14">
+<w:ftr xmlns:wpc="http://schemas.microsoft.com/office/word/2010/wordprocessingCanvas" xmlns:cx="http://schemas.microsoft.com/office/drawing/2014/chartex" xmlns:cx1="http://schemas.microsoft.com/office/drawing/2015/9/8/chartex" xmlns:cx2="http://schemas.microsoft.com/office/drawing/2015/10/21/chartex" xmlns:cx3="http://schemas.microsoft.com/office/drawing/2016/5/9/chartex" xmlns:cx4="http://schemas.microsoft.com/office/drawing/2016/5/10/chartex" xmlns:cx5="http://schemas.microsoft.com/office/drawing/2016/5/11/chartex" xmlns:cx6="http://schemas.microsoft.com/office/drawing/2016/5/12/chartex" xmlns:cx7="http://schemas.microsoft.com/office/drawing/2016/5/13/chartex" xmlns:cx8="http://schemas.microsoft.com/office/drawing/2016/5/14/chartex" xmlns:mc="http://schemas.openxmlformats.org/markup-compatibility/2006" xmlns:aink="http://schemas.microsoft.com/office/drawing/2016/ink" xmlns:am3d="http://schemas.microsoft.com/office/drawing/2017/model3d" xmlns:o="urn:schemas-microsoft-com:office:office" xmlns:oel="http://schemas.microsoft.com/office/2019/extlst" xmlns:r="http://schemas.openxmlformats.org/officeDocument/2006/relationships" xmlns:m="http://schemas.openxmlformats.org/officeDocument/2006/math" xmlns:v="urn:schemas-microsoft-com:vml" xmlns:wp14="http://schemas.microsoft.com/office/word/2010/wordprocessingDrawing" xmlns:wp="http://schemas.openxmlformats.org/drawingml/2006/wordprocessingDrawing" xmlns:w10="urn:schemas-microsoft-com:office:word" xmlns:w="http://schemas.openxmlformats.org/wordprocessingml/2006/main" xmlns:w14="http://schemas.microsoft.com/office/word/2010/wordml" xmlns:w15="http://schemas.microsoft.com/office/word/2012/wordml" xmlns:w16cex="http://schemas.microsoft.com/office/word/2018/wordml/cex" xmlns:w16cid="http://schemas.microsoft.com/office/word/2016/wordml/cid" xmlns:w16="http://schemas.microsoft.com/office/word/2018/wordml" xmlns:w16sdtdh="http://schemas.microsoft.com/office/word/2020/wordml/sdtdatahash" xmlns:w16se="http://schemas.microsoft.com/office/word/2015/wordml/symex" xmlns:wpg="http://schemas.microsoft.com/office/word/2010/wordprocessingGroup" xmlns:wpi="http://schemas.microsoft.com/office/word/2010/wordprocessingInk" xmlns:wne="http://schemas.microsoft.com/office/word/2006/wordml" xmlns:wps="http://schemas.microsoft.com/office/word/2010/wordprocessingShape" mc:Ignorable="w14 w15 w16se w16cid w16 w16cex w16sdtdh wp14">
   <w:p>
     <w:pPr>
       <w:jc w:val="center"/>
@@ -9035,7 +10050,7 @@
 </file>
 
 <file path=word/footnotes.xml><?xml version="1.0" encoding="utf-8"?>
-<w:footnotes xmlns:wpc="http://schemas.microsoft.com/office/word/2010/wordprocessingCanvas" xmlns:cx="http://schemas.microsoft.com/office/drawing/2014/chartex" xmlns:cx1="http://schemas.microsoft.com/office/drawing/2015/9/8/chartex" xmlns:cx2="http://schemas.microsoft.com/office/drawing/2015/10/21/chartex" xmlns:cx3="http://schemas.microsoft.com/office/drawing/2016/5/9/chartex" xmlns:cx4="http://schemas.microsoft.com/office/drawing/2016/5/10/chartex" xmlns:cx5="http://schemas.microsoft.com/office/drawing/2016/5/11/chartex" xmlns:cx6="http://schemas.microsoft.com/office/drawing/2016/5/12/chartex" xmlns:cx7="http://schemas.microsoft.com/office/drawing/2016/5/13/chartex" xmlns:cx8="http://schemas.microsoft.com/office/drawing/2016/5/14/chartex" xmlns:mc="http://schemas.openxmlformats.org/markup-compatibility/2006" xmlns:aink="http://schemas.microsoft.com/office/drawing/2016/ink" xmlns:am3d="http://schemas.microsoft.com/office/drawing/2017/model3d" xmlns:o="urn:schemas-microsoft-com:office:office" xmlns:oel="http://schemas.microsoft.com/office/2019/extlst" xmlns:r="http://schemas.openxmlformats.org/officeDocument/2006/relationships" xmlns:m="http://schemas.openxmlformats.org/officeDocument/2006/math" xmlns:v="urn:schemas-microsoft-com:vml" xmlns:wp14="http://schemas.microsoft.com/office/word/2010/wordprocessingDrawing" xmlns:wp="http://schemas.openxmlformats.org/drawingml/2006/wordprocessingDrawing" xmlns:w10="urn:schemas-microsoft-com:office:word" xmlns:w="http://schemas.openxmlformats.org/wordprocessingml/2006/main" xmlns:w14="http://schemas.microsoft.com/office/word/2010/wordml" xmlns:w15="http://schemas.microsoft.com/office/word/2012/wordml" xmlns:w16cex="http://schemas.microsoft.com/office/word/2018/wordml/cex" xmlns:w16cid="http://schemas.microsoft.com/office/word/2016/wordml/cid" xmlns:w16="http://schemas.microsoft.com/office/word/2018/wordml" xmlns:w16du="http://schemas.microsoft.com/office/word/2023/wordml/word16du" xmlns:w16sdtdh="http://schemas.microsoft.com/office/word/2020/wordml/sdtdatahash" xmlns:w16sdtfl="http://schemas.microsoft.com/office/word/2024/wordml/sdtformatlock" xmlns:w16se="http://schemas.microsoft.com/office/word/2015/wordml/symex" xmlns:wpg="http://schemas.microsoft.com/office/word/2010/wordprocessingGroup" xmlns:wpi="http://schemas.microsoft.com/office/word/2010/wordprocessingInk" xmlns:wne="http://schemas.microsoft.com/office/word/2006/wordml" xmlns:wps="http://schemas.microsoft.com/office/word/2010/wordprocessingShape" mc:Ignorable="w14 w15 w16se w16cid w16 w16cex w16sdtdh w16sdtfl w16du wp14">
+<w:footnotes xmlns:wpc="http://schemas.microsoft.com/office/word/2010/wordprocessingCanvas" xmlns:cx="http://schemas.microsoft.com/office/drawing/2014/chartex" xmlns:cx1="http://schemas.microsoft.com/office/drawing/2015/9/8/chartex" xmlns:cx2="http://schemas.microsoft.com/office/drawing/2015/10/21/chartex" xmlns:cx3="http://schemas.microsoft.com/office/drawing/2016/5/9/chartex" xmlns:cx4="http://schemas.microsoft.com/office/drawing/2016/5/10/chartex" xmlns:cx5="http://schemas.microsoft.com/office/drawing/2016/5/11/chartex" xmlns:cx6="http://schemas.microsoft.com/office/drawing/2016/5/12/chartex" xmlns:cx7="http://schemas.microsoft.com/office/drawing/2016/5/13/chartex" xmlns:cx8="http://schemas.microsoft.com/office/drawing/2016/5/14/chartex" xmlns:mc="http://schemas.openxmlformats.org/markup-compatibility/2006" xmlns:aink="http://schemas.microsoft.com/office/drawing/2016/ink" xmlns:am3d="http://schemas.microsoft.com/office/drawing/2017/model3d" xmlns:o="urn:schemas-microsoft-com:office:office" xmlns:oel="http://schemas.microsoft.com/office/2019/extlst" xmlns:r="http://schemas.openxmlformats.org/officeDocument/2006/relationships" xmlns:m="http://schemas.openxmlformats.org/officeDocument/2006/math" xmlns:v="urn:schemas-microsoft-com:vml" xmlns:wp14="http://schemas.microsoft.com/office/word/2010/wordprocessingDrawing" xmlns:wp="http://schemas.openxmlformats.org/drawingml/2006/wordprocessingDrawing" xmlns:w10="urn:schemas-microsoft-com:office:word" xmlns:w="http://schemas.openxmlformats.org/wordprocessingml/2006/main" xmlns:w14="http://schemas.microsoft.com/office/word/2010/wordml" xmlns:w15="http://schemas.microsoft.com/office/word/2012/wordml" xmlns:w16cex="http://schemas.microsoft.com/office/word/2018/wordml/cex" xmlns:w16cid="http://schemas.microsoft.com/office/word/2016/wordml/cid" xmlns:w16="http://schemas.microsoft.com/office/word/2018/wordml" xmlns:w16sdtdh="http://schemas.microsoft.com/office/word/2020/wordml/sdtdatahash" xmlns:w16se="http://schemas.microsoft.com/office/word/2015/wordml/symex" xmlns:wpg="http://schemas.microsoft.com/office/word/2010/wordprocessingGroup" xmlns:wpi="http://schemas.microsoft.com/office/word/2010/wordprocessingInk" xmlns:wne="http://schemas.microsoft.com/office/word/2006/wordml" xmlns:wps="http://schemas.microsoft.com/office/word/2010/wordprocessingShape" mc:Ignorable="w14 w15 w16se w16cid w16 w16cex w16sdtdh wp14">
   <w:footnote w:type="separator" w:id="-1">
     <w:p>
       <w:pPr>
@@ -9060,7 +10075,7 @@
 </file>
 
 <file path=word/header1.xml><?xml version="1.0" encoding="utf-8"?>
-<w:hdr xmlns:wpc="http://schemas.microsoft.com/office/word/2010/wordprocessingCanvas" xmlns:cx="http://schemas.microsoft.com/office/drawing/2014/chartex" xmlns:cx1="http://schemas.microsoft.com/office/drawing/2015/9/8/chartex" xmlns:cx2="http://schemas.microsoft.com/office/drawing/2015/10/21/chartex" xmlns:cx3="http://schemas.microsoft.com/office/drawing/2016/5/9/chartex" xmlns:cx4="http://schemas.microsoft.com/office/drawing/2016/5/10/chartex" xmlns:cx5="http://schemas.microsoft.com/office/drawing/2016/5/11/chartex" xmlns:cx6="http://schemas.microsoft.com/office/drawing/2016/5/12/chartex" xmlns:cx7="http://schemas.microsoft.com/office/drawing/2016/5/13/chartex" xmlns:cx8="http://schemas.microsoft.com/office/drawing/2016/5/14/chartex" xmlns:mc="http://schemas.openxmlformats.org/markup-compatibility/2006" xmlns:aink="http://schemas.microsoft.com/office/drawing/2016/ink" xmlns:am3d="http://schemas.microsoft.com/office/drawing/2017/model3d" xmlns:o="urn:schemas-microsoft-com:office:office" xmlns:oel="http://schemas.microsoft.com/office/2019/extlst" xmlns:r="http://schemas.openxmlformats.org/officeDocument/2006/relationships" xmlns:m="http://schemas.openxmlformats.org/officeDocument/2006/math" xmlns:v="urn:schemas-microsoft-com:vml" xmlns:wp14="http://schemas.microsoft.com/office/word/2010/wordprocessingDrawing" xmlns:wp="http://schemas.openxmlformats.org/drawingml/2006/wordprocessingDrawing" xmlns:w10="urn:schemas-microsoft-com:office:word" xmlns:w="http://schemas.openxmlformats.org/wordprocessingml/2006/main" xmlns:w14="http://schemas.microsoft.com/office/word/2010/wordml" xmlns:w15="http://schemas.microsoft.com/office/word/2012/wordml" xmlns:w16cex="http://schemas.microsoft.com/office/word/2018/wordml/cex" xmlns:w16cid="http://schemas.microsoft.com/office/word/2016/wordml/cid" xmlns:w16="http://schemas.microsoft.com/office/word/2018/wordml" xmlns:w16du="http://schemas.microsoft.com/office/word/2023/wordml/word16du" xmlns:w16sdtdh="http://schemas.microsoft.com/office/word/2020/wordml/sdtdatahash" xmlns:w16sdtfl="http://schemas.microsoft.com/office/word/2024/wordml/sdtformatlock" xmlns:w16se="http://schemas.microsoft.com/office/word/2015/wordml/symex" xmlns:wpg="http://schemas.microsoft.com/office/word/2010/wordprocessingGroup" xmlns:wpi="http://schemas.microsoft.com/office/word/2010/wordprocessingInk" xmlns:wne="http://schemas.microsoft.com/office/word/2006/wordml" xmlns:wps="http://schemas.microsoft.com/office/word/2010/wordprocessingShape" mc:Ignorable="w14 w15 w16se w16cid w16 w16cex w16sdtdh w16sdtfl w16du wp14">
+<w:hdr xmlns:wpc="http://schemas.microsoft.com/office/word/2010/wordprocessingCanvas" xmlns:cx="http://schemas.microsoft.com/office/drawing/2014/chartex" xmlns:cx1="http://schemas.microsoft.com/office/drawing/2015/9/8/chartex" xmlns:cx2="http://schemas.microsoft.com/office/drawing/2015/10/21/chartex" xmlns:cx3="http://schemas.microsoft.com/office/drawing/2016/5/9/chartex" xmlns:cx4="http://schemas.microsoft.com/office/drawing/2016/5/10/chartex" xmlns:cx5="http://schemas.microsoft.com/office/drawing/2016/5/11/chartex" xmlns:cx6="http://schemas.microsoft.com/office/drawing/2016/5/12/chartex" xmlns:cx7="http://schemas.microsoft.com/office/drawing/2016/5/13/chartex" xmlns:cx8="http://schemas.microsoft.com/office/drawing/2016/5/14/chartex" xmlns:mc="http://schemas.openxmlformats.org/markup-compatibility/2006" xmlns:aink="http://schemas.microsoft.com/office/drawing/2016/ink" xmlns:am3d="http://schemas.microsoft.com/office/drawing/2017/model3d" xmlns:o="urn:schemas-microsoft-com:office:office" xmlns:oel="http://schemas.microsoft.com/office/2019/extlst" xmlns:r="http://schemas.openxmlformats.org/officeDocument/2006/relationships" xmlns:m="http://schemas.openxmlformats.org/officeDocument/2006/math" xmlns:v="urn:schemas-microsoft-com:vml" xmlns:wp14="http://schemas.microsoft.com/office/word/2010/wordprocessingDrawing" xmlns:wp="http://schemas.openxmlformats.org/drawingml/2006/wordprocessingDrawing" xmlns:w10="urn:schemas-microsoft-com:office:word" xmlns:w="http://schemas.openxmlformats.org/wordprocessingml/2006/main" xmlns:w14="http://schemas.microsoft.com/office/word/2010/wordml" xmlns:w15="http://schemas.microsoft.com/office/word/2012/wordml" xmlns:w16cex="http://schemas.microsoft.com/office/word/2018/wordml/cex" xmlns:w16cid="http://schemas.microsoft.com/office/word/2016/wordml/cid" xmlns:w16="http://schemas.microsoft.com/office/word/2018/wordml" xmlns:w16sdtdh="http://schemas.microsoft.com/office/word/2020/wordml/sdtdatahash" xmlns:w16se="http://schemas.microsoft.com/office/word/2015/wordml/symex" xmlns:wpg="http://schemas.microsoft.com/office/word/2010/wordprocessingGroup" xmlns:wpi="http://schemas.microsoft.com/office/word/2010/wordprocessingInk" xmlns:wne="http://schemas.microsoft.com/office/word/2006/wordml" xmlns:wps="http://schemas.microsoft.com/office/word/2010/wordprocessingShape" mc:Ignorable="w14 w15 w16se w16cid w16 w16cex w16sdtdh wp14">
   <w:tbl>
     <w:tblPr>
       <w:tblW w:w="0" w:type="auto"/>
@@ -9120,7 +10135,7 @@
 </file>
 
 <file path=word/header2.xml><?xml version="1.0" encoding="utf-8"?>
-<w:hdr xmlns:wpc="http://schemas.microsoft.com/office/word/2010/wordprocessingCanvas" xmlns:cx="http://schemas.microsoft.com/office/drawing/2014/chartex" xmlns:cx1="http://schemas.microsoft.com/office/drawing/2015/9/8/chartex" xmlns:cx2="http://schemas.microsoft.com/office/drawing/2015/10/21/chartex" xmlns:cx3="http://schemas.microsoft.com/office/drawing/2016/5/9/chartex" xmlns:cx4="http://schemas.microsoft.com/office/drawing/2016/5/10/chartex" xmlns:cx5="http://schemas.microsoft.com/office/drawing/2016/5/11/chartex" xmlns:cx6="http://schemas.microsoft.com/office/drawing/2016/5/12/chartex" xmlns:cx7="http://schemas.microsoft.com/office/drawing/2016/5/13/chartex" xmlns:cx8="http://schemas.microsoft.com/office/drawing/2016/5/14/chartex" xmlns:mc="http://schemas.openxmlformats.org/markup-compatibility/2006" xmlns:aink="http://schemas.microsoft.com/office/drawing/2016/ink" xmlns:am3d="http://schemas.microsoft.com/office/drawing/2017/model3d" xmlns:o="urn:schemas-microsoft-com:office:office" xmlns:oel="http://schemas.microsoft.com/office/2019/extlst" xmlns:r="http://schemas.openxmlformats.org/officeDocument/2006/relationships" xmlns:m="http://schemas.openxmlformats.org/officeDocument/2006/math" xmlns:v="urn:schemas-microsoft-com:vml" xmlns:wp14="http://schemas.microsoft.com/office/word/2010/wordprocessingDrawing" xmlns:wp="http://schemas.openxmlformats.org/drawingml/2006/wordprocessingDrawing" xmlns:w10="urn:schemas-microsoft-com:office:word" xmlns:w="http://schemas.openxmlformats.org/wordprocessingml/2006/main" xmlns:w14="http://schemas.microsoft.com/office/word/2010/wordml" xmlns:w15="http://schemas.microsoft.com/office/word/2012/wordml" xmlns:w16cex="http://schemas.microsoft.com/office/word/2018/wordml/cex" xmlns:w16cid="http://schemas.microsoft.com/office/word/2016/wordml/cid" xmlns:w16="http://schemas.microsoft.com/office/word/2018/wordml" xmlns:w16du="http://schemas.microsoft.com/office/word/2023/wordml/word16du" xmlns:w16sdtdh="http://schemas.microsoft.com/office/word/2020/wordml/sdtdatahash" xmlns:w16sdtfl="http://schemas.microsoft.com/office/word/2024/wordml/sdtformatlock" xmlns:w16se="http://schemas.microsoft.com/office/word/2015/wordml/symex" xmlns:wpg="http://schemas.microsoft.com/office/word/2010/wordprocessingGroup" xmlns:wpi="http://schemas.microsoft.com/office/word/2010/wordprocessingInk" xmlns:wne="http://schemas.microsoft.com/office/word/2006/wordml" xmlns:wps="http://schemas.microsoft.com/office/word/2010/wordprocessingShape" xmlns:a="http://schemas.openxmlformats.org/drawingml/2006/main" xmlns:pic="http://schemas.openxmlformats.org/drawingml/2006/picture" mc:Ignorable="w14 w15 w16se w16cid w16 w16cex w16sdtdh w16sdtfl w16du wp14">
+<w:hdr xmlns:wpc="http://schemas.microsoft.com/office/word/2010/wordprocessingCanvas" xmlns:cx="http://schemas.microsoft.com/office/drawing/2014/chartex" xmlns:cx1="http://schemas.microsoft.com/office/drawing/2015/9/8/chartex" xmlns:cx2="http://schemas.microsoft.com/office/drawing/2015/10/21/chartex" xmlns:cx3="http://schemas.microsoft.com/office/drawing/2016/5/9/chartex" xmlns:cx4="http://schemas.microsoft.com/office/drawing/2016/5/10/chartex" xmlns:cx5="http://schemas.microsoft.com/office/drawing/2016/5/11/chartex" xmlns:cx6="http://schemas.microsoft.com/office/drawing/2016/5/12/chartex" xmlns:cx7="http://schemas.microsoft.com/office/drawing/2016/5/13/chartex" xmlns:cx8="http://schemas.microsoft.com/office/drawing/2016/5/14/chartex" xmlns:mc="http://schemas.openxmlformats.org/markup-compatibility/2006" xmlns:aink="http://schemas.microsoft.com/office/drawing/2016/ink" xmlns:am3d="http://schemas.microsoft.com/office/drawing/2017/model3d" xmlns:o="urn:schemas-microsoft-com:office:office" xmlns:oel="http://schemas.microsoft.com/office/2019/extlst" xmlns:r="http://schemas.openxmlformats.org/officeDocument/2006/relationships" xmlns:m="http://schemas.openxmlformats.org/officeDocument/2006/math" xmlns:v="urn:schemas-microsoft-com:vml" xmlns:wp14="http://schemas.microsoft.com/office/word/2010/wordprocessingDrawing" xmlns:wp="http://schemas.openxmlformats.org/drawingml/2006/wordprocessingDrawing" xmlns:w10="urn:schemas-microsoft-com:office:word" xmlns:w="http://schemas.openxmlformats.org/wordprocessingml/2006/main" xmlns:w14="http://schemas.microsoft.com/office/word/2010/wordml" xmlns:w15="http://schemas.microsoft.com/office/word/2012/wordml" xmlns:w16cex="http://schemas.microsoft.com/office/word/2018/wordml/cex" xmlns:w16cid="http://schemas.microsoft.com/office/word/2016/wordml/cid" xmlns:w16="http://schemas.microsoft.com/office/word/2018/wordml" xmlns:w16sdtdh="http://schemas.microsoft.com/office/word/2020/wordml/sdtdatahash" xmlns:w16se="http://schemas.microsoft.com/office/word/2015/wordml/symex" xmlns:wpg="http://schemas.microsoft.com/office/word/2010/wordprocessingGroup" xmlns:wpi="http://schemas.microsoft.com/office/word/2010/wordprocessingInk" xmlns:wne="http://schemas.microsoft.com/office/word/2006/wordml" xmlns:wps="http://schemas.microsoft.com/office/word/2010/wordprocessingShape" mc:Ignorable="w14 w15 w16se w16cid w16 w16cex w16sdtdh wp14">
   <w:p>
     <w:pPr>
       <w:tabs>
@@ -9131,14 +10146,14 @@
       <w:ind w:left="-115" w:right="-489" w:hanging="26"/>
       <w:jc w:val="center"/>
       <w:rPr>
-        <w:rFonts w:ascii="Aptos" w:hAnsi="Aptos" w:eastAsia="Aptos" w:cs="Aptos"/>
+        <w:rFonts w:ascii="Aptos" w:eastAsia="Aptos" w:hAnsi="Aptos" w:cs="Aptos"/>
         <w:sz w:val="24"/>
         <w:szCs w:val="24"/>
       </w:rPr>
     </w:pPr>
     <w:r>
       <w:rPr>
-        <w:rFonts w:ascii="Aptos" w:hAnsi="Aptos" w:eastAsia="Aptos" w:cs="Aptos"/>
+        <w:rFonts w:ascii="Aptos" w:eastAsia="Aptos" w:hAnsi="Aptos" w:cs="Aptos"/>
         <w:noProof/>
         <w:sz w:val="24"/>
         <w:szCs w:val="24"/>
@@ -9190,7 +10205,7 @@
       <w:ind w:left="-115" w:right="-489" w:firstLine="655"/>
       <w:jc w:val="center"/>
       <w:rPr>
-        <w:rFonts w:ascii="Aptos" w:hAnsi="Aptos" w:eastAsia="Aptos" w:cs="Aptos"/>
+        <w:rFonts w:ascii="Aptos" w:eastAsia="Aptos" w:hAnsi="Aptos" w:cs="Aptos"/>
         <w:sz w:val="24"/>
         <w:szCs w:val="24"/>
       </w:rPr>
@@ -9206,7 +10221,7 @@
       <w:ind w:left="-283" w:right="-489"/>
       <w:jc w:val="center"/>
       <w:rPr>
-        <w:rFonts w:ascii="Aptos" w:hAnsi="Aptos" w:eastAsia="Aptos" w:cs="Aptos"/>
+        <w:rFonts w:ascii="Aptos" w:eastAsia="Aptos" w:hAnsi="Aptos" w:cs="Aptos"/>
         <w:b/>
         <w:bCs/>
         <w:color w:val="3C60A7"/>
@@ -9216,7 +10231,7 @@
     </w:pPr>
     <w:r>
       <w:rPr>
-        <w:rFonts w:ascii="Aptos" w:hAnsi="Aptos" w:eastAsia="Aptos" w:cs="Aptos"/>
+        <w:rFonts w:ascii="Aptos" w:eastAsia="Aptos" w:hAnsi="Aptos" w:cs="Aptos"/>
         <w:b/>
         <w:bCs/>
         <w:color w:val="3C60A7"/>
@@ -9238,7 +10253,7 @@
 </file>
 
 <file path=word/numbering.xml><?xml version="1.0" encoding="utf-8"?>
-<w:numbering xmlns:wpc="http://schemas.microsoft.com/office/word/2010/wordprocessingCanvas" xmlns:cx="http://schemas.microsoft.com/office/drawing/2014/chartex" xmlns:cx1="http://schemas.microsoft.com/office/drawing/2015/9/8/chartex" xmlns:cx2="http://schemas.microsoft.com/office/drawing/2015/10/21/chartex" xmlns:cx3="http://schemas.microsoft.com/office/drawing/2016/5/9/chartex" xmlns:cx4="http://schemas.microsoft.com/office/drawing/2016/5/10/chartex" xmlns:cx5="http://schemas.microsoft.com/office/drawing/2016/5/11/chartex" xmlns:cx6="http://schemas.microsoft.com/office/drawing/2016/5/12/chartex" xmlns:cx7="http://schemas.microsoft.com/office/drawing/2016/5/13/chartex" xmlns:cx8="http://schemas.microsoft.com/office/drawing/2016/5/14/chartex" xmlns:mc="http://schemas.openxmlformats.org/markup-compatibility/2006" xmlns:aink="http://schemas.microsoft.com/office/drawing/2016/ink" xmlns:am3d="http://schemas.microsoft.com/office/drawing/2017/model3d" xmlns:o="urn:schemas-microsoft-com:office:office" xmlns:oel="http://schemas.microsoft.com/office/2019/extlst" xmlns:r="http://schemas.openxmlformats.org/officeDocument/2006/relationships" xmlns:m="http://schemas.openxmlformats.org/officeDocument/2006/math" xmlns:v="urn:schemas-microsoft-com:vml" xmlns:wp14="http://schemas.microsoft.com/office/word/2010/wordprocessingDrawing" xmlns:wp="http://schemas.openxmlformats.org/drawingml/2006/wordprocessingDrawing" xmlns:w10="urn:schemas-microsoft-com:office:word" xmlns:w="http://schemas.openxmlformats.org/wordprocessingml/2006/main" xmlns:w14="http://schemas.microsoft.com/office/word/2010/wordml" xmlns:w15="http://schemas.microsoft.com/office/word/2012/wordml" xmlns:w16cex="http://schemas.microsoft.com/office/word/2018/wordml/cex" xmlns:w16cid="http://schemas.microsoft.com/office/word/2016/wordml/cid" xmlns:w16="http://schemas.microsoft.com/office/word/2018/wordml" xmlns:w16du="http://schemas.microsoft.com/office/word/2023/wordml/word16du" xmlns:w16sdtdh="http://schemas.microsoft.com/office/word/2020/wordml/sdtdatahash" xmlns:w16sdtfl="http://schemas.microsoft.com/office/word/2024/wordml/sdtformatlock" xmlns:w16se="http://schemas.microsoft.com/office/word/2015/wordml/symex" xmlns:wpg="http://schemas.microsoft.com/office/word/2010/wordprocessingGroup" xmlns:wpi="http://schemas.microsoft.com/office/word/2010/wordprocessingInk" xmlns:wne="http://schemas.microsoft.com/office/word/2006/wordml" xmlns:wps="http://schemas.microsoft.com/office/word/2010/wordprocessingShape" mc:Ignorable="w14 w15 w16se w16cid w16 w16cex w16sdtdh w16sdtfl w16du wp14">
+<w:numbering xmlns:wpc="http://schemas.microsoft.com/office/word/2010/wordprocessingCanvas" xmlns:cx="http://schemas.microsoft.com/office/drawing/2014/chartex" xmlns:cx1="http://schemas.microsoft.com/office/drawing/2015/9/8/chartex" xmlns:cx2="http://schemas.microsoft.com/office/drawing/2015/10/21/chartex" xmlns:cx3="http://schemas.microsoft.com/office/drawing/2016/5/9/chartex" xmlns:cx4="http://schemas.microsoft.com/office/drawing/2016/5/10/chartex" xmlns:cx5="http://schemas.microsoft.com/office/drawing/2016/5/11/chartex" xmlns:cx6="http://schemas.microsoft.com/office/drawing/2016/5/12/chartex" xmlns:cx7="http://schemas.microsoft.com/office/drawing/2016/5/13/chartex" xmlns:cx8="http://schemas.microsoft.com/office/drawing/2016/5/14/chartex" xmlns:mc="http://schemas.openxmlformats.org/markup-compatibility/2006" xmlns:aink="http://schemas.microsoft.com/office/drawing/2016/ink" xmlns:am3d="http://schemas.microsoft.com/office/drawing/2017/model3d" xmlns:o="urn:schemas-microsoft-com:office:office" xmlns:oel="http://schemas.microsoft.com/office/2019/extlst" xmlns:r="http://schemas.openxmlformats.org/officeDocument/2006/relationships" xmlns:m="http://schemas.openxmlformats.org/officeDocument/2006/math" xmlns:v="urn:schemas-microsoft-com:vml" xmlns:wp14="http://schemas.microsoft.com/office/word/2010/wordprocessingDrawing" xmlns:wp="http://schemas.openxmlformats.org/drawingml/2006/wordprocessingDrawing" xmlns:w10="urn:schemas-microsoft-com:office:word" xmlns:w="http://schemas.openxmlformats.org/wordprocessingml/2006/main" xmlns:w14="http://schemas.microsoft.com/office/word/2010/wordml" xmlns:w15="http://schemas.microsoft.com/office/word/2012/wordml" xmlns:w16cex="http://schemas.microsoft.com/office/word/2018/wordml/cex" xmlns:w16cid="http://schemas.microsoft.com/office/word/2016/wordml/cid" xmlns:w16="http://schemas.microsoft.com/office/word/2018/wordml" xmlns:w16sdtdh="http://schemas.microsoft.com/office/word/2020/wordml/sdtdatahash" xmlns:w16se="http://schemas.microsoft.com/office/word/2015/wordml/symex" xmlns:wpg="http://schemas.microsoft.com/office/word/2010/wordprocessingGroup" xmlns:wpi="http://schemas.microsoft.com/office/word/2010/wordprocessingInk" xmlns:wne="http://schemas.microsoft.com/office/word/2006/wordml" xmlns:wps="http://schemas.microsoft.com/office/word/2010/wordprocessingShape" mc:Ignorable="w14 w15 w16se w16cid w16 w16cex w16sdtdh wp14">
   <w:abstractNum w:abstractNumId="0" w15:restartNumberingAfterBreak="0">
     <w:nsid w:val="0288D7A2"/>
     <w:multiLevelType w:val="hybridMultilevel"/>
@@ -9252,7 +10267,7 @@
         <w:ind w:left="1080" w:hanging="360"/>
       </w:pPr>
       <w:rPr>
-        <w:rFonts w:hint="default" w:ascii="Symbol" w:hAnsi="Symbol"/>
+        <w:rFonts w:ascii="Symbol" w:hAnsi="Symbol" w:hint="default"/>
       </w:rPr>
     </w:lvl>
     <w:lvl w:ilvl="1" w:tplc="78002358">
@@ -9341,7 +10356,7 @@
         <w:ind w:left="720" w:hanging="360"/>
       </w:pPr>
       <w:rPr>
-        <w:rFonts w:hint="default" w:ascii="Symbol" w:hAnsi="Symbol"/>
+        <w:rFonts w:ascii="Symbol" w:hAnsi="Symbol" w:hint="default"/>
       </w:rPr>
     </w:lvl>
     <w:lvl w:ilvl="1" w:tplc="BE36C0CE">
@@ -9353,7 +10368,7 @@
         <w:ind w:left="1440" w:hanging="360"/>
       </w:pPr>
       <w:rPr>
-        <w:rFonts w:hint="default" w:ascii="Courier New" w:hAnsi="Courier New"/>
+        <w:rFonts w:ascii="Courier New" w:hAnsi="Courier New" w:hint="default"/>
       </w:rPr>
     </w:lvl>
     <w:lvl w:ilvl="2" w:tplc="377E6ECA">
@@ -9365,7 +10380,7 @@
         <w:ind w:left="2160" w:hanging="360"/>
       </w:pPr>
       <w:rPr>
-        <w:rFonts w:hint="default" w:ascii="Wingdings" w:hAnsi="Wingdings"/>
+        <w:rFonts w:ascii="Wingdings" w:hAnsi="Wingdings" w:hint="default"/>
       </w:rPr>
     </w:lvl>
     <w:lvl w:ilvl="3" w:tplc="C6F64CA8">
@@ -9377,7 +10392,7 @@
         <w:ind w:left="2880" w:hanging="360"/>
       </w:pPr>
       <w:rPr>
-        <w:rFonts w:hint="default" w:ascii="Symbol" w:hAnsi="Symbol"/>
+        <w:rFonts w:ascii="Symbol" w:hAnsi="Symbol" w:hint="default"/>
       </w:rPr>
     </w:lvl>
     <w:lvl w:ilvl="4" w:tplc="29D67D42">
@@ -9389,7 +10404,7 @@
         <w:ind w:left="3600" w:hanging="360"/>
       </w:pPr>
       <w:rPr>
-        <w:rFonts w:hint="default" w:ascii="Courier New" w:hAnsi="Courier New"/>
+        <w:rFonts w:ascii="Courier New" w:hAnsi="Courier New" w:hint="default"/>
       </w:rPr>
     </w:lvl>
     <w:lvl w:ilvl="5" w:tplc="D0D2A396">
@@ -9401,7 +10416,7 @@
         <w:ind w:left="4320" w:hanging="360"/>
       </w:pPr>
       <w:rPr>
-        <w:rFonts w:hint="default" w:ascii="Wingdings" w:hAnsi="Wingdings"/>
+        <w:rFonts w:ascii="Wingdings" w:hAnsi="Wingdings" w:hint="default"/>
       </w:rPr>
     </w:lvl>
     <w:lvl w:ilvl="6" w:tplc="4430489C">
@@ -9413,7 +10428,7 @@
         <w:ind w:left="5040" w:hanging="360"/>
       </w:pPr>
       <w:rPr>
-        <w:rFonts w:hint="default" w:ascii="Symbol" w:hAnsi="Symbol"/>
+        <w:rFonts w:ascii="Symbol" w:hAnsi="Symbol" w:hint="default"/>
       </w:rPr>
     </w:lvl>
     <w:lvl w:ilvl="7" w:tplc="13589F06">
@@ -9425,7 +10440,7 @@
         <w:ind w:left="5760" w:hanging="360"/>
       </w:pPr>
       <w:rPr>
-        <w:rFonts w:hint="default" w:ascii="Courier New" w:hAnsi="Courier New"/>
+        <w:rFonts w:ascii="Courier New" w:hAnsi="Courier New" w:hint="default"/>
       </w:rPr>
     </w:lvl>
     <w:lvl w:ilvl="8" w:tplc="5B8EB326">
@@ -9437,7 +10452,7 @@
         <w:ind w:left="6480" w:hanging="360"/>
       </w:pPr>
       <w:rPr>
-        <w:rFonts w:hint="default" w:ascii="Wingdings" w:hAnsi="Wingdings"/>
+        <w:rFonts w:ascii="Wingdings" w:hAnsi="Wingdings" w:hint="default"/>
       </w:rPr>
     </w:lvl>
   </w:abstractNum>
@@ -9454,7 +10469,7 @@
         <w:ind w:left="720" w:hanging="360"/>
       </w:pPr>
       <w:rPr>
-        <w:rFonts w:hint="default" w:ascii="Symbol" w:hAnsi="Symbol"/>
+        <w:rFonts w:ascii="Symbol" w:hAnsi="Symbol" w:hint="default"/>
       </w:rPr>
     </w:lvl>
     <w:lvl w:ilvl="1" w:tplc="AED6CB32">
@@ -9466,7 +10481,7 @@
         <w:ind w:left="1440" w:hanging="360"/>
       </w:pPr>
       <w:rPr>
-        <w:rFonts w:hint="default" w:ascii="Courier New" w:hAnsi="Courier New"/>
+        <w:rFonts w:ascii="Courier New" w:hAnsi="Courier New" w:hint="default"/>
       </w:rPr>
     </w:lvl>
     <w:lvl w:ilvl="2" w:tplc="D396CA00">
@@ -9478,7 +10493,7 @@
         <w:ind w:left="2160" w:hanging="360"/>
       </w:pPr>
       <w:rPr>
-        <w:rFonts w:hint="default" w:ascii="Wingdings" w:hAnsi="Wingdings"/>
+        <w:rFonts w:ascii="Wingdings" w:hAnsi="Wingdings" w:hint="default"/>
       </w:rPr>
     </w:lvl>
     <w:lvl w:ilvl="3" w:tplc="0AA24066">
@@ -9490,7 +10505,7 @@
         <w:ind w:left="2880" w:hanging="360"/>
       </w:pPr>
       <w:rPr>
-        <w:rFonts w:hint="default" w:ascii="Symbol" w:hAnsi="Symbol"/>
+        <w:rFonts w:ascii="Symbol" w:hAnsi="Symbol" w:hint="default"/>
       </w:rPr>
     </w:lvl>
     <w:lvl w:ilvl="4" w:tplc="FA264D90">
@@ -9502,7 +10517,7 @@
         <w:ind w:left="3600" w:hanging="360"/>
       </w:pPr>
       <w:rPr>
-        <w:rFonts w:hint="default" w:ascii="Courier New" w:hAnsi="Courier New"/>
+        <w:rFonts w:ascii="Courier New" w:hAnsi="Courier New" w:hint="default"/>
       </w:rPr>
     </w:lvl>
     <w:lvl w:ilvl="5" w:tplc="14020910">
@@ -9514,7 +10529,7 @@
         <w:ind w:left="4320" w:hanging="360"/>
       </w:pPr>
       <w:rPr>
-        <w:rFonts w:hint="default" w:ascii="Wingdings" w:hAnsi="Wingdings"/>
+        <w:rFonts w:ascii="Wingdings" w:hAnsi="Wingdings" w:hint="default"/>
       </w:rPr>
     </w:lvl>
     <w:lvl w:ilvl="6" w:tplc="F47CD396">
@@ -9526,7 +10541,7 @@
         <w:ind w:left="5040" w:hanging="360"/>
       </w:pPr>
       <w:rPr>
-        <w:rFonts w:hint="default" w:ascii="Symbol" w:hAnsi="Symbol"/>
+        <w:rFonts w:ascii="Symbol" w:hAnsi="Symbol" w:hint="default"/>
       </w:rPr>
     </w:lvl>
     <w:lvl w:ilvl="7" w:tplc="A32A2326">
@@ -9538,7 +10553,7 @@
         <w:ind w:left="5760" w:hanging="360"/>
       </w:pPr>
       <w:rPr>
-        <w:rFonts w:hint="default" w:ascii="Courier New" w:hAnsi="Courier New"/>
+        <w:rFonts w:ascii="Courier New" w:hAnsi="Courier New" w:hint="default"/>
       </w:rPr>
     </w:lvl>
     <w:lvl w:ilvl="8" w:tplc="D15EAA38">
@@ -9550,7 +10565,7 @@
         <w:ind w:left="6480" w:hanging="360"/>
       </w:pPr>
       <w:rPr>
-        <w:rFonts w:hint="default" w:ascii="Wingdings" w:hAnsi="Wingdings"/>
+        <w:rFonts w:ascii="Wingdings" w:hAnsi="Wingdings" w:hint="default"/>
       </w:rPr>
     </w:lvl>
   </w:abstractNum>
@@ -9852,7 +10867,7 @@
         <w:ind w:left="720" w:hanging="360"/>
       </w:pPr>
       <w:rPr>
-        <w:rFonts w:hint="default" w:ascii="Symbol" w:hAnsi="Symbol"/>
+        <w:rFonts w:ascii="Symbol" w:hAnsi="Symbol" w:hint="default"/>
       </w:rPr>
     </w:lvl>
     <w:lvl w:ilvl="1" w:tplc="88BAAE22">
@@ -9864,7 +10879,7 @@
         <w:ind w:left="1440" w:hanging="360"/>
       </w:pPr>
       <w:rPr>
-        <w:rFonts w:hint="default" w:ascii="Courier New" w:hAnsi="Courier New"/>
+        <w:rFonts w:ascii="Courier New" w:hAnsi="Courier New" w:hint="default"/>
       </w:rPr>
     </w:lvl>
     <w:lvl w:ilvl="2" w:tplc="D0A84D3E">
@@ -9876,7 +10891,7 @@
         <w:ind w:left="2160" w:hanging="360"/>
       </w:pPr>
       <w:rPr>
-        <w:rFonts w:hint="default" w:ascii="Wingdings" w:hAnsi="Wingdings"/>
+        <w:rFonts w:ascii="Wingdings" w:hAnsi="Wingdings" w:hint="default"/>
       </w:rPr>
     </w:lvl>
     <w:lvl w:ilvl="3" w:tplc="C49AFE3E">
@@ -9888,7 +10903,7 @@
         <w:ind w:left="2880" w:hanging="360"/>
       </w:pPr>
       <w:rPr>
-        <w:rFonts w:hint="default" w:ascii="Symbol" w:hAnsi="Symbol"/>
+        <w:rFonts w:ascii="Symbol" w:hAnsi="Symbol" w:hint="default"/>
       </w:rPr>
     </w:lvl>
     <w:lvl w:ilvl="4" w:tplc="54B29B4A">
@@ -9900,7 +10915,7 @@
         <w:ind w:left="3600" w:hanging="360"/>
       </w:pPr>
       <w:rPr>
-        <w:rFonts w:hint="default" w:ascii="Courier New" w:hAnsi="Courier New"/>
+        <w:rFonts w:ascii="Courier New" w:hAnsi="Courier New" w:hint="default"/>
       </w:rPr>
     </w:lvl>
     <w:lvl w:ilvl="5" w:tplc="0BBCACC2">
@@ -9912,7 +10927,7 @@
         <w:ind w:left="4320" w:hanging="360"/>
       </w:pPr>
       <w:rPr>
-        <w:rFonts w:hint="default" w:ascii="Wingdings" w:hAnsi="Wingdings"/>
+        <w:rFonts w:ascii="Wingdings" w:hAnsi="Wingdings" w:hint="default"/>
       </w:rPr>
     </w:lvl>
     <w:lvl w:ilvl="6" w:tplc="43961EFC">
@@ -9924,7 +10939,7 @@
         <w:ind w:left="5040" w:hanging="360"/>
       </w:pPr>
       <w:rPr>
-        <w:rFonts w:hint="default" w:ascii="Symbol" w:hAnsi="Symbol"/>
+        <w:rFonts w:ascii="Symbol" w:hAnsi="Symbol" w:hint="default"/>
       </w:rPr>
     </w:lvl>
     <w:lvl w:ilvl="7" w:tplc="15CA6A58">
@@ -9936,7 +10951,7 @@
         <w:ind w:left="5760" w:hanging="360"/>
       </w:pPr>
       <w:rPr>
-        <w:rFonts w:hint="default" w:ascii="Courier New" w:hAnsi="Courier New"/>
+        <w:rFonts w:ascii="Courier New" w:hAnsi="Courier New" w:hint="default"/>
       </w:rPr>
     </w:lvl>
     <w:lvl w:ilvl="8" w:tplc="153E3ABC">
@@ -9948,7 +10963,7 @@
         <w:ind w:left="6480" w:hanging="360"/>
       </w:pPr>
       <w:rPr>
-        <w:rFonts w:hint="default" w:ascii="Wingdings" w:hAnsi="Wingdings"/>
+        <w:rFonts w:ascii="Wingdings" w:hAnsi="Wingdings" w:hint="default"/>
       </w:rPr>
     </w:lvl>
   </w:abstractNum>
@@ -10137,7 +11152,7 @@
         <w:ind w:left="720" w:hanging="360"/>
       </w:pPr>
       <w:rPr>
-        <w:rFonts w:hint="default" w:ascii="Symbol" w:hAnsi="Symbol"/>
+        <w:rFonts w:ascii="Symbol" w:hAnsi="Symbol" w:hint="default"/>
       </w:rPr>
     </w:lvl>
     <w:lvl w:ilvl="1" w:tplc="AA60BDFC">
@@ -10149,7 +11164,7 @@
         <w:ind w:left="1440" w:hanging="360"/>
       </w:pPr>
       <w:rPr>
-        <w:rFonts w:hint="default" w:ascii="Courier New" w:hAnsi="Courier New"/>
+        <w:rFonts w:ascii="Courier New" w:hAnsi="Courier New" w:hint="default"/>
       </w:rPr>
     </w:lvl>
     <w:lvl w:ilvl="2" w:tplc="E8E42EB8">
@@ -10161,7 +11176,7 @@
         <w:ind w:left="2160" w:hanging="360"/>
       </w:pPr>
       <w:rPr>
-        <w:rFonts w:hint="default" w:ascii="Wingdings" w:hAnsi="Wingdings"/>
+        <w:rFonts w:ascii="Wingdings" w:hAnsi="Wingdings" w:hint="default"/>
       </w:rPr>
     </w:lvl>
     <w:lvl w:ilvl="3" w:tplc="CFD2379E">
@@ -10173,7 +11188,7 @@
         <w:ind w:left="2880" w:hanging="360"/>
       </w:pPr>
       <w:rPr>
-        <w:rFonts w:hint="default" w:ascii="Symbol" w:hAnsi="Symbol"/>
+        <w:rFonts w:ascii="Symbol" w:hAnsi="Symbol" w:hint="default"/>
       </w:rPr>
     </w:lvl>
     <w:lvl w:ilvl="4" w:tplc="11DEE2F8">
@@ -10185,7 +11200,7 @@
         <w:ind w:left="3600" w:hanging="360"/>
       </w:pPr>
       <w:rPr>
-        <w:rFonts w:hint="default" w:ascii="Courier New" w:hAnsi="Courier New"/>
+        <w:rFonts w:ascii="Courier New" w:hAnsi="Courier New" w:hint="default"/>
       </w:rPr>
     </w:lvl>
     <w:lvl w:ilvl="5" w:tplc="CF744042">
@@ -10197,7 +11212,7 @@
         <w:ind w:left="4320" w:hanging="360"/>
       </w:pPr>
       <w:rPr>
-        <w:rFonts w:hint="default" w:ascii="Wingdings" w:hAnsi="Wingdings"/>
+        <w:rFonts w:ascii="Wingdings" w:hAnsi="Wingdings" w:hint="default"/>
       </w:rPr>
     </w:lvl>
     <w:lvl w:ilvl="6" w:tplc="B5AAC4D6">
@@ -10209,7 +11224,7 @@
         <w:ind w:left="5040" w:hanging="360"/>
       </w:pPr>
       <w:rPr>
-        <w:rFonts w:hint="default" w:ascii="Symbol" w:hAnsi="Symbol"/>
+        <w:rFonts w:ascii="Symbol" w:hAnsi="Symbol" w:hint="default"/>
       </w:rPr>
     </w:lvl>
     <w:lvl w:ilvl="7" w:tplc="C8FC0D58">
@@ -10221,7 +11236,7 @@
         <w:ind w:left="5760" w:hanging="360"/>
       </w:pPr>
       <w:rPr>
-        <w:rFonts w:hint="default" w:ascii="Courier New" w:hAnsi="Courier New"/>
+        <w:rFonts w:ascii="Courier New" w:hAnsi="Courier New" w:hint="default"/>
       </w:rPr>
     </w:lvl>
     <w:lvl w:ilvl="8" w:tplc="4C222446">
@@ -10233,7 +11248,7 @@
         <w:ind w:left="6480" w:hanging="360"/>
       </w:pPr>
       <w:rPr>
-        <w:rFonts w:hint="default" w:ascii="Wingdings" w:hAnsi="Wingdings"/>
+        <w:rFonts w:ascii="Wingdings" w:hAnsi="Wingdings" w:hint="default"/>
       </w:rPr>
     </w:lvl>
   </w:abstractNum>
@@ -10363,7 +11378,7 @@
         <w:ind w:left="720" w:hanging="360"/>
       </w:pPr>
       <w:rPr>
-        <w:rFonts w:hint="default" w:ascii="Symbol" w:hAnsi="Symbol"/>
+        <w:rFonts w:ascii="Symbol" w:hAnsi="Symbol" w:hint="default"/>
       </w:rPr>
     </w:lvl>
     <w:lvl w:ilvl="1" w:tplc="D708E39A">
@@ -10375,7 +11390,7 @@
         <w:ind w:left="1440" w:hanging="360"/>
       </w:pPr>
       <w:rPr>
-        <w:rFonts w:hint="default" w:ascii="Courier New" w:hAnsi="Courier New"/>
+        <w:rFonts w:ascii="Courier New" w:hAnsi="Courier New" w:hint="default"/>
       </w:rPr>
     </w:lvl>
     <w:lvl w:ilvl="2" w:tplc="076040F2">
@@ -10387,7 +11402,7 @@
         <w:ind w:left="2160" w:hanging="360"/>
       </w:pPr>
       <w:rPr>
-        <w:rFonts w:hint="default" w:ascii="Wingdings" w:hAnsi="Wingdings"/>
+        <w:rFonts w:ascii="Wingdings" w:hAnsi="Wingdings" w:hint="default"/>
       </w:rPr>
     </w:lvl>
     <w:lvl w:ilvl="3" w:tplc="0AB075FA">
@@ -10399,7 +11414,7 @@
         <w:ind w:left="2880" w:hanging="360"/>
       </w:pPr>
       <w:rPr>
-        <w:rFonts w:hint="default" w:ascii="Symbol" w:hAnsi="Symbol"/>
+        <w:rFonts w:ascii="Symbol" w:hAnsi="Symbol" w:hint="default"/>
       </w:rPr>
     </w:lvl>
     <w:lvl w:ilvl="4" w:tplc="8B465E68">
@@ -10411,7 +11426,7 @@
         <w:ind w:left="3600" w:hanging="360"/>
       </w:pPr>
       <w:rPr>
-        <w:rFonts w:hint="default" w:ascii="Courier New" w:hAnsi="Courier New"/>
+        <w:rFonts w:ascii="Courier New" w:hAnsi="Courier New" w:hint="default"/>
       </w:rPr>
     </w:lvl>
     <w:lvl w:ilvl="5" w:tplc="44F27EEA">
@@ -10423,7 +11438,7 @@
         <w:ind w:left="4320" w:hanging="360"/>
       </w:pPr>
       <w:rPr>
-        <w:rFonts w:hint="default" w:ascii="Wingdings" w:hAnsi="Wingdings"/>
+        <w:rFonts w:ascii="Wingdings" w:hAnsi="Wingdings" w:hint="default"/>
       </w:rPr>
     </w:lvl>
     <w:lvl w:ilvl="6" w:tplc="643CE598">
@@ -10435,7 +11450,7 @@
         <w:ind w:left="5040" w:hanging="360"/>
       </w:pPr>
       <w:rPr>
-        <w:rFonts w:hint="default" w:ascii="Symbol" w:hAnsi="Symbol"/>
+        <w:rFonts w:ascii="Symbol" w:hAnsi="Symbol" w:hint="default"/>
       </w:rPr>
     </w:lvl>
     <w:lvl w:ilvl="7" w:tplc="8132D548">
@@ -10447,7 +11462,7 @@
         <w:ind w:left="5760" w:hanging="360"/>
       </w:pPr>
       <w:rPr>
-        <w:rFonts w:hint="default" w:ascii="Courier New" w:hAnsi="Courier New"/>
+        <w:rFonts w:ascii="Courier New" w:hAnsi="Courier New" w:hint="default"/>
       </w:rPr>
     </w:lvl>
     <w:lvl w:ilvl="8" w:tplc="C8D2B7A8">
@@ -10459,7 +11474,7 @@
         <w:ind w:left="6480" w:hanging="360"/>
       </w:pPr>
       <w:rPr>
-        <w:rFonts w:hint="default" w:ascii="Wingdings" w:hAnsi="Wingdings"/>
+        <w:rFonts w:ascii="Wingdings" w:hAnsi="Wingdings" w:hint="default"/>
       </w:rPr>
     </w:lvl>
   </w:abstractNum>
@@ -10562,7 +11577,7 @@
         <w:ind w:left="720" w:hanging="360"/>
       </w:pPr>
       <w:rPr>
-        <w:rFonts w:hint="default" w:ascii="Symbol" w:hAnsi="Symbol"/>
+        <w:rFonts w:ascii="Symbol" w:hAnsi="Symbol" w:hint="default"/>
       </w:rPr>
     </w:lvl>
     <w:lvl w:ilvl="1" w:tplc="552CE76C">
@@ -10574,7 +11589,7 @@
         <w:ind w:left="1440" w:hanging="360"/>
       </w:pPr>
       <w:rPr>
-        <w:rFonts w:hint="default" w:ascii="Courier New" w:hAnsi="Courier New"/>
+        <w:rFonts w:ascii="Courier New" w:hAnsi="Courier New" w:hint="default"/>
       </w:rPr>
     </w:lvl>
     <w:lvl w:ilvl="2" w:tplc="A9D4CF26">
@@ -10586,7 +11601,7 @@
         <w:ind w:left="2160" w:hanging="360"/>
       </w:pPr>
       <w:rPr>
-        <w:rFonts w:hint="default" w:ascii="Wingdings" w:hAnsi="Wingdings"/>
+        <w:rFonts w:ascii="Wingdings" w:hAnsi="Wingdings" w:hint="default"/>
       </w:rPr>
     </w:lvl>
     <w:lvl w:ilvl="3" w:tplc="8B3E386C">
@@ -10598,7 +11613,7 @@
         <w:ind w:left="2880" w:hanging="360"/>
       </w:pPr>
       <w:rPr>
-        <w:rFonts w:hint="default" w:ascii="Symbol" w:hAnsi="Symbol"/>
+        <w:rFonts w:ascii="Symbol" w:hAnsi="Symbol" w:hint="default"/>
       </w:rPr>
     </w:lvl>
     <w:lvl w:ilvl="4" w:tplc="D9FC2D30">
@@ -10610,7 +11625,7 @@
         <w:ind w:left="3600" w:hanging="360"/>
       </w:pPr>
       <w:rPr>
-        <w:rFonts w:hint="default" w:ascii="Courier New" w:hAnsi="Courier New"/>
+        <w:rFonts w:ascii="Courier New" w:hAnsi="Courier New" w:hint="default"/>
       </w:rPr>
     </w:lvl>
     <w:lvl w:ilvl="5" w:tplc="17B6F494">
@@ -10622,7 +11637,7 @@
         <w:ind w:left="4320" w:hanging="360"/>
       </w:pPr>
       <w:rPr>
-        <w:rFonts w:hint="default" w:ascii="Wingdings" w:hAnsi="Wingdings"/>
+        <w:rFonts w:ascii="Wingdings" w:hAnsi="Wingdings" w:hint="default"/>
       </w:rPr>
     </w:lvl>
     <w:lvl w:ilvl="6" w:tplc="91B0AA60">
@@ -10634,7 +11649,7 @@
         <w:ind w:left="5040" w:hanging="360"/>
       </w:pPr>
       <w:rPr>
-        <w:rFonts w:hint="default" w:ascii="Symbol" w:hAnsi="Symbol"/>
+        <w:rFonts w:ascii="Symbol" w:hAnsi="Symbol" w:hint="default"/>
       </w:rPr>
     </w:lvl>
     <w:lvl w:ilvl="7" w:tplc="BB4278D6">
@@ -10646,7 +11661,7 @@
         <w:ind w:left="5760" w:hanging="360"/>
       </w:pPr>
       <w:rPr>
-        <w:rFonts w:hint="default" w:ascii="Courier New" w:hAnsi="Courier New"/>
+        <w:rFonts w:ascii="Courier New" w:hAnsi="Courier New" w:hint="default"/>
       </w:rPr>
     </w:lvl>
     <w:lvl w:ilvl="8" w:tplc="4426C1C2">
@@ -10658,7 +11673,7 @@
         <w:ind w:left="6480" w:hanging="360"/>
       </w:pPr>
       <w:rPr>
-        <w:rFonts w:hint="default" w:ascii="Wingdings" w:hAnsi="Wingdings"/>
+        <w:rFonts w:ascii="Wingdings" w:hAnsi="Wingdings" w:hint="default"/>
       </w:rPr>
     </w:lvl>
   </w:abstractNum>
@@ -10675,7 +11690,7 @@
         <w:ind w:left="1080" w:hanging="360"/>
       </w:pPr>
       <w:rPr>
-        <w:rFonts w:hint="default" w:ascii="Symbol" w:hAnsi="Symbol"/>
+        <w:rFonts w:ascii="Symbol" w:hAnsi="Symbol" w:hint="default"/>
       </w:rPr>
     </w:lvl>
     <w:lvl w:ilvl="1" w:tplc="7F52019C">
@@ -10687,7 +11702,7 @@
         <w:ind w:left="1800" w:hanging="360"/>
       </w:pPr>
       <w:rPr>
-        <w:rFonts w:hint="default" w:ascii="Courier New" w:hAnsi="Courier New"/>
+        <w:rFonts w:ascii="Courier New" w:hAnsi="Courier New" w:hint="default"/>
       </w:rPr>
     </w:lvl>
     <w:lvl w:ilvl="2" w:tplc="FDEA9CD8">
@@ -10699,7 +11714,7 @@
         <w:ind w:left="2520" w:hanging="360"/>
       </w:pPr>
       <w:rPr>
-        <w:rFonts w:hint="default" w:ascii="Wingdings" w:hAnsi="Wingdings"/>
+        <w:rFonts w:ascii="Wingdings" w:hAnsi="Wingdings" w:hint="default"/>
       </w:rPr>
     </w:lvl>
     <w:lvl w:ilvl="3" w:tplc="AFCA81D2">
@@ -10711,7 +11726,7 @@
         <w:ind w:left="3240" w:hanging="360"/>
       </w:pPr>
       <w:rPr>
-        <w:rFonts w:hint="default" w:ascii="Symbol" w:hAnsi="Symbol"/>
+        <w:rFonts w:ascii="Symbol" w:hAnsi="Symbol" w:hint="default"/>
       </w:rPr>
     </w:lvl>
     <w:lvl w:ilvl="4" w:tplc="C4D81B28">
@@ -10723,7 +11738,7 @@
         <w:ind w:left="3960" w:hanging="360"/>
       </w:pPr>
       <w:rPr>
-        <w:rFonts w:hint="default" w:ascii="Courier New" w:hAnsi="Courier New"/>
+        <w:rFonts w:ascii="Courier New" w:hAnsi="Courier New" w:hint="default"/>
       </w:rPr>
     </w:lvl>
     <w:lvl w:ilvl="5" w:tplc="2CB6A3BC">
@@ -10735,7 +11750,7 @@
         <w:ind w:left="4680" w:hanging="360"/>
       </w:pPr>
       <w:rPr>
-        <w:rFonts w:hint="default" w:ascii="Wingdings" w:hAnsi="Wingdings"/>
+        <w:rFonts w:ascii="Wingdings" w:hAnsi="Wingdings" w:hint="default"/>
       </w:rPr>
     </w:lvl>
     <w:lvl w:ilvl="6" w:tplc="DAA46CEE">
@@ -10747,7 +11762,7 @@
         <w:ind w:left="5400" w:hanging="360"/>
       </w:pPr>
       <w:rPr>
-        <w:rFonts w:hint="default" w:ascii="Symbol" w:hAnsi="Symbol"/>
+        <w:rFonts w:ascii="Symbol" w:hAnsi="Symbol" w:hint="default"/>
       </w:rPr>
     </w:lvl>
     <w:lvl w:ilvl="7" w:tplc="451809DC">
@@ -10759,7 +11774,7 @@
         <w:ind w:left="6120" w:hanging="360"/>
       </w:pPr>
       <w:rPr>
-        <w:rFonts w:hint="default" w:ascii="Courier New" w:hAnsi="Courier New"/>
+        <w:rFonts w:ascii="Courier New" w:hAnsi="Courier New" w:hint="default"/>
       </w:rPr>
     </w:lvl>
     <w:lvl w:ilvl="8" w:tplc="82A0CE6A">
@@ -10771,7 +11786,7 @@
         <w:ind w:left="6840" w:hanging="360"/>
       </w:pPr>
       <w:rPr>
-        <w:rFonts w:hint="default" w:ascii="Wingdings" w:hAnsi="Wingdings"/>
+        <w:rFonts w:ascii="Wingdings" w:hAnsi="Wingdings" w:hint="default"/>
       </w:rPr>
     </w:lvl>
   </w:abstractNum>
@@ -10960,7 +11975,7 @@
         <w:ind w:left="720" w:hanging="360"/>
       </w:pPr>
       <w:rPr>
-        <w:rFonts w:hint="default" w:ascii="Symbol" w:hAnsi="Symbol"/>
+        <w:rFonts w:ascii="Symbol" w:hAnsi="Symbol" w:hint="default"/>
       </w:rPr>
     </w:lvl>
     <w:lvl w:ilvl="1" w:tplc="8C923B92">
@@ -10972,7 +11987,7 @@
         <w:ind w:left="1440" w:hanging="360"/>
       </w:pPr>
       <w:rPr>
-        <w:rFonts w:hint="default" w:ascii="Courier New" w:hAnsi="Courier New"/>
+        <w:rFonts w:ascii="Courier New" w:hAnsi="Courier New" w:hint="default"/>
       </w:rPr>
     </w:lvl>
     <w:lvl w:ilvl="2" w:tplc="B31CC762">
@@ -10984,7 +11999,7 @@
         <w:ind w:left="2160" w:hanging="360"/>
       </w:pPr>
       <w:rPr>
-        <w:rFonts w:hint="default" w:ascii="Wingdings" w:hAnsi="Wingdings"/>
+        <w:rFonts w:ascii="Wingdings" w:hAnsi="Wingdings" w:hint="default"/>
       </w:rPr>
     </w:lvl>
     <w:lvl w:ilvl="3" w:tplc="B154620C">
@@ -10996,7 +12011,7 @@
         <w:ind w:left="2880" w:hanging="360"/>
       </w:pPr>
       <w:rPr>
-        <w:rFonts w:hint="default" w:ascii="Symbol" w:hAnsi="Symbol"/>
+        <w:rFonts w:ascii="Symbol" w:hAnsi="Symbol" w:hint="default"/>
       </w:rPr>
     </w:lvl>
     <w:lvl w:ilvl="4" w:tplc="DB7CB976">
@@ -11008,7 +12023,7 @@
         <w:ind w:left="3600" w:hanging="360"/>
       </w:pPr>
       <w:rPr>
-        <w:rFonts w:hint="default" w:ascii="Courier New" w:hAnsi="Courier New"/>
+        <w:rFonts w:ascii="Courier New" w:hAnsi="Courier New" w:hint="default"/>
       </w:rPr>
     </w:lvl>
     <w:lvl w:ilvl="5" w:tplc="790E83F4">
@@ -11020,7 +12035,7 @@
         <w:ind w:left="4320" w:hanging="360"/>
       </w:pPr>
       <w:rPr>
-        <w:rFonts w:hint="default" w:ascii="Wingdings" w:hAnsi="Wingdings"/>
+        <w:rFonts w:ascii="Wingdings" w:hAnsi="Wingdings" w:hint="default"/>
       </w:rPr>
     </w:lvl>
     <w:lvl w:ilvl="6" w:tplc="B150BC50">
@@ -11032,7 +12047,7 @@
         <w:ind w:left="5040" w:hanging="360"/>
       </w:pPr>
       <w:rPr>
-        <w:rFonts w:hint="default" w:ascii="Symbol" w:hAnsi="Symbol"/>
+        <w:rFonts w:ascii="Symbol" w:hAnsi="Symbol" w:hint="default"/>
       </w:rPr>
     </w:lvl>
     <w:lvl w:ilvl="7" w:tplc="CEC63EF8">
@@ -11044,7 +12059,7 @@
         <w:ind w:left="5760" w:hanging="360"/>
       </w:pPr>
       <w:rPr>
-        <w:rFonts w:hint="default" w:ascii="Courier New" w:hAnsi="Courier New"/>
+        <w:rFonts w:ascii="Courier New" w:hAnsi="Courier New" w:hint="default"/>
       </w:rPr>
     </w:lvl>
     <w:lvl w:ilvl="8" w:tplc="411C1C68">
@@ -11056,7 +12071,7 @@
         <w:ind w:left="6480" w:hanging="360"/>
       </w:pPr>
       <w:rPr>
-        <w:rFonts w:hint="default" w:ascii="Wingdings" w:hAnsi="Wingdings"/>
+        <w:rFonts w:ascii="Wingdings" w:hAnsi="Wingdings" w:hint="default"/>
       </w:rPr>
     </w:lvl>
   </w:abstractNum>
@@ -11073,7 +12088,7 @@
         <w:ind w:left="643" w:hanging="360"/>
       </w:pPr>
       <w:rPr>
-        <w:rFonts w:hint="default" w:ascii="Symbol" w:hAnsi="Symbol"/>
+        <w:rFonts w:ascii="Symbol" w:hAnsi="Symbol" w:hint="default"/>
       </w:rPr>
     </w:lvl>
     <w:lvl w:ilvl="1" w:tplc="58F07A2A">
@@ -11085,7 +12100,7 @@
         <w:ind w:left="1363" w:hanging="360"/>
       </w:pPr>
       <w:rPr>
-        <w:rFonts w:hint="default" w:ascii="Courier New" w:hAnsi="Courier New"/>
+        <w:rFonts w:ascii="Courier New" w:hAnsi="Courier New" w:hint="default"/>
       </w:rPr>
     </w:lvl>
     <w:lvl w:ilvl="2" w:tplc="280CE058">
@@ -11097,7 +12112,7 @@
         <w:ind w:left="2083" w:hanging="360"/>
       </w:pPr>
       <w:rPr>
-        <w:rFonts w:hint="default" w:ascii="Wingdings" w:hAnsi="Wingdings"/>
+        <w:rFonts w:ascii="Wingdings" w:hAnsi="Wingdings" w:hint="default"/>
       </w:rPr>
     </w:lvl>
     <w:lvl w:ilvl="3" w:tplc="44024CF2">
@@ -11109,7 +12124,7 @@
         <w:ind w:left="2803" w:hanging="360"/>
       </w:pPr>
       <w:rPr>
-        <w:rFonts w:hint="default" w:ascii="Symbol" w:hAnsi="Symbol"/>
+        <w:rFonts w:ascii="Symbol" w:hAnsi="Symbol" w:hint="default"/>
       </w:rPr>
     </w:lvl>
     <w:lvl w:ilvl="4" w:tplc="41D4B1C6">
@@ -11121,7 +12136,7 @@
         <w:ind w:left="3523" w:hanging="360"/>
       </w:pPr>
       <w:rPr>
-        <w:rFonts w:hint="default" w:ascii="Courier New" w:hAnsi="Courier New"/>
+        <w:rFonts w:ascii="Courier New" w:hAnsi="Courier New" w:hint="default"/>
       </w:rPr>
     </w:lvl>
     <w:lvl w:ilvl="5" w:tplc="912493E8">
@@ -11133,7 +12148,7 @@
         <w:ind w:left="4243" w:hanging="360"/>
       </w:pPr>
       <w:rPr>
-        <w:rFonts w:hint="default" w:ascii="Wingdings" w:hAnsi="Wingdings"/>
+        <w:rFonts w:ascii="Wingdings" w:hAnsi="Wingdings" w:hint="default"/>
       </w:rPr>
     </w:lvl>
     <w:lvl w:ilvl="6" w:tplc="C022542A">
@@ -11145,7 +12160,7 @@
         <w:ind w:left="4963" w:hanging="360"/>
       </w:pPr>
       <w:rPr>
-        <w:rFonts w:hint="default" w:ascii="Symbol" w:hAnsi="Symbol"/>
+        <w:rFonts w:ascii="Symbol" w:hAnsi="Symbol" w:hint="default"/>
       </w:rPr>
     </w:lvl>
     <w:lvl w:ilvl="7" w:tplc="68F8539A">
@@ -11157,7 +12172,7 @@
         <w:ind w:left="5683" w:hanging="360"/>
       </w:pPr>
       <w:rPr>
-        <w:rFonts w:hint="default" w:ascii="Courier New" w:hAnsi="Courier New"/>
+        <w:rFonts w:ascii="Courier New" w:hAnsi="Courier New" w:hint="default"/>
       </w:rPr>
     </w:lvl>
     <w:lvl w:ilvl="8" w:tplc="C3367BC0">
@@ -11169,7 +12184,7 @@
         <w:ind w:left="6403" w:hanging="360"/>
       </w:pPr>
       <w:rPr>
-        <w:rFonts w:hint="default" w:ascii="Wingdings" w:hAnsi="Wingdings"/>
+        <w:rFonts w:ascii="Wingdings" w:hAnsi="Wingdings" w:hint="default"/>
       </w:rPr>
     </w:lvl>
   </w:abstractNum>
@@ -11528,11 +12543,11 @@
 </file>
 
 <file path=word/styles.xml><?xml version="1.0" encoding="utf-8"?>
-<w:styles xmlns:mc="http://schemas.openxmlformats.org/markup-compatibility/2006" xmlns:r="http://schemas.openxmlformats.org/officeDocument/2006/relationships" xmlns:w="http://schemas.openxmlformats.org/wordprocessingml/2006/main" xmlns:w14="http://schemas.microsoft.com/office/word/2010/wordml" xmlns:w15="http://schemas.microsoft.com/office/word/2012/wordml" xmlns:w16cex="http://schemas.microsoft.com/office/word/2018/wordml/cex" xmlns:w16cid="http://schemas.microsoft.com/office/word/2016/wordml/cid" xmlns:w16="http://schemas.microsoft.com/office/word/2018/wordml" xmlns:w16du="http://schemas.microsoft.com/office/word/2023/wordml/word16du" xmlns:w16sdtdh="http://schemas.microsoft.com/office/word/2020/wordml/sdtdatahash" xmlns:w16sdtfl="http://schemas.microsoft.com/office/word/2024/wordml/sdtformatlock" xmlns:w16se="http://schemas.microsoft.com/office/word/2015/wordml/symex" mc:Ignorable="w14 w15 w16se w16cid w16 w16cex w16sdtdh w16sdtfl w16du">
+<w:styles xmlns:mc="http://schemas.openxmlformats.org/markup-compatibility/2006" xmlns:r="http://schemas.openxmlformats.org/officeDocument/2006/relationships" xmlns:w="http://schemas.openxmlformats.org/wordprocessingml/2006/main" xmlns:w14="http://schemas.microsoft.com/office/word/2010/wordml" xmlns:w15="http://schemas.microsoft.com/office/word/2012/wordml" xmlns:w16cex="http://schemas.microsoft.com/office/word/2018/wordml/cex" xmlns:w16cid="http://schemas.microsoft.com/office/word/2016/wordml/cid" xmlns:w16="http://schemas.microsoft.com/office/word/2018/wordml" xmlns:w16sdtdh="http://schemas.microsoft.com/office/word/2020/wordml/sdtdatahash" xmlns:w16se="http://schemas.microsoft.com/office/word/2015/wordml/symex" mc:Ignorable="w14 w15 w16se w16cid w16 w16cex w16sdtdh">
   <w:docDefaults>
     <w:rPrDefault>
       <w:rPr>
-        <w:rFonts w:ascii="Arial" w:hAnsi="Arial" w:eastAsia="Arial" w:cs="Arial"/>
+        <w:rFonts w:ascii="Arial" w:eastAsia="Arial" w:hAnsi="Arial" w:cs="Arial"/>
         <w:sz w:val="22"/>
         <w:szCs w:val="22"/>
         <w:lang w:val="pt-BR" w:eastAsia="ja-JP" w:bidi="ar-SA"/>
@@ -11547,14 +12562,14 @@
   <w:latentStyles w:defLockedState="0" w:defUIPriority="99" w:defSemiHidden="0" w:defUnhideWhenUsed="0" w:defQFormat="0" w:count="376">
     <w:lsdException w:name="Normal" w:uiPriority="0" w:qFormat="1"/>
     <w:lsdException w:name="heading 1" w:uiPriority="9" w:qFormat="1"/>
-    <w:lsdException w:name="heading 2" w:uiPriority="9" w:semiHidden="1" w:unhideWhenUsed="1" w:qFormat="1"/>
-    <w:lsdException w:name="heading 3" w:uiPriority="9" w:semiHidden="1" w:unhideWhenUsed="1" w:qFormat="1"/>
-    <w:lsdException w:name="heading 4" w:uiPriority="9" w:semiHidden="1" w:unhideWhenUsed="1" w:qFormat="1"/>
-    <w:lsdException w:name="heading 5" w:uiPriority="9" w:semiHidden="1" w:unhideWhenUsed="1" w:qFormat="1"/>
-    <w:lsdException w:name="heading 6" w:uiPriority="9" w:semiHidden="1" w:unhideWhenUsed="1" w:qFormat="1"/>
-    <w:lsdException w:name="heading 7" w:uiPriority="9" w:semiHidden="1" w:unhideWhenUsed="1" w:qFormat="1"/>
-    <w:lsdException w:name="heading 8" w:uiPriority="9" w:semiHidden="1" w:unhideWhenUsed="1" w:qFormat="1"/>
-    <w:lsdException w:name="heading 9" w:uiPriority="9" w:semiHidden="1" w:unhideWhenUsed="1" w:qFormat="1"/>
+    <w:lsdException w:name="heading 2" w:semiHidden="1" w:uiPriority="9" w:unhideWhenUsed="1" w:qFormat="1"/>
+    <w:lsdException w:name="heading 3" w:semiHidden="1" w:uiPriority="9" w:unhideWhenUsed="1" w:qFormat="1"/>
+    <w:lsdException w:name="heading 4" w:semiHidden="1" w:uiPriority="9" w:unhideWhenUsed="1" w:qFormat="1"/>
+    <w:lsdException w:name="heading 5" w:semiHidden="1" w:uiPriority="9" w:unhideWhenUsed="1" w:qFormat="1"/>
+    <w:lsdException w:name="heading 6" w:semiHidden="1" w:uiPriority="9" w:unhideWhenUsed="1" w:qFormat="1"/>
+    <w:lsdException w:name="heading 7" w:semiHidden="1" w:uiPriority="9" w:unhideWhenUsed="1" w:qFormat="1"/>
+    <w:lsdException w:name="heading 8" w:semiHidden="1" w:uiPriority="9" w:unhideWhenUsed="1" w:qFormat="1"/>
+    <w:lsdException w:name="heading 9" w:semiHidden="1" w:uiPriority="9" w:unhideWhenUsed="1" w:qFormat="1"/>
     <w:lsdException w:name="index 1" w:semiHidden="1" w:unhideWhenUsed="1"/>
     <w:lsdException w:name="index 2" w:semiHidden="1" w:unhideWhenUsed="1"/>
     <w:lsdException w:name="index 3" w:semiHidden="1" w:unhideWhenUsed="1"/>
@@ -11564,22 +12579,22 @@
     <w:lsdException w:name="index 7" w:semiHidden="1" w:unhideWhenUsed="1"/>
     <w:lsdException w:name="index 8" w:semiHidden="1" w:unhideWhenUsed="1"/>
     <w:lsdException w:name="index 9" w:semiHidden="1" w:unhideWhenUsed="1"/>
-    <w:lsdException w:name="toc 1" w:uiPriority="39" w:semiHidden="1" w:unhideWhenUsed="1"/>
-    <w:lsdException w:name="toc 2" w:uiPriority="39" w:semiHidden="1" w:unhideWhenUsed="1"/>
-    <w:lsdException w:name="toc 3" w:uiPriority="39" w:semiHidden="1" w:unhideWhenUsed="1"/>
-    <w:lsdException w:name="toc 4" w:uiPriority="39" w:semiHidden="1" w:unhideWhenUsed="1"/>
-    <w:lsdException w:name="toc 5" w:uiPriority="39" w:semiHidden="1" w:unhideWhenUsed="1"/>
-    <w:lsdException w:name="toc 6" w:uiPriority="39" w:semiHidden="1" w:unhideWhenUsed="1"/>
-    <w:lsdException w:name="toc 7" w:uiPriority="39" w:semiHidden="1" w:unhideWhenUsed="1"/>
-    <w:lsdException w:name="toc 8" w:uiPriority="39" w:semiHidden="1" w:unhideWhenUsed="1"/>
-    <w:lsdException w:name="toc 9" w:uiPriority="39" w:semiHidden="1" w:unhideWhenUsed="1"/>
+    <w:lsdException w:name="toc 1" w:semiHidden="1" w:uiPriority="39" w:unhideWhenUsed="1"/>
+    <w:lsdException w:name="toc 2" w:semiHidden="1" w:uiPriority="39" w:unhideWhenUsed="1"/>
+    <w:lsdException w:name="toc 3" w:semiHidden="1" w:uiPriority="39" w:unhideWhenUsed="1"/>
+    <w:lsdException w:name="toc 4" w:semiHidden="1" w:uiPriority="39" w:unhideWhenUsed="1"/>
+    <w:lsdException w:name="toc 5" w:semiHidden="1" w:uiPriority="39" w:unhideWhenUsed="1"/>
+    <w:lsdException w:name="toc 6" w:semiHidden="1" w:uiPriority="39" w:unhideWhenUsed="1"/>
+    <w:lsdException w:name="toc 7" w:semiHidden="1" w:uiPriority="39" w:unhideWhenUsed="1"/>
+    <w:lsdException w:name="toc 8" w:semiHidden="1" w:uiPriority="39" w:unhideWhenUsed="1"/>
+    <w:lsdException w:name="toc 9" w:semiHidden="1" w:uiPriority="39" w:unhideWhenUsed="1"/>
     <w:lsdException w:name="Normal Indent" w:semiHidden="1" w:unhideWhenUsed="1"/>
     <w:lsdException w:name="footnote text" w:semiHidden="1" w:unhideWhenUsed="1"/>
     <w:lsdException w:name="annotation text" w:semiHidden="1" w:unhideWhenUsed="1"/>
     <w:lsdException w:name="header" w:semiHidden="1" w:unhideWhenUsed="1"/>
     <w:lsdException w:name="footer" w:semiHidden="1" w:unhideWhenUsed="1"/>
     <w:lsdException w:name="index heading" w:semiHidden="1" w:unhideWhenUsed="1"/>
-    <w:lsdException w:name="caption" w:uiPriority="35" w:semiHidden="1" w:unhideWhenUsed="1" w:qFormat="1"/>
+    <w:lsdException w:name="caption" w:semiHidden="1" w:uiPriority="35" w:unhideWhenUsed="1" w:qFormat="1"/>
     <w:lsdException w:name="table of figures" w:semiHidden="1" w:unhideWhenUsed="1"/>
     <w:lsdException w:name="envelope address" w:semiHidden="1" w:unhideWhenUsed="1"/>
     <w:lsdException w:name="envelope return" w:semiHidden="1" w:unhideWhenUsed="1"/>
@@ -11610,7 +12625,7 @@
     <w:lsdException w:name="Title" w:uiPriority="10" w:qFormat="1"/>
     <w:lsdException w:name="Closing" w:semiHidden="1" w:unhideWhenUsed="1"/>
     <w:lsdException w:name="Signature" w:semiHidden="1" w:unhideWhenUsed="1"/>
-    <w:lsdException w:name="Default Paragraph Font" w:uiPriority="1" w:semiHidden="1" w:unhideWhenUsed="1"/>
+    <w:lsdException w:name="Default Paragraph Font" w:semiHidden="1" w:uiPriority="1" w:unhideWhenUsed="1"/>
     <w:lsdException w:name="Body Text" w:semiHidden="1" w:unhideWhenUsed="1"/>
     <w:lsdException w:name="Body Text Indent" w:semiHidden="1" w:unhideWhenUsed="1"/>
     <w:lsdException w:name="List Continue" w:semiHidden="1" w:unhideWhenUsed="1"/>
@@ -11810,8 +12825,8 @@
     <w:lsdException w:name="Subtle Reference" w:uiPriority="31" w:qFormat="1"/>
     <w:lsdException w:name="Intense Reference" w:uiPriority="32" w:qFormat="1"/>
     <w:lsdException w:name="Book Title" w:uiPriority="33" w:qFormat="1"/>
-    <w:lsdException w:name="Bibliography" w:uiPriority="37" w:semiHidden="1" w:unhideWhenUsed="1"/>
-    <w:lsdException w:name="TOC Heading" w:uiPriority="39" w:semiHidden="1" w:unhideWhenUsed="1" w:qFormat="1"/>
+    <w:lsdException w:name="Bibliography" w:semiHidden="1" w:uiPriority="37" w:unhideWhenUsed="1"/>
+    <w:lsdException w:name="TOC Heading" w:semiHidden="1" w:uiPriority="39" w:unhideWhenUsed="1" w:qFormat="1"/>
     <w:lsdException w:name="Plain Table 1" w:uiPriority="41"/>
     <w:lsdException w:name="Plain Table 2" w:uiPriority="42"/>
     <w:lsdException w:name="Plain Table 3" w:uiPriority="43"/>
@@ -11922,7 +12937,7 @@
     <w:lsdException w:name="Unresolved Mention" w:semiHidden="1" w:unhideWhenUsed="1"/>
     <w:lsdException w:name="Smart Link" w:semiHidden="1" w:unhideWhenUsed="1"/>
   </w:latentStyles>
-  <w:style w:type="paragraph" w:styleId="Normal" w:default="1">
+  <w:style w:type="paragraph" w:default="1" w:styleId="Normal">
     <w:name w:val="Normal"/>
     <w:qFormat/>
   </w:style>
@@ -12038,13 +13053,12 @@
       <w:color w:val="666666"/>
     </w:rPr>
   </w:style>
-  <w:style w:type="character" w:styleId="Fontepargpadro" w:default="1">
+  <w:style w:type="character" w:default="1" w:styleId="Fontepargpadro">
     <w:name w:val="Default Paragraph Font"/>
     <w:uiPriority w:val="1"/>
-    <w:semiHidden/>
     <w:unhideWhenUsed/>
   </w:style>
-  <w:style w:type="table" w:styleId="Tabelanormal" w:default="1">
+  <w:style w:type="table" w:default="1" w:styleId="Tabelanormal">
     <w:name w:val="Normal Table"/>
     <w:uiPriority w:val="99"/>
     <w:semiHidden/>
@@ -12059,13 +13073,13 @@
       </w:tblCellMar>
     </w:tblPr>
   </w:style>
-  <w:style w:type="numbering" w:styleId="Semlista" w:default="1">
+  <w:style w:type="numbering" w:default="1" w:styleId="Semlista">
     <w:name w:val="No List"/>
     <w:uiPriority w:val="99"/>
     <w:semiHidden/>
     <w:unhideWhenUsed/>
   </w:style>
-  <w:style w:type="table" w:styleId="TableNormal" w:customStyle="1">
+  <w:style w:type="table" w:customStyle="1" w:styleId="TableNormal">
     <w:name w:val="TableNormal"/>
     <w:tblPr>
       <w:tblCellMar>
@@ -12109,14 +13123,14 @@
       <w:szCs w:val="30"/>
     </w:rPr>
   </w:style>
-  <w:style w:type="table" w:styleId="a" w:customStyle="1">
+  <w:style w:type="table" w:customStyle="1" w:styleId="a">
     <w:basedOn w:val="TableNormal"/>
     <w:tblPr>
       <w:tblStyleRowBandSize w:val="1"/>
       <w:tblStyleColBandSize w:val="1"/>
     </w:tblPr>
   </w:style>
-  <w:style w:type="table" w:styleId="a0" w:customStyle="1">
+  <w:style w:type="table" w:customStyle="1" w:styleId="a0">
     <w:basedOn w:val="TableNormal"/>
     <w:tblPr>
       <w:tblStyleRowBandSize w:val="1"/>
@@ -12172,12 +13186,12 @@
     </w:pPr>
     <w:tblPr>
       <w:tblBorders>
-        <w:top w:val="single" w:color="000000" w:themeColor="text1" w:sz="4" w:space="0"/>
-        <w:left w:val="single" w:color="000000" w:themeColor="text1" w:sz="4" w:space="0"/>
-        <w:bottom w:val="single" w:color="000000" w:themeColor="text1" w:sz="4" w:space="0"/>
-        <w:right w:val="single" w:color="000000" w:themeColor="text1" w:sz="4" w:space="0"/>
-        <w:insideH w:val="single" w:color="000000" w:themeColor="text1" w:sz="4" w:space="0"/>
-        <w:insideV w:val="single" w:color="000000" w:themeColor="text1" w:sz="4" w:space="0"/>
+        <w:top w:val="single" w:sz="4" w:space="0" w:color="000000" w:themeColor="text1"/>
+        <w:left w:val="single" w:sz="4" w:space="0" w:color="000000" w:themeColor="text1"/>
+        <w:bottom w:val="single" w:sz="4" w:space="0" w:color="000000" w:themeColor="text1"/>
+        <w:right w:val="single" w:sz="4" w:space="0" w:color="000000" w:themeColor="text1"/>
+        <w:insideH w:val="single" w:sz="4" w:space="0" w:color="000000" w:themeColor="text1"/>
+        <w:insideV w:val="single" w:sz="4" w:space="0" w:color="000000" w:themeColor="text1"/>
       </w:tblBorders>
     </w:tblPr>
   </w:style>
@@ -12226,6 +13240,22 @@
       <w:spacing w:after="100"/>
       <w:ind w:left="440"/>
     </w:pPr>
+  </w:style>
+  <w:style w:type="paragraph" w:styleId="NormalWeb">
+    <w:name w:val="Normal (Web)"/>
+    <w:basedOn w:val="Normal"/>
+    <w:uiPriority w:val="99"/>
+    <w:unhideWhenUsed/>
+    <w:rsid w:val="00CE5F28"/>
+    <w:pPr>
+      <w:spacing w:before="100" w:beforeAutospacing="1" w:after="100" w:afterAutospacing="1" w:line="240" w:lineRule="auto"/>
+    </w:pPr>
+    <w:rPr>
+      <w:rFonts w:ascii="Times New Roman" w:eastAsia="Times New Roman" w:hAnsi="Times New Roman" w:cs="Times New Roman"/>
+      <w:sz w:val="24"/>
+      <w:szCs w:val="24"/>
+      <w:lang w:eastAsia="pt-BR"/>
+    </w:rPr>
   </w:style>
 </w:styles>
 </file>

--- a/Doc-emilly-pedro/Atividade_BD_Pedro_Emilly.docx
+++ b/Doc-emilly-pedro/Atividade_BD_Pedro_Emilly.docx
@@ -202,7 +202,6 @@
           <w:szCs w:val="32"/>
         </w:rPr>
       </w:pPr>
-      <w:proofErr w:type="spellStart"/>
       <w:r>
         <w:rPr>
           <w:rFonts w:ascii="Century Gothic" w:eastAsia="Century Gothic" w:hAnsi="Century Gothic" w:cs="Century Gothic"/>
@@ -212,9 +211,8 @@
           <w:sz w:val="32"/>
           <w:szCs w:val="32"/>
         </w:rPr>
-        <w:t>Profº</w:t>
-      </w:r>
-      <w:proofErr w:type="spellEnd"/>
+        <w:t xml:space="preserve">Profº </w:t>
+      </w:r>
       <w:r>
         <w:rPr>
           <w:rFonts w:ascii="Century Gothic" w:eastAsia="Century Gothic" w:hAnsi="Century Gothic" w:cs="Century Gothic"/>
@@ -224,9 +222,14 @@
           <w:sz w:val="32"/>
           <w:szCs w:val="32"/>
         </w:rPr>
-        <w:t xml:space="preserve"> </w:t>
-      </w:r>
-      <w:r>
+        <w:t>Carlos Uchoa e William Sestito</w:t>
+      </w:r>
+      <w:r>
+        <w:br/>
+      </w:r>
+    </w:p>
+    <w:p>
+      <w:pPr>
         <w:rPr>
           <w:rFonts w:ascii="Century Gothic" w:eastAsia="Century Gothic" w:hAnsi="Century Gothic" w:cs="Century Gothic"/>
           <w:b/>
@@ -235,10 +238,11 @@
           <w:sz w:val="32"/>
           <w:szCs w:val="32"/>
         </w:rPr>
-        <w:t xml:space="preserve">Carlos Uchoa e William </w:t>
-      </w:r>
-      <w:proofErr w:type="spellStart"/>
-      <w:r>
+      </w:pPr>
+    </w:p>
+    <w:p>
+      <w:pPr>
+        <w:jc w:val="center"/>
         <w:rPr>
           <w:rFonts w:ascii="Century Gothic" w:eastAsia="Century Gothic" w:hAnsi="Century Gothic" w:cs="Century Gothic"/>
           <w:b/>
@@ -247,15 +251,8 @@
           <w:sz w:val="32"/>
           <w:szCs w:val="32"/>
         </w:rPr>
-        <w:t>Sestito</w:t>
-      </w:r>
-      <w:proofErr w:type="spellEnd"/>
-      <w:r>
-        <w:br/>
-      </w:r>
-    </w:p>
-    <w:p>
-      <w:pPr>
+      </w:pPr>
+      <w:r>
         <w:rPr>
           <w:rFonts w:ascii="Century Gothic" w:eastAsia="Century Gothic" w:hAnsi="Century Gothic" w:cs="Century Gothic"/>
           <w:b/>
@@ -264,11 +261,9 @@
           <w:sz w:val="32"/>
           <w:szCs w:val="32"/>
         </w:rPr>
-      </w:pPr>
-    </w:p>
-    <w:p>
-      <w:pPr>
-        <w:jc w:val="center"/>
+        <w:t>Aluno</w:t>
+      </w:r>
+      <w:r>
         <w:rPr>
           <w:rFonts w:ascii="Century Gothic" w:eastAsia="Century Gothic" w:hAnsi="Century Gothic" w:cs="Century Gothic"/>
           <w:b/>
@@ -277,7 +272,8 @@
           <w:sz w:val="32"/>
           <w:szCs w:val="32"/>
         </w:rPr>
-      </w:pPr>
+        <w:t>s</w:t>
+      </w:r>
       <w:r>
         <w:rPr>
           <w:rFonts w:ascii="Century Gothic" w:eastAsia="Century Gothic" w:hAnsi="Century Gothic" w:cs="Century Gothic"/>
@@ -287,53 +283,7 @@
           <w:sz w:val="32"/>
           <w:szCs w:val="32"/>
         </w:rPr>
-        <w:t>Aluno</w:t>
-      </w:r>
-      <w:r>
-        <w:rPr>
-          <w:rFonts w:ascii="Century Gothic" w:eastAsia="Century Gothic" w:hAnsi="Century Gothic" w:cs="Century Gothic"/>
-          <w:b/>
-          <w:bCs/>
-          <w:color w:val="3C60A7"/>
-          <w:sz w:val="32"/>
-          <w:szCs w:val="32"/>
-        </w:rPr>
-        <w:t>s</w:t>
-      </w:r>
-      <w:r>
-        <w:rPr>
-          <w:rFonts w:ascii="Century Gothic" w:eastAsia="Century Gothic" w:hAnsi="Century Gothic" w:cs="Century Gothic"/>
-          <w:b/>
-          <w:bCs/>
-          <w:color w:val="3C60A7"/>
-          <w:sz w:val="32"/>
-          <w:szCs w:val="32"/>
-        </w:rPr>
-        <w:t xml:space="preserve">(a): </w:t>
-      </w:r>
-      <w:proofErr w:type="spellStart"/>
-      <w:r>
-        <w:rPr>
-          <w:rFonts w:ascii="Century Gothic" w:eastAsia="Century Gothic" w:hAnsi="Century Gothic" w:cs="Century Gothic"/>
-          <w:b/>
-          <w:bCs/>
-          <w:color w:val="3C60A7"/>
-          <w:sz w:val="32"/>
-          <w:szCs w:val="32"/>
-        </w:rPr>
-        <w:t>Emilly</w:t>
-      </w:r>
-      <w:proofErr w:type="spellEnd"/>
-      <w:r>
-        <w:rPr>
-          <w:rFonts w:ascii="Century Gothic" w:eastAsia="Century Gothic" w:hAnsi="Century Gothic" w:cs="Century Gothic"/>
-          <w:b/>
-          <w:bCs/>
-          <w:color w:val="3C60A7"/>
-          <w:sz w:val="32"/>
-          <w:szCs w:val="32"/>
-        </w:rPr>
-        <w:t xml:space="preserve"> da Luz</w:t>
+        <w:t>(a): Emilly da Luz</w:t>
       </w:r>
       <w:r>
         <w:rPr>
@@ -876,21 +826,12 @@
         </w:rPr>
         <w:t>(</w:t>
       </w:r>
-      <w:proofErr w:type="spellStart"/>
-      <w:r>
-        <w:rPr>
-          <w:b/>
-          <w:bCs/>
-        </w:rPr>
-        <w:t>Emilly</w:t>
-      </w:r>
-      <w:proofErr w:type="spellEnd"/>
-      <w:r>
-        <w:rPr>
-          <w:b/>
-          <w:bCs/>
-        </w:rPr>
-        <w:t xml:space="preserve"> da Silva da Luz</w:t>
+      <w:r>
+        <w:rPr>
+          <w:b/>
+          <w:bCs/>
+        </w:rPr>
+        <w:t>Emilly da Silva da Luz</w:t>
       </w:r>
       <w:r>
         <w:rPr>
@@ -1781,23 +1722,7 @@
           <w:szCs w:val="24"/>
         </w:rPr>
         <w:lastRenderedPageBreak/>
-        <w:t xml:space="preserve">Execute um SELECT * com LIMIT 10 em cada uma das quatro tabelas (clientes, produtos, pedidos, </w:t>
-      </w:r>
-      <w:proofErr w:type="spellStart"/>
-      <w:r>
-        <w:rPr>
-          <w:sz w:val="24"/>
-          <w:szCs w:val="24"/>
-        </w:rPr>
-        <w:t>avaliacoes</w:t>
-      </w:r>
-      <w:proofErr w:type="spellEnd"/>
-      <w:r>
-        <w:rPr>
-          <w:sz w:val="24"/>
-          <w:szCs w:val="24"/>
-        </w:rPr>
-        <w:t>).</w:t>
+        <w:t>Execute um SELECT * com LIMIT 10 em cada uma das quatro tabelas (clientes, produtos, pedidos, avaliacoes).</w:t>
       </w:r>
     </w:p>
     <w:p>
@@ -2036,23 +1961,7 @@
           <w:sz w:val="24"/>
           <w:szCs w:val="24"/>
         </w:rPr>
-        <w:t xml:space="preserve">Execute um SELECT * com LIMIT 10 em cada uma das quatro tabelas (clientes, produtos, pedidos, </w:t>
-      </w:r>
-      <w:proofErr w:type="spellStart"/>
-      <w:r>
-        <w:rPr>
-          <w:sz w:val="24"/>
-          <w:szCs w:val="24"/>
-        </w:rPr>
-        <w:t>avaliacoes</w:t>
-      </w:r>
-      <w:proofErr w:type="spellEnd"/>
-      <w:r>
-        <w:rPr>
-          <w:sz w:val="24"/>
-          <w:szCs w:val="24"/>
-        </w:rPr>
-        <w:t>).</w:t>
+        <w:t>Execute um SELECT * com LIMIT 10 em cada uma das quatro tabelas (clientes, produtos, pedidos, avaliacoes).</w:t>
       </w:r>
     </w:p>
     <w:p>
@@ -2086,39 +1995,7 @@
           <w:sz w:val="24"/>
           <w:szCs w:val="24"/>
         </w:rPr>
-        <w:t xml:space="preserve">Exibe todos os atributos presentes na tabela de clientes, com um </w:t>
-      </w:r>
-      <w:proofErr w:type="spellStart"/>
-      <w:r>
-        <w:rPr>
-          <w:sz w:val="24"/>
-          <w:szCs w:val="24"/>
-        </w:rPr>
-        <w:t>limit</w:t>
-      </w:r>
-      <w:proofErr w:type="spellEnd"/>
-      <w:r>
-        <w:rPr>
-          <w:sz w:val="24"/>
-          <w:szCs w:val="24"/>
-        </w:rPr>
-        <w:t xml:space="preserve"> 10 que é utilizado para criar uma paginação no </w:t>
-      </w:r>
-      <w:proofErr w:type="spellStart"/>
-      <w:r>
-        <w:rPr>
-          <w:sz w:val="24"/>
-          <w:szCs w:val="24"/>
-        </w:rPr>
-        <w:t>select</w:t>
-      </w:r>
-      <w:proofErr w:type="spellEnd"/>
-      <w:r>
-        <w:rPr>
-          <w:sz w:val="24"/>
-          <w:szCs w:val="24"/>
-        </w:rPr>
-        <w:t xml:space="preserve"> e exibir apenas os 10 primeiros valores.</w:t>
+        <w:t>Exibe todos os atributos presentes na tabela de clientes, com um limit 10 que é utilizado para criar uma paginação no select e exibir apenas os 10 primeiros valores.</w:t>
       </w:r>
     </w:p>
     <w:p>
@@ -2343,37 +2220,12 @@
         </w:rPr>
         <w:t xml:space="preserve"> </w:t>
       </w:r>
-      <w:proofErr w:type="spellStart"/>
-      <w:r>
-        <w:rPr>
-          <w:sz w:val="24"/>
-          <w:szCs w:val="24"/>
-        </w:rPr>
-        <w:t>Select</w:t>
-      </w:r>
-      <w:proofErr w:type="spellEnd"/>
-      <w:r>
-        <w:rPr>
-          <w:sz w:val="24"/>
-          <w:szCs w:val="24"/>
-        </w:rPr>
-        <w:t xml:space="preserve"> utilizado para exibir os produtos de maneira simplificada, salvando preço em uma tabela chamada </w:t>
-      </w:r>
-      <w:proofErr w:type="gramStart"/>
-      <w:r>
-        <w:rPr>
-          <w:sz w:val="24"/>
-          <w:szCs w:val="24"/>
-        </w:rPr>
-        <w:t>valor(</w:t>
-      </w:r>
-      <w:proofErr w:type="gramEnd"/>
-      <w:r>
-        <w:rPr>
-          <w:sz w:val="24"/>
-          <w:szCs w:val="24"/>
-        </w:rPr>
-        <w:t>$).</w:t>
+      <w:r>
+        <w:rPr>
+          <w:sz w:val="24"/>
+          <w:szCs w:val="24"/>
+        </w:rPr>
+        <w:t>Select utilizado para exibir os produtos de maneira simplificada, salvando preço em uma tabela chamada valor($).</w:t>
       </w:r>
     </w:p>
     <w:p>
@@ -2521,21 +2373,12 @@
         </w:rPr>
         <w:t>(</w:t>
       </w:r>
-      <w:proofErr w:type="spellStart"/>
-      <w:r>
-        <w:rPr>
-          <w:b/>
-          <w:bCs/>
-        </w:rPr>
-        <w:t>Emilly</w:t>
-      </w:r>
-      <w:proofErr w:type="spellEnd"/>
-      <w:r>
-        <w:rPr>
-          <w:b/>
-          <w:bCs/>
-        </w:rPr>
-        <w:t xml:space="preserve"> da Silva da Luz </w:t>
+      <w:r>
+        <w:rPr>
+          <w:b/>
+          <w:bCs/>
+        </w:rPr>
+        <w:t xml:space="preserve">Emilly da Silva da Luz </w:t>
       </w:r>
       <w:r>
         <w:rPr>
@@ -2574,23 +2417,7 @@
           <w:sz w:val="24"/>
           <w:szCs w:val="24"/>
         </w:rPr>
-        <w:t xml:space="preserve">A diretoria quer saber quantas categorias de produto a </w:t>
-      </w:r>
-      <w:proofErr w:type="spellStart"/>
-      <w:r>
-        <w:rPr>
-          <w:sz w:val="24"/>
-          <w:szCs w:val="24"/>
-        </w:rPr>
-        <w:t>NexaShop</w:t>
-      </w:r>
-      <w:proofErr w:type="spellEnd"/>
-      <w:r>
-        <w:rPr>
-          <w:sz w:val="24"/>
-          <w:szCs w:val="24"/>
-        </w:rPr>
-        <w:t xml:space="preserve"> trabalha antes de decidir se vale abrir uma nova linha. Liste as categorias de produtos sem repetição, em ordem alfabética.</w:t>
+        <w:t>A diretoria quer saber quantas categorias de produto a NexaShop trabalha antes de decidir se vale abrir uma nova linha. Liste as categorias de produtos sem repetição, em ordem alfabética.</w:t>
       </w:r>
     </w:p>
     <w:p>
@@ -2628,7 +2455,6 @@
         </w:rPr>
         <w:t xml:space="preserve"> esta consulta, conseguimos observar que a </w:t>
       </w:r>
-      <w:proofErr w:type="spellStart"/>
       <w:r>
         <w:rPr>
           <w:color w:val="000000" w:themeColor="text1"/>
@@ -2637,7 +2463,6 @@
         </w:rPr>
         <w:t>Nexashop</w:t>
       </w:r>
-      <w:proofErr w:type="spellEnd"/>
       <w:r>
         <w:rPr>
           <w:color w:val="000000" w:themeColor="text1"/>
@@ -2781,21 +2606,12 @@
         </w:rPr>
         <w:t>(</w:t>
       </w:r>
-      <w:proofErr w:type="spellStart"/>
-      <w:r>
-        <w:rPr>
-          <w:b/>
-          <w:bCs/>
-        </w:rPr>
-        <w:t>Emilly</w:t>
-      </w:r>
-      <w:proofErr w:type="spellEnd"/>
-      <w:r>
-        <w:rPr>
-          <w:b/>
-          <w:bCs/>
-        </w:rPr>
-        <w:t xml:space="preserve"> da Silva da Luz </w:t>
+      <w:r>
+        <w:rPr>
+          <w:b/>
+          <w:bCs/>
+        </w:rPr>
+        <w:t xml:space="preserve">Emilly da Silva da Luz </w:t>
       </w:r>
       <w:r>
         <w:rPr>
@@ -2942,21 +2758,12 @@
         </w:rPr>
         <w:t>(</w:t>
       </w:r>
-      <w:proofErr w:type="spellStart"/>
-      <w:r>
-        <w:rPr>
-          <w:b/>
-          <w:bCs/>
-        </w:rPr>
-        <w:t>Emilly</w:t>
-      </w:r>
-      <w:proofErr w:type="spellEnd"/>
-      <w:r>
-        <w:rPr>
-          <w:b/>
-          <w:bCs/>
-        </w:rPr>
-        <w:t xml:space="preserve"> da Silva da Luz </w:t>
+      <w:r>
+        <w:rPr>
+          <w:b/>
+          <w:bCs/>
+        </w:rPr>
+        <w:t xml:space="preserve">Emilly da Silva da Luz </w:t>
       </w:r>
       <w:r>
         <w:rPr>
@@ -4049,21 +3856,12 @@
         </w:rPr>
         <w:t>(</w:t>
       </w:r>
-      <w:proofErr w:type="spellStart"/>
-      <w:r>
-        <w:rPr>
-          <w:b/>
-          <w:bCs/>
-        </w:rPr>
-        <w:t>Emilly</w:t>
-      </w:r>
-      <w:proofErr w:type="spellEnd"/>
-      <w:r>
-        <w:rPr>
-          <w:b/>
-          <w:bCs/>
-        </w:rPr>
-        <w:t xml:space="preserve"> da Silva da Luz </w:t>
+      <w:r>
+        <w:rPr>
+          <w:b/>
+          <w:bCs/>
+        </w:rPr>
+        <w:t xml:space="preserve">Emilly da Silva da Luz </w:t>
       </w:r>
       <w:r>
         <w:rPr>
@@ -4115,23 +3913,7 @@
           <w:sz w:val="24"/>
           <w:szCs w:val="24"/>
         </w:rPr>
-        <w:t xml:space="preserve">Liste os pedidos aprovados com </w:t>
-      </w:r>
-      <w:proofErr w:type="spellStart"/>
-      <w:r>
-        <w:rPr>
-          <w:sz w:val="24"/>
-          <w:szCs w:val="24"/>
-        </w:rPr>
-        <w:t>valor_total</w:t>
-      </w:r>
-      <w:proofErr w:type="spellEnd"/>
-      <w:r>
-        <w:rPr>
-          <w:sz w:val="24"/>
-          <w:szCs w:val="24"/>
-        </w:rPr>
-        <w:t xml:space="preserve"> entre R$ 100 e R$ 500, ordenados do maior para o menor valor.</w:t>
+        <w:t>Liste os pedidos aprovados com valor_total entre R$ 100 e R$ 500, ordenados do maior para o menor valor.</w:t>
       </w:r>
     </w:p>
     <w:p>
@@ -4298,21 +4080,12 @@
         </w:rPr>
         <w:t>(</w:t>
       </w:r>
-      <w:proofErr w:type="spellStart"/>
-      <w:r>
-        <w:rPr>
-          <w:b/>
-          <w:bCs/>
-        </w:rPr>
-        <w:t>Emilly</w:t>
-      </w:r>
-      <w:proofErr w:type="spellEnd"/>
-      <w:r>
-        <w:rPr>
-          <w:b/>
-          <w:bCs/>
-        </w:rPr>
-        <w:t xml:space="preserve"> da Silva da Luz </w:t>
+      <w:r>
+        <w:rPr>
+          <w:b/>
+          <w:bCs/>
+        </w:rPr>
+        <w:t xml:space="preserve">Emilly da Silva da Luz </w:t>
       </w:r>
       <w:r>
         <w:rPr>
@@ -4530,21 +4303,12 @@
         </w:rPr>
         <w:t>(</w:t>
       </w:r>
-      <w:proofErr w:type="spellStart"/>
-      <w:r>
-        <w:rPr>
-          <w:b/>
-          <w:bCs/>
-        </w:rPr>
-        <w:t>Emilly</w:t>
-      </w:r>
-      <w:proofErr w:type="spellEnd"/>
-      <w:r>
-        <w:rPr>
-          <w:b/>
-          <w:bCs/>
-        </w:rPr>
-        <w:t xml:space="preserve"> da Silva da Luz </w:t>
+      <w:r>
+        <w:rPr>
+          <w:b/>
+          <w:bCs/>
+        </w:rPr>
+        <w:t xml:space="preserve">Emilly da Silva da Luz </w:t>
       </w:r>
       <w:r>
         <w:rPr>
@@ -4593,39 +4357,7 @@
           <w:sz w:val="24"/>
           <w:szCs w:val="24"/>
         </w:rPr>
-        <w:t xml:space="preserve">Liste id, </w:t>
-      </w:r>
-      <w:proofErr w:type="spellStart"/>
-      <w:r>
-        <w:rPr>
-          <w:sz w:val="24"/>
-          <w:szCs w:val="24"/>
-        </w:rPr>
-        <w:t>valor_total</w:t>
-      </w:r>
-      <w:proofErr w:type="spellEnd"/>
-      <w:r>
-        <w:rPr>
-          <w:sz w:val="24"/>
-          <w:szCs w:val="24"/>
-        </w:rPr>
-        <w:t xml:space="preserve"> e </w:t>
-      </w:r>
-      <w:proofErr w:type="spellStart"/>
-      <w:r>
-        <w:rPr>
-          <w:sz w:val="24"/>
-          <w:szCs w:val="24"/>
-        </w:rPr>
-        <w:t>cupom_desconto</w:t>
-      </w:r>
-      <w:proofErr w:type="spellEnd"/>
-      <w:r>
-        <w:rPr>
-          <w:sz w:val="24"/>
-          <w:szCs w:val="24"/>
-        </w:rPr>
-        <w:t xml:space="preserve"> dos pedidos que tiveram cupom aplicado (não nulo).</w:t>
+        <w:t>Liste id, valor_total e cupom_desconto dos pedidos que tiveram cupom aplicado (não nulo).</w:t>
       </w:r>
     </w:p>
     <w:p>
@@ -4899,7 +4631,6 @@
         </w:rPr>
         <w:t xml:space="preserve">A operação atingiu 8.448 pedidos aprovados, gerando um ticket médio de R$: 1.657,63 por venda. Além disso, a diferença entre o menor e o maior valor indica que a grande variedade de produtos da </w:t>
       </w:r>
-      <w:proofErr w:type="spellStart"/>
       <w:r>
         <w:rPr>
           <w:sz w:val="24"/>
@@ -4912,15 +4643,7 @@
           <w:sz w:val="24"/>
           <w:szCs w:val="24"/>
         </w:rPr>
-        <w:t>exashop</w:t>
-      </w:r>
-      <w:proofErr w:type="spellEnd"/>
-      <w:r>
-        <w:rPr>
-          <w:sz w:val="24"/>
-          <w:szCs w:val="24"/>
-        </w:rPr>
-        <w:t xml:space="preserve"> atende desde pedidos pequenos até compras em massa.</w:t>
+        <w:t>exashop atende desde pedidos pequenos até compras em massa.</w:t>
       </w:r>
     </w:p>
     <w:p>
@@ -5124,23 +4847,7 @@
           <w:sz w:val="24"/>
           <w:szCs w:val="24"/>
         </w:rPr>
-        <w:t xml:space="preserve">O Cartão de Crédito é a principal fonte de fatura da </w:t>
-      </w:r>
-      <w:proofErr w:type="spellStart"/>
-      <w:r>
-        <w:rPr>
-          <w:sz w:val="24"/>
-          <w:szCs w:val="24"/>
-        </w:rPr>
-        <w:t>NexaShop</w:t>
-      </w:r>
-      <w:proofErr w:type="spellEnd"/>
-      <w:r>
-        <w:rPr>
-          <w:sz w:val="24"/>
-          <w:szCs w:val="24"/>
-        </w:rPr>
-        <w:t xml:space="preserve"> com 6.29 milhões, seguido de perto pelo Pix, com 5.21 milhões, em seguida o boleto, com 1.29 milhões e por último o cartão de débito com 1.1 milhões.</w:t>
+        <w:t>O Cartão de Crédito é a principal fonte de fatura da NexaShop com 6.29 milhões, seguido de perto pelo Pix, com 5.21 milhões, em seguida o boleto, com 1.29 milhões e por último o cartão de débito com 1.1 milhões.</w:t>
       </w:r>
     </w:p>
     <w:p>
@@ -5484,21 +5191,12 @@
         </w:rPr>
         <w:t>(</w:t>
       </w:r>
-      <w:proofErr w:type="spellStart"/>
-      <w:r>
-        <w:rPr>
-          <w:b/>
-          <w:bCs/>
-        </w:rPr>
-        <w:t>Emilly</w:t>
-      </w:r>
-      <w:proofErr w:type="spellEnd"/>
-      <w:r>
-        <w:rPr>
-          <w:b/>
-          <w:bCs/>
-        </w:rPr>
-        <w:t xml:space="preserve"> da Silva da Luz </w:t>
+      <w:r>
+        <w:rPr>
+          <w:b/>
+          <w:bCs/>
+        </w:rPr>
+        <w:t xml:space="preserve">Emilly da Silva da Luz </w:t>
       </w:r>
       <w:r>
         <w:rPr>
@@ -5714,21 +5412,12 @@
         </w:rPr>
         <w:t>(</w:t>
       </w:r>
-      <w:proofErr w:type="spellStart"/>
-      <w:r>
-        <w:rPr>
-          <w:b/>
-          <w:bCs/>
-        </w:rPr>
-        <w:t>Emilly</w:t>
-      </w:r>
-      <w:proofErr w:type="spellEnd"/>
-      <w:r>
-        <w:rPr>
-          <w:b/>
-          <w:bCs/>
-        </w:rPr>
-        <w:t xml:space="preserve"> da Silva da Luz </w:t>
+      <w:r>
+        <w:rPr>
+          <w:b/>
+          <w:bCs/>
+        </w:rPr>
+        <w:t xml:space="preserve">Emilly da Silva da Luz </w:t>
       </w:r>
       <w:r>
         <w:rPr>
@@ -5936,21 +5625,12 @@
         </w:rPr>
         <w:t>(</w:t>
       </w:r>
-      <w:proofErr w:type="spellStart"/>
-      <w:r>
-        <w:rPr>
-          <w:b/>
-          <w:bCs/>
-        </w:rPr>
-        <w:t>Emilly</w:t>
-      </w:r>
-      <w:proofErr w:type="spellEnd"/>
-      <w:r>
-        <w:rPr>
-          <w:b/>
-          <w:bCs/>
-        </w:rPr>
-        <w:t xml:space="preserve"> da Silva da Luz </w:t>
+      <w:r>
+        <w:rPr>
+          <w:b/>
+          <w:bCs/>
+        </w:rPr>
+        <w:t xml:space="preserve">Emilly da Silva da Luz </w:t>
       </w:r>
       <w:r>
         <w:rPr>
@@ -6274,23 +5954,7 @@
           <w:sz w:val="24"/>
           <w:szCs w:val="24"/>
         </w:rPr>
-        <w:t xml:space="preserve">A conversão de notas numéricas em texto facilita o acompanhamento da satisfação do cliente, porém, esse </w:t>
-      </w:r>
-      <w:proofErr w:type="spellStart"/>
-      <w:r>
-        <w:rPr>
-          <w:sz w:val="24"/>
-          <w:szCs w:val="24"/>
-        </w:rPr>
-        <w:t>select</w:t>
-      </w:r>
-      <w:proofErr w:type="spellEnd"/>
-      <w:r>
-        <w:rPr>
-          <w:sz w:val="24"/>
-          <w:szCs w:val="24"/>
-        </w:rPr>
-        <w:t xml:space="preserve"> por si só não informa muita coisa, servindo mais como um “tradutor” entre as avaliações.</w:t>
+        <w:t>A conversão de notas numéricas em texto facilita o acompanhamento da satisfação do cliente, porém, esse select por si só não informa muita coisa, servindo mais como um “tradutor” entre as avaliações.</w:t>
       </w:r>
     </w:p>
     <w:p>
@@ -6500,53 +6164,12 @@
         </w:rPr>
         <w:t xml:space="preserve"> </w:t>
       </w:r>
-      <w:proofErr w:type="spellStart"/>
-      <w:r>
-        <w:rPr>
-          <w:sz w:val="24"/>
-          <w:szCs w:val="24"/>
-        </w:rPr>
-        <w:t>Select</w:t>
-      </w:r>
-      <w:proofErr w:type="spellEnd"/>
-      <w:r>
-        <w:rPr>
-          <w:sz w:val="24"/>
-          <w:szCs w:val="24"/>
-        </w:rPr>
-        <w:t xml:space="preserve"> </w:t>
-      </w:r>
-      <w:proofErr w:type="spellStart"/>
-      <w:r>
-        <w:rPr>
-          <w:sz w:val="24"/>
-          <w:szCs w:val="24"/>
-        </w:rPr>
-        <w:t>util</w:t>
-      </w:r>
-      <w:proofErr w:type="spellEnd"/>
-      <w:r>
-        <w:rPr>
-          <w:sz w:val="24"/>
-          <w:szCs w:val="24"/>
-        </w:rPr>
-        <w:t xml:space="preserve"> para visualizar as avaliações em ordem de maior quantidade para menor, com base nos resultados maior parte das avaliações da </w:t>
-      </w:r>
-      <w:proofErr w:type="spellStart"/>
-      <w:r>
-        <w:rPr>
-          <w:sz w:val="24"/>
-          <w:szCs w:val="24"/>
-        </w:rPr>
-        <w:t>nexashop</w:t>
-      </w:r>
-      <w:proofErr w:type="spellEnd"/>
-      <w:r>
-        <w:rPr>
-          <w:sz w:val="24"/>
-          <w:szCs w:val="24"/>
-        </w:rPr>
-        <w:t xml:space="preserve"> são positivas, pois mais de 70% das avaliações são "Excelente" ou "Boa". No entanto, as 882 notas "Insatisfatórias" e 890 "Regulares" somam mais de 1.700 alertas para a gestão. Trata-se de uma oportunidade direta para ajustar processos de entrega e suporte pós-venda.</w:t>
+      <w:r>
+        <w:rPr>
+          <w:sz w:val="24"/>
+          <w:szCs w:val="24"/>
+        </w:rPr>
+        <w:t>Select util para visualizar as avaliações em ordem de maior quantidade para menor, com base nos resultados maior parte das avaliações da nexashop são positivas, pois mais de 70% das avaliações são "Excelente" ou "Boa". No entanto, as 882 notas "Insatisfatórias" e 890 "Regulares" somam mais de 1.700 alertas para a gestão. Trata-se de uma oportunidade direta para ajustar processos de entrega e suporte pós-venda.</w:t>
       </w:r>
     </w:p>
     <w:p>
@@ -6668,25 +6291,14 @@
         </w:rPr>
         <w:t>(</w:t>
       </w:r>
-      <w:proofErr w:type="spellStart"/>
-      <w:r>
-        <w:rPr>
-          <w:b/>
-          <w:bCs/>
-          <w:sz w:val="24"/>
-          <w:szCs w:val="24"/>
-        </w:rPr>
-        <w:t>Emilly</w:t>
-      </w:r>
-      <w:proofErr w:type="spellEnd"/>
-      <w:r>
-        <w:rPr>
-          <w:b/>
-          <w:bCs/>
-          <w:sz w:val="24"/>
-          <w:szCs w:val="24"/>
-        </w:rPr>
-        <w:t xml:space="preserve"> da Silva da Luz </w:t>
+      <w:r>
+        <w:rPr>
+          <w:b/>
+          <w:bCs/>
+          <w:sz w:val="24"/>
+          <w:szCs w:val="24"/>
+        </w:rPr>
+        <w:t xml:space="preserve">Emilly da Silva da Luz </w:t>
       </w:r>
       <w:r>
         <w:rPr>
@@ -6910,25 +6522,14 @@
         </w:rPr>
         <w:t>(</w:t>
       </w:r>
-      <w:proofErr w:type="spellStart"/>
-      <w:r>
-        <w:rPr>
-          <w:b/>
-          <w:bCs/>
-          <w:sz w:val="24"/>
-          <w:szCs w:val="24"/>
-        </w:rPr>
-        <w:t>Emilly</w:t>
-      </w:r>
-      <w:proofErr w:type="spellEnd"/>
-      <w:r>
-        <w:rPr>
-          <w:b/>
-          <w:bCs/>
-          <w:sz w:val="24"/>
-          <w:szCs w:val="24"/>
-        </w:rPr>
-        <w:t xml:space="preserve"> da Silva da Luz </w:t>
+      <w:r>
+        <w:rPr>
+          <w:b/>
+          <w:bCs/>
+          <w:sz w:val="24"/>
+          <w:szCs w:val="24"/>
+        </w:rPr>
+        <w:t xml:space="preserve">Emilly da Silva da Luz </w:t>
       </w:r>
       <w:r>
         <w:rPr>
@@ -7275,25 +6876,14 @@
         </w:rPr>
         <w:t>(</w:t>
       </w:r>
-      <w:proofErr w:type="spellStart"/>
-      <w:r>
-        <w:rPr>
-          <w:b/>
-          <w:bCs/>
-          <w:sz w:val="24"/>
-          <w:szCs w:val="24"/>
-        </w:rPr>
-        <w:t>Emilly</w:t>
-      </w:r>
-      <w:proofErr w:type="spellEnd"/>
-      <w:r>
-        <w:rPr>
-          <w:b/>
-          <w:bCs/>
-          <w:sz w:val="24"/>
-          <w:szCs w:val="24"/>
-        </w:rPr>
-        <w:t xml:space="preserve"> da Silva da Luz </w:t>
+      <w:r>
+        <w:rPr>
+          <w:b/>
+          <w:bCs/>
+          <w:sz w:val="24"/>
+          <w:szCs w:val="24"/>
+        </w:rPr>
+        <w:t xml:space="preserve">Emilly da Silva da Luz </w:t>
       </w:r>
       <w:r>
         <w:rPr>
@@ -7331,39 +6921,7 @@
           <w:sz w:val="24"/>
           <w:szCs w:val="24"/>
         </w:rPr>
-        <w:t xml:space="preserve">Entre os pedidos aprovados, mostre </w:t>
-      </w:r>
-      <w:proofErr w:type="spellStart"/>
-      <w:r>
-        <w:rPr>
-          <w:sz w:val="24"/>
-          <w:szCs w:val="24"/>
-        </w:rPr>
-        <w:t>canal_venda</w:t>
-      </w:r>
-      <w:proofErr w:type="spellEnd"/>
-      <w:r>
-        <w:rPr>
-          <w:sz w:val="24"/>
-          <w:szCs w:val="24"/>
-        </w:rPr>
-        <w:t xml:space="preserve">, </w:t>
-      </w:r>
-      <w:proofErr w:type="spellStart"/>
-      <w:r>
-        <w:rPr>
-          <w:sz w:val="24"/>
-          <w:szCs w:val="24"/>
-        </w:rPr>
-        <w:t>forma_pagamento</w:t>
-      </w:r>
-      <w:proofErr w:type="spellEnd"/>
-      <w:r>
-        <w:rPr>
-          <w:sz w:val="24"/>
-          <w:szCs w:val="24"/>
-        </w:rPr>
-        <w:t>, quantidade de pedidos e faturamento, considerando apenas combinações com pelo menos 200 pedidos. Ordene pelo faturamento e mostre somente as 5 primeiras combinações</w:t>
+        <w:t>Entre os pedidos aprovados, mostre canal_venda, forma_pagamento, quantidade de pedidos e faturamento, considerando apenas combinações com pelo menos 200 pedidos. Ordene pelo faturamento e mostre somente as 5 primeiras combinações</w:t>
       </w:r>
       <w:r>
         <w:rPr>
@@ -7402,23 +6960,7 @@
           <w:sz w:val="24"/>
           <w:szCs w:val="24"/>
         </w:rPr>
-        <w:t xml:space="preserve">Observamos pela consulta, que a </w:t>
-      </w:r>
-      <w:proofErr w:type="spellStart"/>
-      <w:r>
-        <w:rPr>
-          <w:sz w:val="24"/>
-          <w:szCs w:val="24"/>
-        </w:rPr>
-        <w:t>Nexashop</w:t>
-      </w:r>
-      <w:proofErr w:type="spellEnd"/>
-      <w:r>
-        <w:rPr>
-          <w:sz w:val="24"/>
-          <w:szCs w:val="24"/>
-        </w:rPr>
-        <w:t xml:space="preserve"> possui com menor faturamento no Site pela forma de pagamento Cartão de Débito.</w:t>
+        <w:t>Observamos pela consulta, que a Nexashop possui com menor faturamento no Site pela forma de pagamento Cartão de Débito.</w:t>
       </w:r>
     </w:p>
     <w:p>
@@ -7716,25 +7258,14 @@
         </w:rPr>
         <w:t>(</w:t>
       </w:r>
-      <w:proofErr w:type="spellStart"/>
-      <w:r>
-        <w:rPr>
-          <w:b/>
-          <w:bCs/>
-          <w:sz w:val="24"/>
-          <w:szCs w:val="24"/>
-        </w:rPr>
-        <w:t>Emilly</w:t>
-      </w:r>
-      <w:proofErr w:type="spellEnd"/>
-      <w:r>
-        <w:rPr>
-          <w:b/>
-          <w:bCs/>
-          <w:sz w:val="24"/>
-          <w:szCs w:val="24"/>
-        </w:rPr>
-        <w:t xml:space="preserve"> da Silva da Luz</w:t>
+      <w:r>
+        <w:rPr>
+          <w:b/>
+          <w:bCs/>
+          <w:sz w:val="24"/>
+          <w:szCs w:val="24"/>
+        </w:rPr>
+        <w:t>Emilly da Silva da Luz</w:t>
       </w:r>
       <w:r>
         <w:rPr>
@@ -8106,25 +7637,14 @@
         </w:rPr>
         <w:t>(</w:t>
       </w:r>
-      <w:proofErr w:type="spellStart"/>
-      <w:r>
-        <w:rPr>
-          <w:b/>
-          <w:bCs/>
-          <w:sz w:val="24"/>
-          <w:szCs w:val="24"/>
-        </w:rPr>
-        <w:t>Emilly</w:t>
-      </w:r>
-      <w:proofErr w:type="spellEnd"/>
-      <w:r>
-        <w:rPr>
-          <w:b/>
-          <w:bCs/>
-          <w:sz w:val="24"/>
-          <w:szCs w:val="24"/>
-        </w:rPr>
-        <w:t xml:space="preserve"> da Silva da Luz </w:t>
+      <w:r>
+        <w:rPr>
+          <w:b/>
+          <w:bCs/>
+          <w:sz w:val="24"/>
+          <w:szCs w:val="24"/>
+        </w:rPr>
+        <w:t xml:space="preserve">Emilly da Silva da Luz </w:t>
       </w:r>
       <w:r>
         <w:rPr>
@@ -8151,23 +7671,7 @@
           <w:sz w:val="24"/>
           <w:szCs w:val="24"/>
         </w:rPr>
-        <w:t xml:space="preserve">Em uma reunião, um gestor da </w:t>
-      </w:r>
-      <w:proofErr w:type="spellStart"/>
-      <w:r>
-        <w:rPr>
-          <w:sz w:val="24"/>
-          <w:szCs w:val="24"/>
-        </w:rPr>
-        <w:t>NexaShop</w:t>
-      </w:r>
-      <w:proofErr w:type="spellEnd"/>
-      <w:r>
-        <w:rPr>
-          <w:sz w:val="24"/>
-          <w:szCs w:val="24"/>
-        </w:rPr>
-        <w:t xml:space="preserve"> afirmou que "pedidos pagos por boleto parecem cancelar mais". Isso é uma hipótese, não um fato — é trabalho da dupla confirmar ou refutar com dados, sem aceitar a afirmação apenas porque veio de um gestor.</w:t>
+        <w:t>Em uma reunião, um gestor da NexaShop afirmou que "pedidos pagos por boleto parecem cancelar mais". Isso é uma hipótese, não um fato — é trabalho da dupla confirmar ou refutar com dados, sem aceitar a afirmação apenas porque veio de um gestor.</w:t>
       </w:r>
       <w:r>
         <w:rPr>
@@ -8291,10 +7795,10 @@
           <w:noProof/>
         </w:rPr>
         <w:drawing>
-          <wp:inline distT="0" distB="0" distL="0" distR="0" wp14:anchorId="23A9C4E1" wp14:editId="72E50383">
-            <wp:extent cx="5748020" cy="3176270"/>
-            <wp:effectExtent l="0" t="0" r="5080" b="5080"/>
-            <wp:docPr id="811328209" name="Imagem 811328209"/>
+          <wp:inline distT="0" distB="0" distL="0" distR="0" wp14:anchorId="40948605" wp14:editId="2B4430A3">
+            <wp:extent cx="5743575" cy="3133725"/>
+            <wp:effectExtent l="0" t="0" r="9525" b="9525"/>
+            <wp:docPr id="2" name="Imagem 2"/>
             <wp:cNvGraphicFramePr>
               <a:graphicFrameLocks xmlns:a="http://schemas.openxmlformats.org/drawingml/2006/main" noChangeAspect="1"/>
             </wp:cNvGraphicFramePr>
@@ -8302,7 +7806,7 @@
               <a:graphicData uri="http://schemas.openxmlformats.org/drawingml/2006/picture">
                 <pic:pic xmlns:pic="http://schemas.openxmlformats.org/drawingml/2006/picture">
                   <pic:nvPicPr>
-                    <pic:cNvPr id="0" name="Picture 104"/>
+                    <pic:cNvPr id="0" name="Picture 1"/>
                     <pic:cNvPicPr>
                       <a:picLocks noChangeAspect="1" noChangeArrowheads="1"/>
                     </pic:cNvPicPr>
@@ -8323,7 +7827,7 @@
                   <pic:spPr bwMode="auto">
                     <a:xfrm>
                       <a:off x="0" y="0"/>
-                      <a:ext cx="5748020" cy="3176270"/>
+                      <a:ext cx="5743575" cy="3133725"/>
                     </a:xfrm>
                     <a:prstGeom prst="rect">
                       <a:avLst/>
@@ -8392,23 +7896,7 @@
           <w:sz w:val="24"/>
           <w:szCs w:val="24"/>
         </w:rPr>
-        <w:t xml:space="preserve">uais cidades geram mais faturamento para a </w:t>
-      </w:r>
-      <w:proofErr w:type="spellStart"/>
-      <w:r>
-        <w:rPr>
-          <w:sz w:val="24"/>
-          <w:szCs w:val="24"/>
-        </w:rPr>
-        <w:t>NexaShop</w:t>
-      </w:r>
-      <w:proofErr w:type="spellEnd"/>
-      <w:r>
-        <w:rPr>
-          <w:sz w:val="24"/>
-          <w:szCs w:val="24"/>
-        </w:rPr>
-        <w:t>?</w:t>
+        <w:t>uais cidades geram mais faturamento para a NexaShop?</w:t>
       </w:r>
     </w:p>
     <w:p>
@@ -8423,14 +7911,14 @@
           <w:sz w:val="24"/>
           <w:szCs w:val="24"/>
         </w:rPr>
-        <w:t xml:space="preserve">Resultado: </w:t>
-      </w:r>
-      <w:r>
-        <w:rPr>
-          <w:sz w:val="24"/>
-          <w:szCs w:val="24"/>
-        </w:rPr>
-        <w:t xml:space="preserve">Criciúma, </w:t>
+        <w:t>Resultado:</w:t>
+      </w:r>
+      <w:r>
+        <w:rPr>
+          <w:sz w:val="24"/>
+          <w:szCs w:val="24"/>
+        </w:rPr>
+        <w:t xml:space="preserve"> </w:t>
       </w:r>
       <w:r>
         <w:rPr>
@@ -8444,7 +7932,23 @@
           <w:sz w:val="24"/>
           <w:szCs w:val="24"/>
         </w:rPr>
-        <w:t xml:space="preserve"> e Itajaí são as 3 cidades que mais geram faturamento.</w:t>
+        <w:t>,</w:t>
+      </w:r>
+      <w:r>
+        <w:rPr>
+          <w:b/>
+          <w:bCs/>
+          <w:sz w:val="24"/>
+          <w:szCs w:val="24"/>
+        </w:rPr>
+        <w:t xml:space="preserve"> </w:t>
+      </w:r>
+      <w:r>
+        <w:rPr>
+          <w:sz w:val="24"/>
+          <w:szCs w:val="24"/>
+        </w:rPr>
+        <w:t>Criciúma e Itajaí são as 3 cidades que mais geram faturamento.</w:t>
       </w:r>
     </w:p>
     <w:p>
@@ -8769,6 +8273,7 @@
       </w:pPr>
       <w:r>
         <w:rPr>
+          <w:noProof/>
           <w:sz w:val="24"/>
           <w:szCs w:val="24"/>
         </w:rPr>
@@ -8864,6 +8369,7 @@
         <w:rPr>
           <w:b/>
           <w:bCs/>
+          <w:noProof/>
           <w:sz w:val="24"/>
           <w:szCs w:val="24"/>
         </w:rPr>
@@ -8998,23 +8504,7 @@
           <w:rFonts w:ascii="Arial" w:hAnsi="Arial" w:cs="Arial"/>
           <w:color w:val="000000" w:themeColor="text1"/>
         </w:rPr>
-        <w:t xml:space="preserve">Os 3 principais insights encontrados e 1 recomendação de negócio para a </w:t>
-      </w:r>
-      <w:proofErr w:type="spellStart"/>
-      <w:r>
-        <w:rPr>
-          <w:rFonts w:ascii="Arial" w:hAnsi="Arial" w:cs="Arial"/>
-          <w:color w:val="000000" w:themeColor="text1"/>
-        </w:rPr>
-        <w:t>NexaShop</w:t>
-      </w:r>
-      <w:proofErr w:type="spellEnd"/>
-      <w:r>
-        <w:rPr>
-          <w:rFonts w:ascii="Arial" w:hAnsi="Arial" w:cs="Arial"/>
-          <w:color w:val="000000" w:themeColor="text1"/>
-        </w:rPr>
-        <w:t xml:space="preserve">. </w:t>
+        <w:t xml:space="preserve">Os 3 principais insights encontrados e 1 recomendação de negócio para a NexaShop. </w:t>
       </w:r>
       <w:r>
         <w:rPr>
@@ -9061,14 +8551,7 @@
           <w:rFonts w:ascii="Arial" w:hAnsi="Arial" w:cs="Arial"/>
           <w:color w:val="000000"/>
         </w:rPr>
-        <w:t>esse resultado pode indicar uma maior desistência dos clientes que escolhem pagar por boleto, já que a geração do boleto não significa necessariamente que o pagamento será realizado. Isso pode representar vendas iniciadas que não chegam a ser concluídas.</w:t>
-      </w:r>
-      <w:r>
-        <w:rPr>
-          <w:rFonts w:ascii="Arial" w:hAnsi="Arial" w:cs="Arial"/>
-          <w:color w:val="000000"/>
-        </w:rPr>
-        <w:t xml:space="preserve"> </w:t>
+        <w:t xml:space="preserve">esse resultado pode indicar uma maior desistência dos clientes que escolhem pagar por boleto, já que a geração do boleto não significa necessariamente que o pagamento será realizado. Isso pode representar vendas iniciadas que não chegam a ser concluídas. </w:t>
       </w:r>
     </w:p>
     <w:p>
@@ -9220,7 +8703,6 @@
         </w:rPr>
         <w:t>(</w:t>
       </w:r>
-      <w:proofErr w:type="spellStart"/>
       <w:r>
         <w:rPr>
           <w:rFonts w:ascii="Arial" w:hAnsi="Arial" w:cs="Arial"/>
@@ -9228,17 +8710,7 @@
           <w:bCs/>
           <w:color w:val="000000"/>
         </w:rPr>
-        <w:t>Emilly</w:t>
-      </w:r>
-      <w:proofErr w:type="spellEnd"/>
-      <w:r>
-        <w:rPr>
-          <w:rFonts w:ascii="Arial" w:hAnsi="Arial" w:cs="Arial"/>
-          <w:b/>
-          <w:bCs/>
-          <w:color w:val="000000"/>
-        </w:rPr>
-        <w:t xml:space="preserve"> da Silva da Luz</w:t>
+        <w:t>Emilly da Silva da Luz</w:t>
       </w:r>
       <w:r>
         <w:rPr>
@@ -9325,21 +8797,7 @@
           <w:rFonts w:ascii="Arial" w:hAnsi="Arial" w:cs="Arial"/>
           <w:color w:val="000000"/>
         </w:rPr>
-        <w:t>Dos 500 pedidos registrados, 350 foram aprovados, representando uma taxa de aprovação de 70%. Isso significa que aproximadamente 30% dos pedidos não chegam à aprovação, ficando entre cancelados, pendentes ou reembolsados.</w:t>
-      </w:r>
-      <w:r>
-        <w:rPr>
-          <w:rFonts w:ascii="Arial" w:hAnsi="Arial" w:cs="Arial"/>
-          <w:color w:val="000000"/>
-        </w:rPr>
-        <w:t xml:space="preserve"> </w:t>
-      </w:r>
-      <w:r>
-        <w:rPr>
-          <w:rFonts w:ascii="Arial" w:hAnsi="Arial" w:cs="Arial"/>
-          <w:color w:val="000000"/>
-        </w:rPr>
-        <w:t>o pagamento, e nesse tempo o cliente muda de ideia</w:t>
+        <w:t>Dos 500 pedidos registrados, 350 foram aprovados, representando uma taxa de aprovação de 70%. Isso significa que aproximadamente 30% dos pedidos não chegam à aprovação, ficando entre cancelados, pendentes ou reembolsados. o pagamento, e nesse tempo o cliente muda de ideia</w:t>
       </w:r>
       <w:r>
         <w:rPr>
@@ -9795,33 +9253,7 @@
           <w:szCs w:val="24"/>
           <w:lang w:eastAsia="pt-BR"/>
         </w:rPr>
-        <w:t>(</w:t>
-      </w:r>
-      <w:proofErr w:type="spellStart"/>
-      <w:r>
-        <w:rPr>
-          <w:rFonts w:eastAsia="Times New Roman"/>
-          <w:b/>
-          <w:bCs/>
-          <w:color w:val="000000"/>
-          <w:sz w:val="24"/>
-          <w:szCs w:val="24"/>
-          <w:lang w:eastAsia="pt-BR"/>
-        </w:rPr>
-        <w:t>Emilly</w:t>
-      </w:r>
-      <w:proofErr w:type="spellEnd"/>
-      <w:r>
-        <w:rPr>
-          <w:rFonts w:eastAsia="Times New Roman"/>
-          <w:b/>
-          <w:bCs/>
-          <w:color w:val="000000"/>
-          <w:sz w:val="24"/>
-          <w:szCs w:val="24"/>
-          <w:lang w:eastAsia="pt-BR"/>
-        </w:rPr>
-        <w:t xml:space="preserve"> da Silva da Luz - 2026)</w:t>
+        <w:t>(Emilly da Silva da Luz - 2026)</w:t>
       </w:r>
       <w:r>
         <w:rPr>
@@ -9883,29 +9315,7 @@
           <w:szCs w:val="24"/>
           <w:lang w:eastAsia="pt-BR"/>
         </w:rPr>
-        <w:t xml:space="preserve">Foi identificado que existem clientes cadastrados sem número de telefone, apresentando valores nulos nesse campo. Recomenda-se que a </w:t>
-      </w:r>
-      <w:proofErr w:type="spellStart"/>
-      <w:r>
-        <w:rPr>
-          <w:rFonts w:eastAsia="Times New Roman"/>
-          <w:color w:val="000000"/>
-          <w:sz w:val="24"/>
-          <w:szCs w:val="24"/>
-          <w:lang w:eastAsia="pt-BR"/>
-        </w:rPr>
-        <w:t>NexaShop</w:t>
-      </w:r>
-      <w:proofErr w:type="spellEnd"/>
-      <w:r>
-        <w:rPr>
-          <w:rFonts w:eastAsia="Times New Roman"/>
-          <w:color w:val="000000"/>
-          <w:sz w:val="24"/>
-          <w:szCs w:val="24"/>
-          <w:lang w:eastAsia="pt-BR"/>
-        </w:rPr>
-        <w:t xml:space="preserve"> incentive a atualização desses dados e implemente validações no momento do cadastro para reduzir a quantidade de informações ausentes.</w:t>
+        <w:t>Foi identificado que existem clientes cadastrados sem número de telefone, apresentando valores nulos nesse campo. Recomenda-se que a NexaShop incentive a atualização desses dados e implemente validações no momento do cadastro para reduzir a quantidade de informações ausentes.</w:t>
       </w:r>
     </w:p>
     <w:p>
@@ -13056,6 +12466,7 @@
   <w:style w:type="character" w:default="1" w:styleId="Fontepargpadro">
     <w:name w:val="Default Paragraph Font"/>
     <w:uiPriority w:val="1"/>
+    <w:semiHidden/>
     <w:unhideWhenUsed/>
   </w:style>
   <w:style w:type="table" w:default="1" w:styleId="Tabelanormal">
